--- a/UniFlow_Final_Engineering_Report.docx
+++ b/UniFlow_Final_Engineering_Report.docx
@@ -564,12 +564,55 @@
       </w:r>
     </w:p>
     <w:p>
+      <w:pPr>
+        <w:jc w:val="center"/>
+      </w:pPr>
+      <w:r/>
+      <w:r>
+        <w:drawing>
+          <wp:inline xmlns:a="http://schemas.openxmlformats.org/drawingml/2006/main" xmlns:pic="http://schemas.openxmlformats.org/drawingml/2006/picture">
+            <wp:extent cx="5760720" cy="1538112"/>
+            <wp:docPr id="1" name="Picture 1"/>
+            <wp:cNvGraphicFramePr>
+              <a:graphicFrameLocks noChangeAspect="1"/>
+            </wp:cNvGraphicFramePr>
+            <a:graphic>
+              <a:graphicData uri="http://schemas.openxmlformats.org/drawingml/2006/picture">
+                <pic:pic>
+                  <pic:nvPicPr>
+                    <pic:cNvPr id="0" name="architecture.png"/>
+                    <pic:cNvPicPr/>
+                  </pic:nvPicPr>
+                  <pic:blipFill>
+                    <a:blip r:embed="rId8"/>
+                    <a:stretch>
+                      <a:fillRect/>
+                    </a:stretch>
+                  </pic:blipFill>
+                  <pic:spPr>
+                    <a:xfrm>
+                      <a:off x="0" y="0"/>
+                      <a:ext cx="5760720" cy="1538112"/>
+                    </a:xfrm>
+                    <a:prstGeom prst="rect"/>
+                  </pic:spPr>
+                </pic:pic>
+              </a:graphicData>
+            </a:graphic>
+          </wp:inline>
+        </w:drawing>
+      </w:r>
+    </w:p>
+    <w:p>
+      <w:pPr>
+        <w:jc w:val="center"/>
+      </w:pPr>
       <w:r>
         <w:rPr>
-          <w:b/>
-          <w:highlight w:val="yellow"/>
+          <w:i/>
+          <w:sz w:val="20"/>
         </w:rPr>
-        <w:t>[TO ADD: Insert the architecture diagram. Render the Week 6 diagram in docs/Week3_RAG_Architecture.md (mermaid.live accepts the code block) and paste it here as Figure 1.]</w:t>
+        <w:t>Figure 1. System architecture: guardrails, RAG and agent/tool pipelines over the model client, deterministic rules, memory and observability, with human-only approval outside the agent.</w:t>
       </w:r>
     </w:p>
     <w:tbl>
@@ -3326,7 +3369,7 @@
         <w:spacing w:after="40"/>
       </w:pPr>
       <w:r>
-        <w:t>F. AI Engineering Log summary</w:t>
+        <w:t>F. AI Engineering Log: docs/AI_Engineering_Log.md (tool, task, human review, per week)</w:t>
       </w:r>
     </w:p>
     <w:p>
@@ -3344,7 +3387,7 @@
           <w:b/>
           <w:highlight w:val="yellow"/>
         </w:rPr>
-        <w:t>[TO ADD: Attach or link each appendix; Appendix F needs a short AI Engineering Log (tool, what it was used for, how output was checked).]</w:t>
+        <w:t>Appendices A-E and G point to files already in the repository at the paths above. Appendix F (docs/AI_Engineering_Log.md) logs which tool (Claude Code or Cursor) was used per week, what it was asked to do, and what a team member reviewed or changed before accepting it — including one entry where AI-generated evaluation evidence was reviewed, found to violate the project's own no-pre-filled-verdicts rule, and reverted.</w:t>
       </w:r>
     </w:p>
     <w:sectPr>

--- a/UniFlow_Final_Engineering_Report.docx
+++ b/UniFlow_Final_Engineering_Report.docx
@@ -2209,10 +2209,10 @@
     <w:p>
       <w:r>
         <w:rPr>
-          <w:b/>
-          <w:highlight w:val="yellow"/>
+          <w:b w:val="0"/>
+          <w:i w:val="0"/>
         </w:rPr>
-        <w:t>[TO ADD: Stability run v1.2 from the evidence pack: results and compare_eval.py v1.1 vs v1.2 output (open issue O4). Report any regression honestly.]</w:t>
+        <w:t>Stability re-run (open issue O4). The 33-scenario suite was run a third time (v1.2, same cases, Groq openai/gpt-oss-120b). Automated criteria scored 33/33 with one flagged item: FE-12's content check failed (evidence/traces/rag/20261023T205222_..._FE-12.json), worth a close read before its verdict is assigned. Comparing v1.1 to v1.2 on automated criteria: 1 case improved (FE-25, partial to ok), 0 regressions. Human verdicts for v1.2 were not pre-filled and remain to be scored by reading each trace, the same rule every version of this evaluation has followed since the Week 7 revert; see evidence/final_pack/README.md and compare_v1.1_v1.2.txt.</w:t>
       </w:r>
     </w:p>
     <w:p>
@@ -2753,10 +2753,10 @@
     <w:p>
       <w:r>
         <w:rPr>
-          <w:b/>
-          <w:highlight w:val="yellow"/>
+          <w:b w:val="0"/>
+          <w:i w:val="0"/>
         </w:rPr>
-        <w:t>[TO ADD: Evidence pack location and contents (Emmanuel's deliverable): link to evidence/final_pack/README.md.]</w:t>
+        <w:t>The full evidence pack is evidence/final_pack/README.md: links (not copies) to every evaluation CSV and summary across all eight weeks, the Week 7 documentation, compare_eval.py and log_summary.py output, pytest results, and a before/after trace table for every F1-F7 failure in the catalogue.</w:t>
       </w:r>
     </w:p>
     <w:p>
@@ -2790,10 +2790,10 @@
     <w:p>
       <w:r>
         <w:rPr>
-          <w:b/>
-          <w:highlight w:val="yellow"/>
+          <w:b w:val="0"/>
+          <w:i w:val="0"/>
         </w:rPr>
-        <w:t>[TO ADD: Final repository evidence and ClickUp board (Yohana's deliverable): board link, screenshot reference, and docs/Contributions.md.]</w:t>
+        <w:t>Repository: https://github.com/BSSE-FINAL-YEAR/UniFlow. ClickUp board: https://app.clickup.com/1200410000004069/v/l/t/1200410000004069. Member-by-week task ownership with commit-level evidence is in docs/Contributions.md. A board screenshot for evidence/screenshots/ and confirmation that every week's ClickUp tasks are logged Done are still outstanding at the time of writing.</w:t>
       </w:r>
     </w:p>
     <w:p>
@@ -3252,10 +3252,10 @@
     <w:p>
       <w:r>
         <w:rPr>
-          <w:b/>
-          <w:highlight w:val="yellow"/>
+          <w:b w:val="0"/>
+          <w:i w:val="0"/>
         </w:rPr>
-        <w:t>[TO ADD: Individual reflections or a contributions summary, one short paragraph per member, if the group wants them.]</w:t>
+        <w:t>A per-member, per-week contribution summary with commit-level evidence is in docs/Contributions.md. Individual reflections are optional per the brief and are not included here; any member may add a short paragraph before submission.</w:t>
       </w:r>
     </w:p>
     <w:p>

--- a/UniFlow_Final_Engineering_Report.docx
+++ b/UniFlow_Final_Engineering_Report.docx
@@ -2726,7 +2726,7 @@
     </w:p>
     <w:p>
       <w:r>
-        <w:t>Testing. 107 offline tests run without an API key, covering rules, retrieval, tools, the agent loop, memory, observability, guardrails, rate limits, evaluation scoring and prompt-specification drift. Tests are isolated from the evidence folders so test runs never mix with real evidence.</w:t>
+        <w:t>Testing. 108 offline tests run without an API key, covering rules, retrieval, tools, the agent loop, memory, observability, guardrails, rate limits, evaluation scoring and prompt-specification drift. Tests are isolated from the evidence folders so test runs never mix with real evidence.</w:t>
       </w:r>
     </w:p>
     <w:p>

--- a/UniFlow_Final_Engineering_Report.docx
+++ b/UniFlow_Final_Engineering_Report.docx
@@ -564,12 +564,55 @@
       </w:r>
     </w:p>
     <w:p>
+      <w:pPr>
+        <w:jc w:val="center"/>
+      </w:pPr>
+      <w:r/>
+      <w:r>
+        <w:drawing>
+          <wp:inline xmlns:a="http://schemas.openxmlformats.org/drawingml/2006/main" xmlns:pic="http://schemas.openxmlformats.org/drawingml/2006/picture">
+            <wp:extent cx="5760720" cy="1538112"/>
+            <wp:docPr id="1" name="Picture 1"/>
+            <wp:cNvGraphicFramePr>
+              <a:graphicFrameLocks noChangeAspect="1"/>
+            </wp:cNvGraphicFramePr>
+            <a:graphic>
+              <a:graphicData uri="http://schemas.openxmlformats.org/drawingml/2006/picture">
+                <pic:pic>
+                  <pic:nvPicPr>
+                    <pic:cNvPr id="0" name="architecture.png"/>
+                    <pic:cNvPicPr/>
+                  </pic:nvPicPr>
+                  <pic:blipFill>
+                    <a:blip r:embed="rId8"/>
+                    <a:stretch>
+                      <a:fillRect/>
+                    </a:stretch>
+                  </pic:blipFill>
+                  <pic:spPr>
+                    <a:xfrm>
+                      <a:off x="0" y="0"/>
+                      <a:ext cx="5760720" cy="1538112"/>
+                    </a:xfrm>
+                    <a:prstGeom prst="rect"/>
+                  </pic:spPr>
+                </pic:pic>
+              </a:graphicData>
+            </a:graphic>
+          </wp:inline>
+        </w:drawing>
+      </w:r>
+    </w:p>
+    <w:p>
+      <w:pPr>
+        <w:jc w:val="center"/>
+      </w:pPr>
       <w:r>
         <w:rPr>
-          <w:b/>
-          <w:highlight w:val="yellow"/>
+          <w:i/>
+          <w:sz w:val="20"/>
         </w:rPr>
-        <w:t>[TO ADD: Insert the architecture diagram. Render the Week 6 diagram in docs/Week3_RAG_Architecture.md (mermaid.live accepts the code block) and paste it here as Figure 1.]</w:t>
+        <w:t>Figure 1. System architecture: guardrails, RAG and agent/tool pipelines over the model client, deterministic rules, memory and observability, with human-only approval outside the agent.</w:t>
       </w:r>
     </w:p>
     <w:tbl>
@@ -2166,10 +2209,10 @@
     <w:p>
       <w:r>
         <w:rPr>
-          <w:b/>
-          <w:highlight w:val="yellow"/>
+          <w:b w:val="0"/>
+          <w:i w:val="0"/>
         </w:rPr>
-        <w:t>[TO ADD: Stability run v1.2 from the evidence pack: results and compare_eval.py v1.1 vs v1.2 output (open issue O4). Report any regression honestly.]</w:t>
+        <w:t>Stability re-run (open issue O4). The 33-scenario suite was run a third time (v1.2, same cases, Groq openai/gpt-oss-120b). Automated criteria scored 33/33 with one flagged item: FE-12's content check failed (evidence/traces/rag/20261023T205222_..._FE-12.json), worth a close read before its verdict is assigned. Comparing v1.1 to v1.2 on automated criteria: 1 case improved (FE-25, partial to ok), 0 regressions. Human verdicts for v1.2 were not pre-filled and remain to be scored by reading each trace, the same rule every version of this evaluation has followed since the Week 7 revert; see evidence/final_pack/README.md and compare_v1.1_v1.2.txt.</w:t>
       </w:r>
     </w:p>
     <w:p>
@@ -2710,10 +2753,10 @@
     <w:p>
       <w:r>
         <w:rPr>
-          <w:b/>
-          <w:highlight w:val="yellow"/>
+          <w:b w:val="0"/>
+          <w:i w:val="0"/>
         </w:rPr>
-        <w:t>[TO ADD: Evidence pack location and contents (Emmanuel's deliverable): link to evidence/final_pack/README.md.]</w:t>
+        <w:t>The full evidence pack is evidence/final_pack/README.md: links (not copies) to every evaluation CSV and summary across all eight weeks, the Week 7 documentation, compare_eval.py and log_summary.py output, pytest results, and a before/after trace table for every F1-F7 failure in the catalogue.</w:t>
       </w:r>
     </w:p>
     <w:p>
@@ -2747,10 +2790,10 @@
     <w:p>
       <w:r>
         <w:rPr>
-          <w:b/>
-          <w:highlight w:val="yellow"/>
+          <w:b w:val="0"/>
+          <w:i w:val="0"/>
         </w:rPr>
-        <w:t>[TO ADD: Final repository evidence and ClickUp board (Yohana's deliverable): board link, screenshot reference, and docs/Contributions.md.]</w:t>
+        <w:t>Repository: https://github.com/BSSE-FINAL-YEAR/UniFlow. ClickUp board: https://app.clickup.com/1200410000004069/v/l/t/1200410000004069. Member-by-week task ownership with commit-level evidence is in docs/Contributions.md. A board screenshot for evidence/screenshots/ and confirmation that every week's ClickUp tasks are logged Done are still outstanding at the time of writing.</w:t>
       </w:r>
     </w:p>
     <w:p>
@@ -3209,10 +3252,10 @@
     <w:p>
       <w:r>
         <w:rPr>
-          <w:b/>
-          <w:highlight w:val="yellow"/>
+          <w:b w:val="0"/>
+          <w:i w:val="0"/>
         </w:rPr>
-        <w:t>[TO ADD: Individual reflections or a contributions summary, one short paragraph per member, if the group wants them.]</w:t>
+        <w:t>A per-member, per-week contribution summary with commit-level evidence is in docs/Contributions.md. Individual reflections are optional per the brief and are not included here; any member may add a short paragraph before submission.</w:t>
       </w:r>
     </w:p>
     <w:p>
@@ -3326,7 +3369,7 @@
         <w:spacing w:after="40"/>
       </w:pPr>
       <w:r>
-        <w:t>F. AI Engineering Log summary</w:t>
+        <w:t>F. AI Engineering Log: docs/AI_Engineering_Log.md (tool, task, human review, per week)</w:t>
       </w:r>
     </w:p>
     <w:p>
@@ -3344,7 +3387,7 @@
           <w:b/>
           <w:highlight w:val="yellow"/>
         </w:rPr>
-        <w:t>[TO ADD: Attach or link each appendix; Appendix F needs a short AI Engineering Log (tool, what it was used for, how output was checked).]</w:t>
+        <w:t>Appendices A-E and G point to files already in the repository at the paths above. Appendix F (docs/AI_Engineering_Log.md) logs which tool (Claude Code or Cursor) was used per week, what it was asked to do, and what a team member reviewed or changed before accepting it — including one entry where AI-generated evaluation evidence was reviewed, found to violate the project's own no-pre-filled-verdicts rule, and reverted.</w:t>
       </w:r>
     </w:p>
     <w:sectPr>

--- a/UniFlow_Final_Engineering_Report.docx
+++ b/UniFlow_Final_Engineering_Report.docx
@@ -167,7 +167,7 @@
     </w:p>
     <w:p>
       <w:r>
-        <w:t>Principal limitation. Retrieval is exact-word BM25, so ordinary questions can still miss a relevant document; the fix applied guarantees that the two policy documents deciding refusals are always in context, but does not improve search itself. Each evaluation version was run once, so stability across repeated runs is not yet established.</w:t>
+        <w:t>Principal limitation. Retrieval is exact-word BM25, so ordinary questions can still miss a relevant document; the fix applied guarantees that the two policy documents deciding refusals are always in context, but does not improve search itself. A second live run of the full suite (v1.2) scored the same aggregate as v1.1 (32 PASS / 1 PARTIAL / 0 FAIL), but the specific case that was imperfect changed between runs, showing the model is stable in aggregate but not per-case across a re-run.</w:t>
       </w:r>
     </w:p>
     <w:p>
@@ -2212,7 +2212,7 @@
           <w:b w:val="0"/>
           <w:i w:val="0"/>
         </w:rPr>
-        <w:t>Stability re-run (open issue O4). The 33-scenario suite was run a third time (v1.2, same cases, Groq openai/gpt-oss-120b). Automated criteria scored 33/33 with one flagged item: FE-12's content check failed (evidence/traces/rag/20261023T205222_..._FE-12.json), worth a close read before its verdict is assigned. Comparing v1.1 to v1.2 on automated criteria: 1 case improved (FE-25, partial to ok), 0 regressions. Human verdicts for v1.2 were not pre-filled and remain to be scored by reading each trace, the same rule every version of this evaluation has followed since the Week 7 revert; see evidence/final_pack/README.md and compare_v1.1_v1.2.txt.</w:t>
+        <w:t>Stability re-run (open issue O4). The 33-scenario suite was run a third time (v1.2, same cases, Groq openai/gpt-oss-120b), with every verdict read and assigned by hand, the same rule every version of this evaluation has followed since the Week 7 revert. Result: 32 PASS / 1 PARTIAL / 0 FAIL, the same aggregate as v1.1. The one PARTIAL moved: FE-25 (a tool-retry case, PARTIAL in v1.1) is now PASS; FE-12 (PASS in v1.1) is now PARTIAL. Both v1.1 and v1.2 correctly answer FE-12's underlying question (a Year 3 BIST student cannot study in the evening), grounded in the same source, but v1.1's answer explicitly said "Day (PS)" and v1.2's did not, missing that case's specific wording check. This is genuine evidence for O4: aggregate correctness held across the re-run; exact wording on a specific case did not. See evidence/final_pack/README.md and compare_v1.1_v1.2.txt for the full comparison.</w:t>
       </w:r>
     </w:p>
     <w:p>
@@ -3180,7 +3180,7 @@
         <w:spacing w:after="40"/>
       </w:pPr>
       <w:r>
-        <w:t>Each evaluation version ran once; stability is not yet measured.</w:t>
+        <w:t>A second full run (v1.2) scored the same aggregate as v1.1, but the one imperfect case changed between runs (see Section 8.2) - two runs is evidence of aggregate stability, not yet proof of per-case stability.</w:t>
       </w:r>
     </w:p>
     <w:p>

--- a/UniFlow_Final_Engineering_Report.docx
+++ b/UniFlow_Final_Engineering_Report.docx
@@ -2779,7 +2779,7 @@
     </w:p>
     <w:p>
       <w:r>
-        <w:t>Version control and review. 32 commits from all four members. When a Week 7 change evaluated the system with scripted model replies only, it was reverted with a documented reason rather than deleted from history, and the work redone with live runs.</w:t>
+        <w:t>Version control and review. 48 commits from all four members. When a Week 7 change evaluated the system with scripted model replies only, it was reverted with a documented reason rather than deleted from history, and the work redone with live runs.</w:t>
       </w:r>
     </w:p>
     <w:p>

--- a/UniFlow_Final_Engineering_Report.docx
+++ b/UniFlow_Final_Engineering_Report.docx
@@ -2784,7 +2784,7 @@
     </w:p>
     <w:p>
       <w:r>
-        <w:t>Reproducibility and deployment. Release v1.0.0 is a tagged commit with README run instructions: install, run the offline tests, add a key, run the pipelines and the evaluation. Every evaluation summary records the model, commit and prompt fingerprint. There is no hosted deployment; the system is a reproducibly runnable local application, as the brief permits.</w:t>
+        <w:t>Reproducibility and deployment. Release v1.0.0 is a tagged commit with README run instructions: install, run the offline tests, add a key, run the pipelines and the evaluation. Every evaluation summary records the model, commit and prompt fingerprint. There is no hosted deployment; the system is a reproducibly runnable local application, as the brief permits. The same commands are what the live presentation runs end to end (Appendix H).</w:t>
       </w:r>
     </w:p>
     <w:p>
@@ -3382,12 +3382,20 @@
       </w:r>
     </w:p>
     <w:p>
+      <w:pPr>
+        <w:pStyle w:val="ListBullet"/>
+      </w:pPr>
+      <w:r>
+        <w:t>H. Live presentation and demonstration: UniFlow_Final_Presentation.pptx, docs/Week8_Live_Demo_Cue_Sheet.md</w:t>
+      </w:r>
+    </w:p>
+    <w:p>
       <w:r>
         <w:rPr>
           <w:b/>
           <w:highlight w:val="yellow"/>
         </w:rPr>
-        <w:t>Appendices A-E and G point to files already in the repository at the paths above. Appendix F (docs/AI_Engineering_Log.md) logs which tool (Claude Code or Cursor) was used per week, what it was asked to do, and what a team member reviewed or changed before accepting it — including one entry where AI-generated evaluation evidence was reviewed, found to violate the project's own no-pre-filled-verdicts rule, and reverted.</w:t>
+        <w:t>Appendices A-E, G and H point to files already in the repository at the paths above. Appendix F (docs/AI_Engineering_Log.md) logs which tool (Claude Code or Cursor) was used per week, what it was asked to do, and what a team member reviewed or changed before accepting it — including one entry where AI-generated evaluation evidence was reviewed, found to violate the project's own no-pre-filled-verdicts rule, and reverted. Appendix H's cue sheet lists the exact live-demo commands, their expected output, and a backup trace for each in case the API is unreachable during the presentation.</w:t>
       </w:r>
     </w:p>
     <w:sectPr>

--- a/UniFlow_Final_Engineering_Report.docx
+++ b/UniFlow_Final_Engineering_Report.docx
@@ -39,12 +39,21 @@
       <w:pPr>
         <w:jc w:val="center"/>
       </w:pPr>
+      <w:proofErr w:type="spellStart"/>
       <w:r>
         <w:rPr>
           <w:b/>
           <w:sz w:val="40"/>
         </w:rPr>
-        <w:t>UniFlow: An AI-Native QA Agent for a University Academic Management System</w:t>
+        <w:t>UniFlow</w:t>
+      </w:r>
+      <w:proofErr w:type="spellEnd"/>
+      <w:r>
+        <w:rPr>
+          <w:b/>
+          <w:sz w:val="40"/>
+        </w:rPr>
+        <w:t>: An AI-Native QA Agent for a University Academic Management System</w:t>
       </w:r>
     </w:p>
     <w:p>
@@ -62,8 +71,16 @@
     <w:p>
       <w:pPr>
         <w:jc w:val="center"/>
+        <w:rPr>
+          <w:b/>
+          <w:bCs/>
+        </w:rPr>
       </w:pPr>
       <w:r>
+        <w:rPr>
+          <w:b/>
+          <w:bCs/>
+        </w:rPr>
         <w:t>8-Week AI-Native and Agentic Engineering Capstone | Release v1.0.0</w:t>
       </w:r>
     </w:p>
@@ -92,7 +109,15 @@
         <w:jc w:val="center"/>
       </w:pPr>
       <w:r>
-        <w:t>Swale Sebabe Abdu, 23/U/23779 (AI/Agent Lead)</w:t>
+        <w:t xml:space="preserve">Swale </w:t>
+      </w:r>
+      <w:proofErr w:type="spellStart"/>
+      <w:r>
+        <w:t>Sebabe</w:t>
+      </w:r>
+      <w:proofErr w:type="spellEnd"/>
+      <w:r>
+        <w:t xml:space="preserve"> Abdu, 23/U/23779 (AI/Agent Lead)</w:t>
       </w:r>
     </w:p>
     <w:p>
@@ -117,7 +142,15 @@
         <w:jc w:val="center"/>
       </w:pPr>
       <w:r>
-        <w:t>Course Convener: Dr Kamulegeya Grace B (PhD)</w:t>
+        <w:t xml:space="preserve">Course Convener: Dr </w:t>
+      </w:r>
+      <w:proofErr w:type="spellStart"/>
+      <w:r>
+        <w:t>Kamulegeya</w:t>
+      </w:r>
+      <w:proofErr w:type="spellEnd"/>
+      <w:r>
+        <w:t xml:space="preserve"> Grace B (PhD)</w:t>
       </w:r>
     </w:p>
     <w:p>
@@ -152,7 +185,15 @@
     </w:p>
     <w:p>
       <w:r>
-        <w:t>Quality assurance of university academic-management software is slow and tends to miss edge and failure cases: duplicate student numbers, invalid study-mode combinations, prerequisite violations, excessive course loads and timetable conflicts. UniFlow is a bounded, AI-native QA agent for a QA engineer testing a simulated academic-management system covering three workflows: student registration, course registration and timetable generation.</w:t>
+        <w:t xml:space="preserve">Quality assurance of university academic-management software is slow and tends to miss edge and failure cases: duplicate student numbers, invalid study-mode combinations, prerequisite violations, excessive course loads and timetable conflicts. </w:t>
+      </w:r>
+      <w:proofErr w:type="spellStart"/>
+      <w:r>
+        <w:t>UniFlow</w:t>
+      </w:r>
+      <w:proofErr w:type="spellEnd"/>
+      <w:r>
+        <w:t xml:space="preserve"> is a bounded, AI-native QA agent for a QA engineer testing a simulated academic-management system covering three workflows: student registration, course registration and timetable generation.</w:t>
       </w:r>
     </w:p>
     <w:p>
@@ -167,7 +208,7 @@
     </w:p>
     <w:p>
       <w:r>
-        <w:t>Principal limitation. Retrieval is exact-word BM25, so ordinary questions can still miss a relevant document; the fix applied guarantees that the two policy documents deciding refusals are always in context, but does not improve search itself. Each evaluation version was run once, so stability across repeated runs is not yet established.</w:t>
+        <w:t>Principal limitation. Retrieval is exact-word BM25, so ordinary questions can still miss a relevant document; the fix applied guarantees that the two policy documents deciding refusals are always in context, but does not improve search itself. A second live run of the full suite (v1.2) scored the same aggregate as v1.1 (32 PASS / 1 PARTIAL / 0 FAIL), but the specific case that was imperfect changed between runs, showing the model is stable in aggregate but not per-case across a re-run.</w:t>
       </w:r>
     </w:p>
     <w:p>
@@ -188,7 +229,15 @@
     </w:p>
     <w:p>
       <w:r>
-        <w:t>The System Under Test simulates two colleges: the College of Computing and Information Sciences (BSc Software Engineering, BSc Computer Science, BSc Information Systems Technology) and the College of Engineering, Art and Design (four BSc programmes). All data is synthetic and team-created; no real student data is used anywhere. The primary user is a QA engineer; the agent supports them by answering rule questions with citations, checking requests against the rules, and drafting defect reports for human review.</w:t>
+        <w:t xml:space="preserve">The System Under Test simulates two colleges: the College of Computing and Information Sciences (BSc Software Engineering, BSc Computer Science, BSc Information Systems Technology) and the College of Engineering, Art and Design (four BSc </w:t>
+      </w:r>
+      <w:proofErr w:type="spellStart"/>
+      <w:r>
+        <w:t>programmes</w:t>
+      </w:r>
+      <w:proofErr w:type="spellEnd"/>
+      <w:r>
+        <w:t>). All data is synthetic and team-created; no real student data is used anywhere. The primary user is a QA engineer; the agent supports them by answering rule questions with citations, checking requests against the rules, and drafting defect reports for human review.</w:t>
       </w:r>
     </w:p>
     <w:p>
@@ -201,7 +250,15 @@
     </w:p>
     <w:p>
       <w:r>
-        <w:t>Ten user stories with acceptance criteria (US-01 to US-10) define the testable scope, for example US-04 (study-mode eligibility), US-07 (prerequisites), US-08 (maximum course load) and US-10 (timetable constraints). Nine numbered rules (R-01 to R-09) are tagged by provenance: source-derived rules came from the team's supplied documentation, while UniFlow Business Rules were introduced by the team, for example R-04: maximum course load of 6 units in Years 1 and 2, 5 in Year 3 and 4 in Year 4. The tag is preserved through every stage so any answer can be traced to where its rule came from.</w:t>
+        <w:t xml:space="preserve">Ten user stories with acceptance criteria (US-01 to US-10) define the testable scope, for example US-04 (study-mode eligibility), US-07 (prerequisites), US-08 (maximum course load) and US-10 (timetable constraints). Nine numbered rules (R-01 to R-09) are tagged by provenance: source-derived rules came from the team's supplied documentation, while </w:t>
+      </w:r>
+      <w:proofErr w:type="spellStart"/>
+      <w:r>
+        <w:t>UniFlow</w:t>
+      </w:r>
+      <w:proofErr w:type="spellEnd"/>
+      <w:r>
+        <w:t xml:space="preserve"> Business Rules were introduced by the team, for example R-04: maximum course load of 6 units in Years 1 and 2, 5 in Year 3 and 4 in Year 4. The tag is preserved through every stage so any answer can be traced to where its rule came from.</w:t>
       </w:r>
     </w:p>
     <w:p>
@@ -303,7 +360,14 @@
               <w:rPr>
                 <w:sz w:val="19"/>
               </w:rPr>
-              <w:t>Retrieve requirements, answer questions</w:t>
+              <w:t xml:space="preserve">Retrieve requirements, answer </w:t>
+            </w:r>
+            <w:r>
+              <w:rPr>
+                <w:sz w:val="19"/>
+              </w:rPr>
+              <w:lastRenderedPageBreak/>
+              <w:t>questions</w:t>
             </w:r>
           </w:p>
         </w:tc>
@@ -316,6 +380,7 @@
               <w:rPr>
                 <w:sz w:val="19"/>
               </w:rPr>
+              <w:lastRenderedPageBreak/>
               <w:t>Allowed, cited</w:t>
             </w:r>
           </w:p>
@@ -360,7 +425,6 @@
               <w:rPr>
                 <w:sz w:val="19"/>
               </w:rPr>
-              <w:lastRenderedPageBreak/>
               <w:t>Check a rule (e.g. course load)</w:t>
             </w:r>
           </w:p>
@@ -431,7 +495,21 @@
               <w:rPr>
                 <w:sz w:val="19"/>
               </w:rPr>
-              <w:t>Allowed, pending_review only</w:t>
+              <w:t xml:space="preserve">Allowed, </w:t>
+            </w:r>
+            <w:proofErr w:type="spellStart"/>
+            <w:r>
+              <w:rPr>
+                <w:sz w:val="19"/>
+              </w:rPr>
+              <w:t>pending_review</w:t>
+            </w:r>
+            <w:proofErr w:type="spellEnd"/>
+            <w:r>
+              <w:rPr>
+                <w:sz w:val="19"/>
+              </w:rPr>
+              <w:t xml:space="preserve"> only</w:t>
             </w:r>
           </w:p>
         </w:tc>
@@ -559,17 +637,70 @@
       </w:r>
     </w:p>
     <w:p>
-      <w:r>
-        <w:t>UniFlow is a single Python application with two model-backed pipelines over a deterministic core. The guiding principle, set in Week 1, is that the model plans and explains while deterministic code enforces: no rule, permission or limit depends on the model behaving.</w:t>
+      <w:proofErr w:type="spellStart"/>
+      <w:r>
+        <w:t>UniFlow</w:t>
+      </w:r>
+      <w:proofErr w:type="spellEnd"/>
+      <w:r>
+        <w:t xml:space="preserve"> is a single Python application with two model-backed pipelines over a deterministic core. The guiding principle, set in Week 1, is that the model plans and explains while deterministic code enforces: no rule, permission or limit depends on the model behaving.</w:t>
       </w:r>
     </w:p>
     <w:p>
+      <w:pPr>
+        <w:jc w:val="center"/>
+      </w:pPr>
       <w:r>
         <w:rPr>
-          <w:b/>
-          <w:highlight w:val="yellow"/>
+          <w:noProof/>
         </w:rPr>
-        <w:t>[TO ADD: Insert the architecture diagram. Render the Week 6 diagram in docs/Week3_RAG_Architecture.md (mermaid.live accepts the code block) and paste it here as Figure 1.]</w:t>
+        <w:drawing>
+          <wp:inline distT="0" distB="0" distL="0" distR="0" wp14:anchorId="0E034DE8" wp14:editId="2FD08657">
+            <wp:extent cx="5760720" cy="1538112"/>
+            <wp:effectExtent l="0" t="0" r="0" b="0"/>
+            <wp:docPr id="1" name="Picture 1"/>
+            <wp:cNvGraphicFramePr>
+              <a:graphicFrameLocks xmlns:a="http://schemas.openxmlformats.org/drawingml/2006/main" noChangeAspect="1"/>
+            </wp:cNvGraphicFramePr>
+            <a:graphic xmlns:a="http://schemas.openxmlformats.org/drawingml/2006/main">
+              <a:graphicData uri="http://schemas.openxmlformats.org/drawingml/2006/picture">
+                <pic:pic xmlns:pic="http://schemas.openxmlformats.org/drawingml/2006/picture">
+                  <pic:nvPicPr>
+                    <pic:cNvPr id="0" name="architecture.png"/>
+                    <pic:cNvPicPr/>
+                  </pic:nvPicPr>
+                  <pic:blipFill>
+                    <a:blip r:embed="rId6"/>
+                    <a:stretch>
+                      <a:fillRect/>
+                    </a:stretch>
+                  </pic:blipFill>
+                  <pic:spPr>
+                    <a:xfrm>
+                      <a:off x="0" y="0"/>
+                      <a:ext cx="5760720" cy="1538112"/>
+                    </a:xfrm>
+                    <a:prstGeom prst="rect">
+                      <a:avLst/>
+                    </a:prstGeom>
+                  </pic:spPr>
+                </pic:pic>
+              </a:graphicData>
+            </a:graphic>
+          </wp:inline>
+        </w:drawing>
+      </w:r>
+    </w:p>
+    <w:p>
+      <w:pPr>
+        <w:jc w:val="center"/>
+      </w:pPr>
+      <w:r>
+        <w:rPr>
+          <w:i/>
+          <w:sz w:val="20"/>
+        </w:rPr>
+        <w:t>Figure 1. System architecture: guardrails, RAG and agent/tool pipelines over the model client, deterministic rules, memory and observability, with human-only approval outside the agent.</w:t>
       </w:r>
     </w:p>
     <w:tbl>
@@ -660,7 +791,21 @@
               <w:rPr>
                 <w:sz w:val="18"/>
               </w:rPr>
-              <w:t>One entry point to Groq or Gemini; timeout, retry honouring provider delays, provider switch by env var</w:t>
+              <w:t xml:space="preserve">One entry point to Groq or Gemini; timeout, retry </w:t>
+            </w:r>
+            <w:proofErr w:type="spellStart"/>
+            <w:r>
+              <w:rPr>
+                <w:sz w:val="18"/>
+              </w:rPr>
+              <w:t>honouring</w:t>
+            </w:r>
+            <w:proofErr w:type="spellEnd"/>
+            <w:r>
+              <w:rPr>
+                <w:sz w:val="18"/>
+              </w:rPr>
+              <w:t xml:space="preserve"> provider delays, provider switch by env var</w:t>
             </w:r>
           </w:p>
         </w:tc>
@@ -704,7 +849,21 @@
               <w:rPr>
                 <w:sz w:val="18"/>
               </w:rPr>
-              <w:t>Retrieve top-k chunks, always include two policy documents, answer with doc_id citations</w:t>
+              <w:t xml:space="preserve">Retrieve top-k chunks, always include two policy documents, answer with </w:t>
+            </w:r>
+            <w:proofErr w:type="spellStart"/>
+            <w:r>
+              <w:rPr>
+                <w:sz w:val="18"/>
+              </w:rPr>
+              <w:t>doc_id</w:t>
+            </w:r>
+            <w:proofErr w:type="spellEnd"/>
+            <w:r>
+              <w:rPr>
+                <w:sz w:val="18"/>
+              </w:rPr>
+              <w:t xml:space="preserve"> citations</w:t>
             </w:r>
           </w:p>
         </w:tc>
@@ -713,11 +872,19 @@
             <w:tcW w:w="2304" w:type="dxa"/>
           </w:tcPr>
           <w:p>
+            <w:proofErr w:type="spellStart"/>
             <w:r>
               <w:rPr>
                 <w:sz w:val="18"/>
               </w:rPr>
-              <w:t>src/rag/, src/rag_baseline.py</w:t>
+              <w:t>src</w:t>
+            </w:r>
+            <w:proofErr w:type="spellEnd"/>
+            <w:r>
+              <w:rPr>
+                <w:sz w:val="18"/>
+              </w:rPr>
+              <w:t>/rag/, src/rag_baseline.py</w:t>
             </w:r>
           </w:p>
         </w:tc>
@@ -748,8 +915,16 @@
               <w:rPr>
                 <w:sz w:val="18"/>
               </w:rPr>
-              <w:t>Sense, Plan, Act, Observe, Stop; at most 3 tool rounds; explicit SessionState</w:t>
-            </w:r>
+              <w:t xml:space="preserve">Sense, Plan, Act, Observe, Stop; at most 3 tool rounds; explicit </w:t>
+            </w:r>
+            <w:proofErr w:type="spellStart"/>
+            <w:r>
+              <w:rPr>
+                <w:sz w:val="18"/>
+              </w:rPr>
+              <w:t>SessionState</w:t>
+            </w:r>
+            <w:proofErr w:type="spellEnd"/>
           </w:p>
         </w:tc>
         <w:tc>
@@ -788,11 +963,33 @@
             <w:tcW w:w="4896" w:type="dxa"/>
           </w:tcPr>
           <w:p>
+            <w:proofErr w:type="spellStart"/>
             <w:r>
               <w:rPr>
                 <w:sz w:val="18"/>
               </w:rPr>
-              <w:t>check_course_load (read-only), create_defect_report (draft only), behind an allow-list</w:t>
+              <w:t>check_course_load</w:t>
+            </w:r>
+            <w:proofErr w:type="spellEnd"/>
+            <w:r>
+              <w:rPr>
+                <w:sz w:val="18"/>
+              </w:rPr>
+              <w:t xml:space="preserve"> (read-only), </w:t>
+            </w:r>
+            <w:proofErr w:type="spellStart"/>
+            <w:r>
+              <w:rPr>
+                <w:sz w:val="18"/>
+              </w:rPr>
+              <w:t>create_defect_report</w:t>
+            </w:r>
+            <w:proofErr w:type="spellEnd"/>
+            <w:r>
+              <w:rPr>
+                <w:sz w:val="18"/>
+              </w:rPr>
+              <w:t xml:space="preserve"> (draft only), behind an allow-list</w:t>
             </w:r>
           </w:p>
         </w:tc>
@@ -801,11 +998,19 @@
             <w:tcW w:w="2304" w:type="dxa"/>
           </w:tcPr>
           <w:p>
+            <w:proofErr w:type="spellStart"/>
             <w:r>
               <w:rPr>
                 <w:sz w:val="18"/>
               </w:rPr>
-              <w:t>src/tools/</w:t>
+              <w:t>src</w:t>
+            </w:r>
+            <w:proofErr w:type="spellEnd"/>
+            <w:r>
+              <w:rPr>
+                <w:sz w:val="18"/>
+              </w:rPr>
+              <w:t>/tools/</w:t>
             </w:r>
           </w:p>
         </w:tc>
@@ -867,6 +1072,7 @@
               <w:rPr>
                 <w:sz w:val="18"/>
               </w:rPr>
+              <w:lastRenderedPageBreak/>
               <w:t>Memory</w:t>
             </w:r>
           </w:p>
@@ -889,11 +1095,19 @@
             <w:tcW w:w="2304" w:type="dxa"/>
           </w:tcPr>
           <w:p>
+            <w:proofErr w:type="spellStart"/>
             <w:r>
               <w:rPr>
                 <w:sz w:val="18"/>
               </w:rPr>
-              <w:t>src/memory/, data/memory/</w:t>
+              <w:t>src</w:t>
+            </w:r>
+            <w:proofErr w:type="spellEnd"/>
+            <w:r>
+              <w:rPr>
+                <w:sz w:val="18"/>
+              </w:rPr>
+              <w:t>/memory/, data/memory/</w:t>
             </w:r>
           </w:p>
         </w:tc>
@@ -977,11 +1191,19 @@
             <w:tcW w:w="2304" w:type="dxa"/>
           </w:tcPr>
           <w:p>
+            <w:proofErr w:type="spellStart"/>
             <w:r>
               <w:rPr>
                 <w:sz w:val="18"/>
               </w:rPr>
-              <w:t>src/observability.py, evidence/</w:t>
+              <w:t>src</w:t>
+            </w:r>
+            <w:proofErr w:type="spellEnd"/>
+            <w:r>
+              <w:rPr>
+                <w:sz w:val="18"/>
+              </w:rPr>
+              <w:t>/observability.py, evidence/</w:t>
             </w:r>
           </w:p>
         </w:tc>
@@ -1050,8 +1272,15 @@
     </w:p>
     <w:p>
       <w:r>
-        <w:lastRenderedPageBreak/>
-        <w:t>Boundaries. The model never calls a function directly: it returns a JSON object, and Python decides whether the requested tool is allowed and its arguments valid before anything runs. The only side effect available to the agent is writing a pending_review defect file. External services are limited to the model provider; no institutional system is connected.</w:t>
+        <w:t xml:space="preserve">Boundaries. The model never calls a function directly: it returns a JSON object, and Python decides whether the requested tool is allowed and its arguments valid before anything runs. The only side effect available to the agent is writing a </w:t>
+      </w:r>
+      <w:proofErr w:type="spellStart"/>
+      <w:r>
+        <w:t>pending_review</w:t>
+      </w:r>
+      <w:proofErr w:type="spellEnd"/>
+      <w:r>
+        <w:t xml:space="preserve"> defect file. External services are limited to the model provider; no institutional system is connected.</w:t>
       </w:r>
     </w:p>
     <w:p>
@@ -1072,7 +1301,47 @@
     </w:p>
     <w:p>
       <w:r>
-        <w:t>Week 2 compared providers on capability, cost, latency and privacy. Gemini was the initial primary, with Groq as the fallback behind a single environment variable (LLM_PROVIDER). Groq's openai/gpt-oss-120b measured a median latency of 1,337 ms (p95 1,543 ms, n = 10). Gemini proved unreliable in practice: quota exhaustion in Week 2, authentication failures in Weeks 4-5, and quota exhaustion again during the Week 7 evaluation, which failed 26 of 33 cases. All final results therefore use Groq openai/gpt-oss-120b, and results from different models are never mixed. Temperature is pinned at 0.2 so runs are comparable, following the course reading on the probabilistic nature of model outputs (Huyen, 2025, pp. 105-111). Privacy is protected by scope: only synthetic data is ever sent to the provider.</w:t>
+        <w:t xml:space="preserve">Week 2 compared providers on capability, cost, latency and privacy. Gemini was the initial primary, with Groq as the fallback behind a single environment variable (LLM_PROVIDER). </w:t>
+      </w:r>
+      <w:proofErr w:type="spellStart"/>
+      <w:r>
+        <w:t>Groq's</w:t>
+      </w:r>
+      <w:proofErr w:type="spellEnd"/>
+      <w:r>
+        <w:t xml:space="preserve"> </w:t>
+      </w:r>
+      <w:proofErr w:type="spellStart"/>
+      <w:r>
+        <w:t>openai</w:t>
+      </w:r>
+      <w:proofErr w:type="spellEnd"/>
+      <w:r>
+        <w:t xml:space="preserve">/gpt-oss-120b measured a median latency of 1,337 </w:t>
+      </w:r>
+      <w:proofErr w:type="spellStart"/>
+      <w:r>
+        <w:t>ms</w:t>
+      </w:r>
+      <w:proofErr w:type="spellEnd"/>
+      <w:r>
+        <w:t xml:space="preserve"> (p95 1,543 </w:t>
+      </w:r>
+      <w:proofErr w:type="spellStart"/>
+      <w:r>
+        <w:t>ms</w:t>
+      </w:r>
+      <w:proofErr w:type="spellEnd"/>
+      <w:r>
+        <w:t xml:space="preserve">, n = 10). Gemini proved unreliable in practice: quota exhaustion in Week 2, authentication failures in Weeks 4-5, and quota exhaustion again during the Week 7 evaluation, which failed 26 of 33 cases. All final results therefore use Groq </w:t>
+      </w:r>
+      <w:proofErr w:type="spellStart"/>
+      <w:r>
+        <w:t>openai</w:t>
+      </w:r>
+      <w:proofErr w:type="spellEnd"/>
+      <w:r>
+        <w:t>/gpt-oss-120b, and results from different models are never mixed. Temperature is pinned at 0.2 so runs are comparable, following the course reading on the probabilistic nature of model outputs (Huyen, 2025, pp. 105-111). Privacy is protected by scope: only synthetic data is ever sent to the provider.</w:t>
       </w:r>
     </w:p>
     <w:p>
@@ -1085,7 +1354,31 @@
     </w:p>
     <w:p>
       <w:r>
-        <w:t>Every prompt has a six-part specification (role, task, context, constraints, output format, failure behaviour), a strict JSON output contract with distinct failure statuses (insufficient_context, out_of_scope, refused), and a version history in prompts/PROMPT_CHANGELOG.md where every change must name the evaluation case that drove it. Every trace records a fingerprint of the exact prompt text sent, so any result can be tied to the prompt that produced it.</w:t>
+        <w:t xml:space="preserve">Every prompt has a six-part specification (role, task, context, constraints, output format, failure </w:t>
+      </w:r>
+      <w:proofErr w:type="spellStart"/>
+      <w:r>
+        <w:t>behaviour</w:t>
+      </w:r>
+      <w:proofErr w:type="spellEnd"/>
+      <w:r>
+        <w:t>), a strict JSON output contract with distinct failure statuses (</w:t>
+      </w:r>
+      <w:proofErr w:type="spellStart"/>
+      <w:r>
+        <w:t>insufficient_context</w:t>
+      </w:r>
+      <w:proofErr w:type="spellEnd"/>
+      <w:r>
+        <w:t xml:space="preserve">, </w:t>
+      </w:r>
+      <w:proofErr w:type="spellStart"/>
+      <w:r>
+        <w:t>out_of_scope</w:t>
+      </w:r>
+      <w:proofErr w:type="spellEnd"/>
+      <w:r>
+        <w:t>, refused), and a version history in prompts/PROMPT_CHANGELOG.md where every change must name the evaluation case that drove it. Every trace records a fingerprint of the exact prompt text sent, so any result can be tied to the prompt that produced it.</w:t>
       </w:r>
     </w:p>
     <w:p>
@@ -1183,11 +1476,19 @@
             <w:tcW w:w="2160" w:type="dxa"/>
           </w:tcPr>
           <w:p>
+            <w:proofErr w:type="spellStart"/>
             <w:r>
               <w:rPr>
                 <w:sz w:val="18"/>
               </w:rPr>
-              <w:t>qa_test_designer v1.1 (Week 2)</w:t>
+              <w:t>qa_test_designer</w:t>
+            </w:r>
+            <w:proofErr w:type="spellEnd"/>
+            <w:r>
+              <w:rPr>
+                <w:sz w:val="18"/>
+              </w:rPr>
+              <w:t xml:space="preserve"> v1.1 (Week 2)</w:t>
             </w:r>
           </w:p>
         </w:tc>
@@ -1240,11 +1541,19 @@
             <w:tcW w:w="2160" w:type="dxa"/>
           </w:tcPr>
           <w:p>
+            <w:proofErr w:type="spellStart"/>
             <w:r>
               <w:rPr>
                 <w:sz w:val="18"/>
               </w:rPr>
-              <w:t>tool_caller (Week 5)</w:t>
+              <w:t>tool_caller</w:t>
+            </w:r>
+            <w:proofErr w:type="spellEnd"/>
+            <w:r>
+              <w:rPr>
+                <w:sz w:val="18"/>
+              </w:rPr>
+              <w:t xml:space="preserve"> (Week 5)</w:t>
             </w:r>
           </w:p>
         </w:tc>
@@ -1297,11 +1606,19 @@
             <w:tcW w:w="2160" w:type="dxa"/>
           </w:tcPr>
           <w:p>
+            <w:proofErr w:type="spellStart"/>
             <w:r>
               <w:rPr>
                 <w:sz w:val="18"/>
               </w:rPr>
-              <w:t>tool_caller v1.1 (Week 7)</w:t>
+              <w:t>tool_caller</w:t>
+            </w:r>
+            <w:proofErr w:type="spellEnd"/>
+            <w:r>
+              <w:rPr>
+                <w:sz w:val="18"/>
+              </w:rPr>
+              <w:t xml:space="preserve"> v1.1 (Week 7)</w:t>
             </w:r>
           </w:p>
         </w:tc>
@@ -1354,11 +1671,19 @@
             <w:tcW w:w="2160" w:type="dxa"/>
           </w:tcPr>
           <w:p>
+            <w:proofErr w:type="spellStart"/>
             <w:r>
               <w:rPr>
                 <w:sz w:val="18"/>
               </w:rPr>
-              <w:t>rag_qa (Week 7)</w:t>
+              <w:t>rag_qa</w:t>
+            </w:r>
+            <w:proofErr w:type="spellEnd"/>
+            <w:r>
+              <w:rPr>
+                <w:sz w:val="18"/>
+              </w:rPr>
+              <w:t xml:space="preserve"> (Week 7)</w:t>
             </w:r>
           </w:p>
         </w:tc>
@@ -1430,23 +1755,54 @@
         <w:pStyle w:val="Heading1"/>
       </w:pPr>
       <w:r>
-        <w:lastRenderedPageBreak/>
         <w:t>5. Context Engineering and RAG</w:t>
       </w:r>
     </w:p>
     <w:p>
       <w:r>
-        <w:t>Corpus and provenance. The knowledge base holds 27 documents: rules, user stories, scope and prohibited-action documents, reference data, and four deliberately difficult synthetic documents (two unapproved drafts, an informal FAQ and a calendar note) designed to test whether the agent treats draft content as approved. Every document is registered in docs/corpus_source_register.csv with its origin, provenance tag and status; the ingester refuses to load a document missing from the register, or a register entry with no document.</w:t>
+        <w:t xml:space="preserve">Corpus and provenance. The knowledge base holds 27 documents: rules, user stories, scope and prohibited-action documents, reference data, and four deliberately difficult synthetic documents (two unapproved drafts, an informal FAQ and a calendar note) designed to test whether the agent treats draft content as approved. Every document is registered in docs/corpus_source_register.csv with its origin, provenance tag and status; the </w:t>
+      </w:r>
+      <w:proofErr w:type="spellStart"/>
+      <w:r>
+        <w:t>ingester</w:t>
+      </w:r>
+      <w:proofErr w:type="spellEnd"/>
+      <w:r>
+        <w:t xml:space="preserve"> refuses to load a document missing from the register, or a register entry with no document.</w:t>
       </w:r>
     </w:p>
     <w:p>
       <w:r>
-        <w:t>Chunking, indexing and retrieval. Documents are split into 70-word windows with 20-word overlap and indexed with BM25 (k1 = 1.5, b = 0.75), implemented without external libraries so every team member can explain it. Embeddings were considered and rejected for a small corpus full of exact identifiers such as R-04 and BSE1101. The top four chunks are sent with their doc_id, provenance and status, and the model must list every doc_id it relied on (Huyen, 2025, pp. 253-275).</w:t>
+        <w:t xml:space="preserve">Chunking, indexing and retrieval. Documents are split into 70-word windows with 20-word overlap and indexed with BM25 (k1 = 1.5, b = 0.75), implemented without external libraries so every team member can explain it. Embeddings were considered and rejected for a small corpus full of exact identifiers such as R-04 and BSE1101. The top four chunks are sent with their </w:t>
+      </w:r>
+      <w:proofErr w:type="spellStart"/>
+      <w:r>
+        <w:t>doc_id</w:t>
+      </w:r>
+      <w:proofErr w:type="spellEnd"/>
+      <w:r>
+        <w:t xml:space="preserve">, provenance and status, and the model must list every </w:t>
+      </w:r>
+      <w:proofErr w:type="spellStart"/>
+      <w:r>
+        <w:t>doc_id</w:t>
+      </w:r>
+      <w:proofErr w:type="spellEnd"/>
+      <w:r>
+        <w:t xml:space="preserve"> it relied on (Huyen, 2025, pp. 253-275).</w:t>
       </w:r>
     </w:p>
     <w:p>
       <w:r>
-        <w:t>Source grounding and unsupported answers. Answers must cite retrieved documents; questions the corpus does not cover must return insufficient_context rather than a guess, and draft documents must be flagged rather than presented as approved.</w:t>
+        <w:t xml:space="preserve">Source grounding and unsupported answers. Answers must cite retrieved documents; questions the corpus does not cover must return </w:t>
+      </w:r>
+      <w:proofErr w:type="spellStart"/>
+      <w:r>
+        <w:t>insufficient_context</w:t>
+      </w:r>
+      <w:proofErr w:type="spellEnd"/>
+      <w:r>
+        <w:t xml:space="preserve"> rather than a guess, and draft documents must be flagged rather than presented as approved.</w:t>
       </w:r>
     </w:p>
     <w:p>
@@ -1557,12 +1913,14 @@
             <w:tcW w:w="2016" w:type="dxa"/>
           </w:tcPr>
           <w:p>
+            <w:proofErr w:type="spellStart"/>
             <w:r>
               <w:rPr>
                 <w:sz w:val="18"/>
               </w:rPr>
               <w:t>check_course_load</w:t>
             </w:r>
+            <w:proofErr w:type="spellEnd"/>
           </w:p>
         </w:tc>
         <w:tc>
@@ -1570,11 +1928,33 @@
             <w:tcW w:w="2592" w:type="dxa"/>
           </w:tcPr>
           <w:p>
+            <w:proofErr w:type="spellStart"/>
             <w:r>
               <w:rPr>
                 <w:sz w:val="18"/>
               </w:rPr>
-              <w:t>year_of_study (1-4), units_requested (&gt;= 0)</w:t>
+              <w:t>year_of_study</w:t>
+            </w:r>
+            <w:proofErr w:type="spellEnd"/>
+            <w:r>
+              <w:rPr>
+                <w:sz w:val="18"/>
+              </w:rPr>
+              <w:t xml:space="preserve"> (1-4), </w:t>
+            </w:r>
+            <w:proofErr w:type="spellStart"/>
+            <w:r>
+              <w:rPr>
+                <w:sz w:val="18"/>
+              </w:rPr>
+              <w:t>units_requested</w:t>
+            </w:r>
+            <w:proofErr w:type="spellEnd"/>
+            <w:r>
+              <w:rPr>
+                <w:sz w:val="18"/>
+              </w:rPr>
+              <w:t xml:space="preserve"> (&gt;= 0)</w:t>
             </w:r>
           </w:p>
         </w:tc>
@@ -1614,12 +1994,14 @@
             <w:tcW w:w="2016" w:type="dxa"/>
           </w:tcPr>
           <w:p>
+            <w:proofErr w:type="spellStart"/>
             <w:r>
               <w:rPr>
                 <w:sz w:val="18"/>
               </w:rPr>
               <w:t>create_defect_report</w:t>
             </w:r>
+            <w:proofErr w:type="spellEnd"/>
           </w:p>
         </w:tc>
         <w:tc>
@@ -1627,11 +2009,33 @@
             <w:tcW w:w="2592" w:type="dxa"/>
           </w:tcPr>
           <w:p>
+            <w:proofErr w:type="spellStart"/>
             <w:r>
               <w:rPr>
                 <w:sz w:val="18"/>
               </w:rPr>
-              <w:t>story_id, rule_id, title, description, severity</w:t>
+              <w:t>story_id</w:t>
+            </w:r>
+            <w:proofErr w:type="spellEnd"/>
+            <w:r>
+              <w:rPr>
+                <w:sz w:val="18"/>
+              </w:rPr>
+              <w:t xml:space="preserve">, </w:t>
+            </w:r>
+            <w:proofErr w:type="spellStart"/>
+            <w:r>
+              <w:rPr>
+                <w:sz w:val="18"/>
+              </w:rPr>
+              <w:t>rule_id</w:t>
+            </w:r>
+            <w:proofErr w:type="spellEnd"/>
+            <w:r>
+              <w:rPr>
+                <w:sz w:val="18"/>
+              </w:rPr>
+              <w:t>, title, description, severity</w:t>
             </w:r>
           </w:p>
         </w:tc>
@@ -1644,7 +2048,21 @@
               <w:rPr>
                 <w:sz w:val="18"/>
               </w:rPr>
-              <w:t>Writes one pending_review file</w:t>
+              <w:t xml:space="preserve">Writes one </w:t>
+            </w:r>
+            <w:proofErr w:type="spellStart"/>
+            <w:r>
+              <w:rPr>
+                <w:sz w:val="18"/>
+              </w:rPr>
+              <w:t>pending_review</w:t>
+            </w:r>
+            <w:proofErr w:type="spellEnd"/>
+            <w:r>
+              <w:rPr>
+                <w:sz w:val="18"/>
+              </w:rPr>
+              <w:t xml:space="preserve"> file</w:t>
             </w:r>
           </w:p>
         </w:tc>
@@ -1682,7 +2100,32 @@
     </w:p>
     <w:p>
       <w:r>
-        <w:t>Both tools sit behind an explicit allow-list. Every call is validated before it runs, and failures return a shared error envelope: missing_parameter, invalid_parameter, unauthorized, unavailable or unexpected_response. Approval is deliberately absent from the tool set: a defect's status can only change through scripts/review_defect.py, run by a person. Native provider function-calling was considered and not used, because manual JSON dispatch works identically across providers and keeps one contract format throughout the project (Lanham, 2025, pp. 99-107).</w:t>
+        <w:lastRenderedPageBreak/>
+        <w:t xml:space="preserve">Both tools sit behind an explicit allow-list. Every call is validated before it runs, and failures return a shared error envelope: </w:t>
+      </w:r>
+      <w:proofErr w:type="spellStart"/>
+      <w:r>
+        <w:t>missing_parameter</w:t>
+      </w:r>
+      <w:proofErr w:type="spellEnd"/>
+      <w:r>
+        <w:t xml:space="preserve">, </w:t>
+      </w:r>
+      <w:proofErr w:type="spellStart"/>
+      <w:r>
+        <w:t>invalid_parameter</w:t>
+      </w:r>
+      <w:proofErr w:type="spellEnd"/>
+      <w:r>
+        <w:t xml:space="preserve">, unauthorized, unavailable or </w:t>
+      </w:r>
+      <w:proofErr w:type="spellStart"/>
+      <w:r>
+        <w:t>unexpected_response</w:t>
+      </w:r>
+      <w:proofErr w:type="spellEnd"/>
+      <w:r>
+        <w:t>. Approval is deliberately absent from the tool set: a defect's status can only change through scripts/review_defect.py, run by a person. Native provider function-calling was considered and not used, because manual JSON dispatch works identically across providers and keeps one contract format throughout the project (Lanham, 2025, pp. 99-107).</w:t>
       </w:r>
     </w:p>
     <w:p>
@@ -1690,7 +2133,6 @@
         <w:pStyle w:val="Heading2"/>
       </w:pPr>
       <w:r>
-        <w:lastRenderedPageBreak/>
         <w:t>6.2 Agent goal and loop</w:t>
       </w:r>
     </w:p>
@@ -1709,7 +2151,31 @@
     </w:p>
     <w:p>
       <w:r>
-        <w:t>The loop allows at most three tool rounds: enough for check, draft and one correction. A tool request after the budget is intercepted and the run stops with status partial, reporting every result so far. Week 5 found and fixed a real gap here: a tool call on the last round previously fell through to an unbounded extra turn. Stop conditions are ok, partial, insufficient_context, out_of_scope and refused. Anything above pending_review is a human decision.</w:t>
+        <w:t xml:space="preserve">The loop allows at most three tool rounds: enough for check, draft and one correction. A tool request after the budget is intercepted and the run stops with status partial, reporting every result so far. Week 5 found and fixed a real gap here: a tool call on the last round previously fell through to an unbounded extra turn. Stop conditions are ok, partial, </w:t>
+      </w:r>
+      <w:proofErr w:type="spellStart"/>
+      <w:r>
+        <w:t>insufficient_context</w:t>
+      </w:r>
+      <w:proofErr w:type="spellEnd"/>
+      <w:r>
+        <w:t xml:space="preserve">, </w:t>
+      </w:r>
+      <w:proofErr w:type="spellStart"/>
+      <w:r>
+        <w:t>out_of_scope</w:t>
+      </w:r>
+      <w:proofErr w:type="spellEnd"/>
+      <w:r>
+        <w:t xml:space="preserve"> and refused. Anything above </w:t>
+      </w:r>
+      <w:proofErr w:type="spellStart"/>
+      <w:r>
+        <w:t>pending_review</w:t>
+      </w:r>
+      <w:proofErr w:type="spellEnd"/>
+      <w:r>
+        <w:t xml:space="preserve"> is a human decision.</w:t>
       </w:r>
     </w:p>
     <w:p>
@@ -1722,7 +2188,15 @@
     </w:p>
     <w:p>
       <w:r>
-        <w:t>State model. Each request's workflow state is an explicit SessionState: the request, every model turn and tool call in order, status, and start and end times. It exists for one request only and is discarded after being written to the trace.</w:t>
+        <w:t xml:space="preserve">State model. Each request's workflow state is an explicit </w:t>
+      </w:r>
+      <w:proofErr w:type="spellStart"/>
+      <w:r>
+        <w:t>SessionState</w:t>
+      </w:r>
+      <w:proofErr w:type="spellEnd"/>
+      <w:r>
+        <w:t>: the request, every model turn and tool call in order, status, and start and end times. It exists for one request only and is discarded after being written to the trace.</w:t>
       </w:r>
     </w:p>
     <w:p>
@@ -1737,7 +2211,15 @@
     </w:p>
     <w:p>
       <w:r>
-        <w:t>Interoperability. Rather than add a new external dependency to a project that had already suffered repeated provider instability, the team specified check_course_load as an MCP-style interface: capability, input and output schemas, permissions and security boundary (docs/Week6_MCP_Interface.md). A live MCP server was considered and deferred.</w:t>
+        <w:t xml:space="preserve">Interoperability. Rather than add a new external dependency to a project that had already suffered repeated provider instability, the team specified </w:t>
+      </w:r>
+      <w:proofErr w:type="spellStart"/>
+      <w:r>
+        <w:t>check_course_load</w:t>
+      </w:r>
+      <w:proofErr w:type="spellEnd"/>
+      <w:r>
+        <w:t xml:space="preserve"> as an MCP-style interface: capability, input and output schemas, permissions and security boundary (docs/Week6_MCP_Interface.md). A live MCP server was considered and deferred.</w:t>
       </w:r>
     </w:p>
     <w:p>
@@ -1745,6 +2227,7 @@
         <w:pStyle w:val="Heading1"/>
       </w:pPr>
       <w:r>
+        <w:lastRenderedPageBreak/>
         <w:t>8. Evaluation, Observability and Guardrails</w:t>
       </w:r>
     </w:p>
@@ -1758,7 +2241,15 @@
     </w:p>
     <w:p>
       <w:r>
-        <w:t>The final set has 33 scenarios across both pipelines: normal (6), edge (7), incorrect-information (5), adversarial (5), tool-failure (5) and unauthorized-action (5). The runner measures task completion, tool selection, groundedness, instruction following, content, latency and safety violations; a team member assigns the final PASS/PARTIAL/FAIL verdict after reading each trace (Huyen, 2025, pp. 200-208). All runs are live: an earlier Week 7 attempt that used scripted model replies was reverted and redone.</w:t>
+        <w:t xml:space="preserve">The final set has 33 scenarios across both pipelines: normal (6), edge (7), incorrect-information (5), adversarial (5), tool-failure (5) and unauthorized-action (5). The runner measures task completion, tool selection, </w:t>
+      </w:r>
+      <w:proofErr w:type="spellStart"/>
+      <w:r>
+        <w:t>groundedness</w:t>
+      </w:r>
+      <w:proofErr w:type="spellEnd"/>
+      <w:r>
+        <w:t>, instruction following, content, latency and safety violations; a team member assigns the final PASS/PARTIAL/FAIL verdict after reading each trace (Huyen, 2025, pp. 200-208). All runs are live: an earlier Week 7 attempt that used scripted model replies was reverted and redone.</w:t>
       </w:r>
     </w:p>
     <w:p>
@@ -1766,7 +2257,6 @@
         <w:pStyle w:val="Heading2"/>
       </w:pPr>
       <w:r>
-        <w:lastRenderedPageBreak/>
         <w:t>8.2 Results</w:t>
       </w:r>
     </w:p>
@@ -1973,11 +2463,19 @@
             <w:tcW w:w="3744" w:type="dxa"/>
           </w:tcPr>
           <w:p>
+            <w:proofErr w:type="spellStart"/>
             <w:r>
               <w:rPr>
                 <w:sz w:val="19"/>
               </w:rPr>
-              <w:t>Groundedness / instruction following</w:t>
+              <w:t>Groundedness</w:t>
+            </w:r>
+            <w:proofErr w:type="spellEnd"/>
+            <w:r>
+              <w:rPr>
+                <w:sz w:val="19"/>
+              </w:rPr>
+              <w:t xml:space="preserve"> / instruction following</w:t>
             </w:r>
           </w:p>
         </w:tc>
@@ -2155,7 +2653,23 @@
           <w:i/>
           <w:sz w:val="19"/>
         </w:rPr>
-        <w:t>Table 5. Final evaluation, Groq openai/gpt-oss-120b, same 33 scenarios</w:t>
+        <w:t xml:space="preserve">Table 5. Final evaluation, Groq </w:t>
+      </w:r>
+      <w:proofErr w:type="spellStart"/>
+      <w:r>
+        <w:rPr>
+          <w:i/>
+          <w:sz w:val="19"/>
+        </w:rPr>
+        <w:t>openai</w:t>
+      </w:r>
+      <w:proofErr w:type="spellEnd"/>
+      <w:r>
+        <w:rPr>
+          <w:i/>
+          <w:sz w:val="19"/>
+        </w:rPr>
+        <w:t>/gpt-oss-120b, same 33 scenarios</w:t>
       </w:r>
     </w:p>
     <w:p>
@@ -2165,11 +2679,15 @@
     </w:p>
     <w:p>
       <w:r>
-        <w:rPr>
-          <w:b/>
-          <w:highlight w:val="yellow"/>
-        </w:rPr>
-        <w:t>[TO ADD: Stability run v1.2 from the evidence pack: results and compare_eval.py v1.1 vs v1.2 output (open issue O4). Report any regression honestly.]</w:t>
+        <w:t xml:space="preserve">Stability re-run (open issue O4). The 33-scenario suite was run a third time (v1.2, same cases, Groq </w:t>
+      </w:r>
+      <w:proofErr w:type="spellStart"/>
+      <w:r>
+        <w:t>openai</w:t>
+      </w:r>
+      <w:proofErr w:type="spellEnd"/>
+      <w:r>
+        <w:t>/gpt-oss-120b), with every verdict read and assigned by hand, the same rule every version of this evaluation has followed since the Week 7 revert. Result: 32 PASS / 1 PARTIAL / 0 FAIL, the same aggregate as v1.1. The one PARTIAL moved: FE-25 (a tool-retry case, PARTIAL in v1.1) is now PASS; FE-12 (PASS in v1.1) is now PARTIAL. Both v1.1 and v1.2 correctly answer FE-12's underlying question (a Year 3 BIST student cannot study in the evening), grounded in the same source, but v1.1's answer explicitly said "Day (PS)" and v1.2's did not, missing that case's specific wording check. This is genuine evidence for O4: aggregate correctness held across the re-run; exact wording on a specific case did not. See evidence/final_pack/README.md and compare_v1.1_v1.2.txt for the full comparison.</w:t>
       </w:r>
     </w:p>
     <w:p>
@@ -2385,6 +2903,7 @@
               <w:rPr>
                 <w:sz w:val="18"/>
               </w:rPr>
+              <w:lastRenderedPageBreak/>
               <w:t>F3</w:t>
             </w:r>
           </w:p>
@@ -2398,7 +2917,21 @@
               <w:rPr>
                 <w:sz w:val="18"/>
               </w:rPr>
-              <w:t>Correct refusals labelled out_of_scope; invalid example JSON in the prompt</w:t>
+              <w:t xml:space="preserve">Correct refusals labelled </w:t>
+            </w:r>
+            <w:proofErr w:type="spellStart"/>
+            <w:r>
+              <w:rPr>
+                <w:sz w:val="18"/>
+              </w:rPr>
+              <w:t>out_of_scope</w:t>
+            </w:r>
+            <w:proofErr w:type="spellEnd"/>
+            <w:r>
+              <w:rPr>
+                <w:sz w:val="18"/>
+              </w:rPr>
+              <w:t>; invalid example JSON in the prompt</w:t>
             </w:r>
           </w:p>
         </w:tc>
@@ -2468,8 +3001,16 @@
               <w:rPr>
                 <w:sz w:val="18"/>
               </w:rPr>
-              <w:t>Text normalisation</w:t>
-            </w:r>
+              <w:t xml:space="preserve">Text </w:t>
+            </w:r>
+            <w:proofErr w:type="spellStart"/>
+            <w:r>
+              <w:rPr>
+                <w:sz w:val="18"/>
+              </w:rPr>
+              <w:t>normalisation</w:t>
+            </w:r>
+            <w:proofErr w:type="spellEnd"/>
           </w:p>
         </w:tc>
         <w:tc>
@@ -2525,7 +3066,21 @@
               <w:rPr>
                 <w:sz w:val="18"/>
               </w:rPr>
-              <w:t>Honour retry delays; stop on dead quota; never overwrite results</w:t>
+              <w:t xml:space="preserve">Honour </w:t>
+            </w:r>
+            <w:proofErr w:type="gramStart"/>
+            <w:r>
+              <w:rPr>
+                <w:sz w:val="18"/>
+              </w:rPr>
+              <w:t>retry</w:t>
+            </w:r>
+            <w:proofErr w:type="gramEnd"/>
+            <w:r>
+              <w:rPr>
+                <w:sz w:val="18"/>
+              </w:rPr>
+              <w:t xml:space="preserve"> delays; stop on dead quota; never overwrite results</w:t>
             </w:r>
           </w:p>
         </w:tc>
@@ -2685,13 +3240,20 @@
         <w:pStyle w:val="Heading2"/>
       </w:pPr>
       <w:r>
-        <w:lastRenderedPageBreak/>
         <w:t>8.4 Observability</w:t>
       </w:r>
     </w:p>
     <w:p>
       <w:r>
-        <w:t>Every run writes a trace (prompt, every model turn, every tool call and result, latency, tokens, errors, guardrail activity, outcome) and one line in a run log, summarised by a log tool; a comparison tool shows before and after per case (Huyen, 2025, pp. 465-472).</w:t>
+        <w:t xml:space="preserve">Every run writes a trace (prompt, every model turn, every tool call and result, latency, tokens, errors, guardrail activity, outcome) and one line in a run log, </w:t>
+      </w:r>
+      <w:proofErr w:type="spellStart"/>
+      <w:r>
+        <w:t>summarised</w:t>
+      </w:r>
+      <w:proofErr w:type="spellEnd"/>
+      <w:r>
+        <w:t xml:space="preserve"> by a log tool; a comparison tool shows before and after per case (Huyen, 2025, pp. 465-472).</w:t>
       </w:r>
     </w:p>
     <w:p>
@@ -2709,11 +3271,23 @@
     </w:p>
     <w:p>
       <w:r>
-        <w:rPr>
-          <w:b/>
-          <w:highlight w:val="yellow"/>
-        </w:rPr>
-        <w:t>[TO ADD: Evidence pack location and contents (Emmanuel's deliverable): link to evidence/final_pack/README.md.]</w:t>
+        <w:t>The full evidence pack is evidence/</w:t>
+      </w:r>
+      <w:proofErr w:type="spellStart"/>
+      <w:r>
+        <w:t>final_pack</w:t>
+      </w:r>
+      <w:proofErr w:type="spellEnd"/>
+      <w:r>
+        <w:t xml:space="preserve">/README.md: links (not copies) to every evaluation CSV and summary across all eight weeks, the Week 7 documentation, compare_eval.py and log_summary.py output, </w:t>
+      </w:r>
+      <w:proofErr w:type="spellStart"/>
+      <w:r>
+        <w:t>pytest</w:t>
+      </w:r>
+      <w:proofErr w:type="spellEnd"/>
+      <w:r>
+        <w:t xml:space="preserve"> results, and a before/after trace table for every F1-F7 failure in the catalogue.</w:t>
       </w:r>
     </w:p>
     <w:p>
@@ -2731,26 +3305,829 @@
     </w:p>
     <w:p>
       <w:r>
-        <w:t>Configuration and secrets. Keys live only in .env, which is git-ignored; .env.example documents the variables. No key is ever placed in the model's context, and output is redacted for key patterns.</w:t>
+        <w:t xml:space="preserve">Configuration and secrets. Keys live only </w:t>
+      </w:r>
+      <w:proofErr w:type="gramStart"/>
+      <w:r>
+        <w:t>in .env</w:t>
+      </w:r>
+      <w:proofErr w:type="gramEnd"/>
+      <w:r>
+        <w:t>, which is git-ignored</w:t>
+      </w:r>
+      <w:proofErr w:type="gramStart"/>
+      <w:r>
+        <w:t>; .</w:t>
+      </w:r>
+      <w:proofErr w:type="spellStart"/>
+      <w:r>
+        <w:t>env</w:t>
+      </w:r>
+      <w:proofErr w:type="gramEnd"/>
+      <w:r>
+        <w:t>.example</w:t>
+      </w:r>
+      <w:proofErr w:type="spellEnd"/>
+      <w:r>
+        <w:t xml:space="preserve"> documents the variables. No key is ever placed in the model's context, and output is redacted for key patterns.</w:t>
       </w:r>
     </w:p>
     <w:p>
       <w:r>
-        <w:t>Version control and review. 32 commits from all four members. When a Week 7 change evaluated the system with scripted model replies only, it was reverted with a documented reason rather than deleted from history, and the work redone with live runs.</w:t>
+        <w:t>Version control and review. 48 commits from all four members. When a Week 7 change evaluated the system with scripted model replies only, it was reverted with a documented reason rather than deleted from history, and the work redone with live runs.</w:t>
       </w:r>
     </w:p>
     <w:p>
       <w:r>
-        <w:t>Reproducibility and deployment. Release v1.0.0 is a tagged commit with README run instructions: install, run the offline tests, add a key, run the pipelines and the evaluation. Every evaluation summary records the model, commit and prompt fingerprint. There is no hosted deployment; the system is a reproducibly runnable local application, as the brief permits.</w:t>
+        <w:t xml:space="preserve">Reproducibility and deployment. Release v1.0.0 is a tagged commit with README run instructions: install, run the offline tests, add a key, run the pipelines and the evaluation. Every evaluation summary records the model, commit and prompt fingerprint. There is no hosted deployment; the system is a </w:t>
+      </w:r>
+      <w:r>
+        <w:lastRenderedPageBreak/>
+        <w:t>reproducibly runnable local application, as the brief permits. The same commands are what the live presentation runs end to end (Appendix H).</w:t>
       </w:r>
     </w:p>
     <w:p>
       <w:r>
+        <w:t>Repository: https://github.com/BSSE-FINAL-YEAR/UniFlow. ClickUp board: https://app.clickup.com/1200410000004069/v/l/t/1200410000004069.</w:t>
+      </w:r>
+    </w:p>
+    <w:p>
+      <w:r>
+        <w:t>Figure 2 shows the ClickUp boards for Weeks 1 to 8 and Figure 3 shows the GitHub repository as pushed. Member-by-week task ownership with commit-level evidence is in Appendix I.</w:t>
+      </w:r>
+    </w:p>
+    <w:tbl>
+      <w:tblPr>
+        <w:tblW w:w="9360" w:type="dxa"/>
+        <w:jc w:val="center"/>
+        <w:tblLayout w:type="fixed"/>
+        <w:tblCellMar>
+          <w:left w:w="60" w:type="dxa"/>
+          <w:right w:w="60" w:type="dxa"/>
+        </w:tblCellMar>
+        <w:tblLook w:val="04A0" w:firstRow="1" w:lastRow="0" w:firstColumn="1" w:lastColumn="0" w:noHBand="0" w:noVBand="1"/>
+      </w:tblPr>
+      <w:tblGrid>
+        <w:gridCol w:w="4680"/>
+        <w:gridCol w:w="4680"/>
+      </w:tblGrid>
+      <w:tr>
+        <w:trPr>
+          <w:cantSplit/>
+          <w:jc w:val="center"/>
+        </w:trPr>
+        <w:tc>
+          <w:tcPr>
+            <w:tcW w:w="4680" w:type="dxa"/>
+          </w:tcPr>
+          <w:p>
+            <w:pPr>
+              <w:keepNext/>
+              <w:spacing w:before="40" w:after="0"/>
+              <w:jc w:val="center"/>
+            </w:pPr>
+            <w:r>
+              <w:rPr>
+                <w:b/>
+                <w:sz w:val="16"/>
+              </w:rPr>
+              <w:t>Week 1</w:t>
+            </w:r>
+          </w:p>
+          <w:p>
+            <w:pPr>
+              <w:spacing w:after="40"/>
+              <w:jc w:val="center"/>
+            </w:pPr>
+            <w:r>
+              <w:rPr>
+                <w:noProof/>
+              </w:rPr>
+              <w:drawing>
+                <wp:inline distT="0" distB="0" distL="0" distR="0" wp14:anchorId="6DBE85E7" wp14:editId="4123E801">
+                  <wp:extent cx="2788920" cy="1290964"/>
+                  <wp:effectExtent l="0" t="0" r="0" b="0"/>
+                  <wp:docPr id="201" name="Picture 201"/>
+                  <wp:cNvGraphicFramePr>
+                    <a:graphicFrameLocks xmlns:a="http://schemas.openxmlformats.org/drawingml/2006/main" noChangeAspect="1"/>
+                  </wp:cNvGraphicFramePr>
+                  <a:graphic xmlns:a="http://schemas.openxmlformats.org/drawingml/2006/main">
+                    <a:graphicData uri="http://schemas.openxmlformats.org/drawingml/2006/picture">
+                      <pic:pic xmlns:pic="http://schemas.openxmlformats.org/drawingml/2006/picture">
+                        <pic:nvPicPr>
+                          <pic:cNvPr id="201" name="user1.png"/>
+                          <pic:cNvPicPr/>
+                        </pic:nvPicPr>
+                        <pic:blipFill>
+                          <a:blip r:embed="rId7"/>
+                          <a:stretch>
+                            <a:fillRect/>
+                          </a:stretch>
+                        </pic:blipFill>
+                        <pic:spPr>
+                          <a:xfrm>
+                            <a:off x="0" y="0"/>
+                            <a:ext cx="2788920" cy="1290964"/>
+                          </a:xfrm>
+                          <a:prstGeom prst="rect">
+                            <a:avLst/>
+                          </a:prstGeom>
+                        </pic:spPr>
+                      </pic:pic>
+                    </a:graphicData>
+                  </a:graphic>
+                </wp:inline>
+              </w:drawing>
+            </w:r>
+          </w:p>
+        </w:tc>
+        <w:tc>
+          <w:tcPr>
+            <w:tcW w:w="4680" w:type="dxa"/>
+          </w:tcPr>
+          <w:p>
+            <w:pPr>
+              <w:keepNext/>
+              <w:spacing w:before="40" w:after="0"/>
+              <w:jc w:val="center"/>
+            </w:pPr>
+            <w:r>
+              <w:rPr>
+                <w:b/>
+                <w:sz w:val="16"/>
+              </w:rPr>
+              <w:t>Week 2</w:t>
+            </w:r>
+          </w:p>
+          <w:p>
+            <w:pPr>
+              <w:spacing w:after="40"/>
+              <w:jc w:val="center"/>
+            </w:pPr>
+            <w:r>
+              <w:rPr>
+                <w:noProof/>
+              </w:rPr>
+              <w:drawing>
+                <wp:inline distT="0" distB="0" distL="0" distR="0" wp14:anchorId="19883639" wp14:editId="1994E39A">
+                  <wp:extent cx="2788920" cy="1277347"/>
+                  <wp:effectExtent l="0" t="0" r="0" b="0"/>
+                  <wp:docPr id="202" name="Picture 202"/>
+                  <wp:cNvGraphicFramePr>
+                    <a:graphicFrameLocks xmlns:a="http://schemas.openxmlformats.org/drawingml/2006/main" noChangeAspect="1"/>
+                  </wp:cNvGraphicFramePr>
+                  <a:graphic xmlns:a="http://schemas.openxmlformats.org/drawingml/2006/main">
+                    <a:graphicData uri="http://schemas.openxmlformats.org/drawingml/2006/picture">
+                      <pic:pic xmlns:pic="http://schemas.openxmlformats.org/drawingml/2006/picture">
+                        <pic:nvPicPr>
+                          <pic:cNvPr id="202" name="user2.png"/>
+                          <pic:cNvPicPr/>
+                        </pic:nvPicPr>
+                        <pic:blipFill>
+                          <a:blip r:embed="rId8"/>
+                          <a:stretch>
+                            <a:fillRect/>
+                          </a:stretch>
+                        </pic:blipFill>
+                        <pic:spPr>
+                          <a:xfrm>
+                            <a:off x="0" y="0"/>
+                            <a:ext cx="2788920" cy="1277347"/>
+                          </a:xfrm>
+                          <a:prstGeom prst="rect">
+                            <a:avLst/>
+                          </a:prstGeom>
+                        </pic:spPr>
+                      </pic:pic>
+                    </a:graphicData>
+                  </a:graphic>
+                </wp:inline>
+              </w:drawing>
+            </w:r>
+          </w:p>
+        </w:tc>
+      </w:tr>
+      <w:tr>
+        <w:trPr>
+          <w:cantSplit/>
+          <w:jc w:val="center"/>
+        </w:trPr>
+        <w:tc>
+          <w:tcPr>
+            <w:tcW w:w="4680" w:type="dxa"/>
+          </w:tcPr>
+          <w:p>
+            <w:pPr>
+              <w:keepNext/>
+              <w:spacing w:before="40" w:after="0"/>
+              <w:jc w:val="center"/>
+            </w:pPr>
+            <w:r>
+              <w:rPr>
+                <w:b/>
+                <w:sz w:val="16"/>
+              </w:rPr>
+              <w:t>Week 3</w:t>
+            </w:r>
+          </w:p>
+          <w:p>
+            <w:pPr>
+              <w:spacing w:after="40"/>
+              <w:jc w:val="center"/>
+            </w:pPr>
+            <w:r>
+              <w:rPr>
+                <w:noProof/>
+              </w:rPr>
+              <w:drawing>
+                <wp:inline distT="0" distB="0" distL="0" distR="0" wp14:anchorId="7FEC5BF0" wp14:editId="299013F4">
+                  <wp:extent cx="2788920" cy="1269176"/>
+                  <wp:effectExtent l="0" t="0" r="0" b="0"/>
+                  <wp:docPr id="203" name="Picture 203"/>
+                  <wp:cNvGraphicFramePr>
+                    <a:graphicFrameLocks xmlns:a="http://schemas.openxmlformats.org/drawingml/2006/main" noChangeAspect="1"/>
+                  </wp:cNvGraphicFramePr>
+                  <a:graphic xmlns:a="http://schemas.openxmlformats.org/drawingml/2006/main">
+                    <a:graphicData uri="http://schemas.openxmlformats.org/drawingml/2006/picture">
+                      <pic:pic xmlns:pic="http://schemas.openxmlformats.org/drawingml/2006/picture">
+                        <pic:nvPicPr>
+                          <pic:cNvPr id="203" name="user3.png"/>
+                          <pic:cNvPicPr/>
+                        </pic:nvPicPr>
+                        <pic:blipFill>
+                          <a:blip r:embed="rId9"/>
+                          <a:stretch>
+                            <a:fillRect/>
+                          </a:stretch>
+                        </pic:blipFill>
+                        <pic:spPr>
+                          <a:xfrm>
+                            <a:off x="0" y="0"/>
+                            <a:ext cx="2788920" cy="1269176"/>
+                          </a:xfrm>
+                          <a:prstGeom prst="rect">
+                            <a:avLst/>
+                          </a:prstGeom>
+                        </pic:spPr>
+                      </pic:pic>
+                    </a:graphicData>
+                  </a:graphic>
+                </wp:inline>
+              </w:drawing>
+            </w:r>
+          </w:p>
+        </w:tc>
+        <w:tc>
+          <w:tcPr>
+            <w:tcW w:w="4680" w:type="dxa"/>
+          </w:tcPr>
+          <w:p>
+            <w:pPr>
+              <w:keepNext/>
+              <w:spacing w:before="40" w:after="0"/>
+              <w:jc w:val="center"/>
+            </w:pPr>
+            <w:r>
+              <w:rPr>
+                <w:b/>
+                <w:sz w:val="16"/>
+              </w:rPr>
+              <w:t>Week 4</w:t>
+            </w:r>
+          </w:p>
+          <w:p>
+            <w:pPr>
+              <w:spacing w:after="40"/>
+              <w:jc w:val="center"/>
+            </w:pPr>
+            <w:r>
+              <w:rPr>
+                <w:noProof/>
+              </w:rPr>
+              <w:drawing>
+                <wp:inline distT="0" distB="0" distL="0" distR="0" wp14:anchorId="175A4498" wp14:editId="7D064399">
+                  <wp:extent cx="2788920" cy="1277347"/>
+                  <wp:effectExtent l="0" t="0" r="0" b="0"/>
+                  <wp:docPr id="204" name="Picture 204"/>
+                  <wp:cNvGraphicFramePr>
+                    <a:graphicFrameLocks xmlns:a="http://schemas.openxmlformats.org/drawingml/2006/main" noChangeAspect="1"/>
+                  </wp:cNvGraphicFramePr>
+                  <a:graphic xmlns:a="http://schemas.openxmlformats.org/drawingml/2006/main">
+                    <a:graphicData uri="http://schemas.openxmlformats.org/drawingml/2006/picture">
+                      <pic:pic xmlns:pic="http://schemas.openxmlformats.org/drawingml/2006/picture">
+                        <pic:nvPicPr>
+                          <pic:cNvPr id="204" name="user4.png"/>
+                          <pic:cNvPicPr/>
+                        </pic:nvPicPr>
+                        <pic:blipFill>
+                          <a:blip r:embed="rId10"/>
+                          <a:stretch>
+                            <a:fillRect/>
+                          </a:stretch>
+                        </pic:blipFill>
+                        <pic:spPr>
+                          <a:xfrm>
+                            <a:off x="0" y="0"/>
+                            <a:ext cx="2788920" cy="1277347"/>
+                          </a:xfrm>
+                          <a:prstGeom prst="rect">
+                            <a:avLst/>
+                          </a:prstGeom>
+                        </pic:spPr>
+                      </pic:pic>
+                    </a:graphicData>
+                  </a:graphic>
+                </wp:inline>
+              </w:drawing>
+            </w:r>
+          </w:p>
+        </w:tc>
+      </w:tr>
+      <w:tr>
+        <w:trPr>
+          <w:cantSplit/>
+          <w:jc w:val="center"/>
+        </w:trPr>
+        <w:tc>
+          <w:tcPr>
+            <w:tcW w:w="4680" w:type="dxa"/>
+          </w:tcPr>
+          <w:p>
+            <w:pPr>
+              <w:keepNext/>
+              <w:spacing w:before="40" w:after="0"/>
+              <w:jc w:val="center"/>
+            </w:pPr>
+            <w:r>
+              <w:rPr>
+                <w:b/>
+                <w:sz w:val="16"/>
+              </w:rPr>
+              <w:t>Week 5</w:t>
+            </w:r>
+          </w:p>
+          <w:p>
+            <w:pPr>
+              <w:spacing w:after="40"/>
+              <w:jc w:val="center"/>
+            </w:pPr>
+            <w:r>
+              <w:rPr>
+                <w:noProof/>
+              </w:rPr>
+              <w:drawing>
+                <wp:inline distT="0" distB="0" distL="0" distR="0" wp14:anchorId="745C3040" wp14:editId="0FB40834">
+                  <wp:extent cx="2788920" cy="1285517"/>
+                  <wp:effectExtent l="0" t="0" r="0" b="0"/>
+                  <wp:docPr id="205" name="Picture 205"/>
+                  <wp:cNvGraphicFramePr>
+                    <a:graphicFrameLocks xmlns:a="http://schemas.openxmlformats.org/drawingml/2006/main" noChangeAspect="1"/>
+                  </wp:cNvGraphicFramePr>
+                  <a:graphic xmlns:a="http://schemas.openxmlformats.org/drawingml/2006/main">
+                    <a:graphicData uri="http://schemas.openxmlformats.org/drawingml/2006/picture">
+                      <pic:pic xmlns:pic="http://schemas.openxmlformats.org/drawingml/2006/picture">
+                        <pic:nvPicPr>
+                          <pic:cNvPr id="205" name="user5.png"/>
+                          <pic:cNvPicPr/>
+                        </pic:nvPicPr>
+                        <pic:blipFill>
+                          <a:blip r:embed="rId11"/>
+                          <a:stretch>
+                            <a:fillRect/>
+                          </a:stretch>
+                        </pic:blipFill>
+                        <pic:spPr>
+                          <a:xfrm>
+                            <a:off x="0" y="0"/>
+                            <a:ext cx="2788920" cy="1285517"/>
+                          </a:xfrm>
+                          <a:prstGeom prst="rect">
+                            <a:avLst/>
+                          </a:prstGeom>
+                        </pic:spPr>
+                      </pic:pic>
+                    </a:graphicData>
+                  </a:graphic>
+                </wp:inline>
+              </w:drawing>
+            </w:r>
+          </w:p>
+        </w:tc>
+        <w:tc>
+          <w:tcPr>
+            <w:tcW w:w="4680" w:type="dxa"/>
+          </w:tcPr>
+          <w:p>
+            <w:pPr>
+              <w:keepNext/>
+              <w:spacing w:before="40" w:after="0"/>
+              <w:jc w:val="center"/>
+            </w:pPr>
+            <w:r>
+              <w:rPr>
+                <w:b/>
+                <w:sz w:val="16"/>
+              </w:rPr>
+              <w:t>Week 6</w:t>
+            </w:r>
+          </w:p>
+          <w:p>
+            <w:pPr>
+              <w:spacing w:after="40"/>
+              <w:jc w:val="center"/>
+            </w:pPr>
+            <w:r>
+              <w:rPr>
+                <w:noProof/>
+              </w:rPr>
+              <w:drawing>
+                <wp:inline distT="0" distB="0" distL="0" distR="0" wp14:anchorId="08AB7D99" wp14:editId="35FE0DBB">
+                  <wp:extent cx="2788920" cy="1277347"/>
+                  <wp:effectExtent l="0" t="0" r="0" b="0"/>
+                  <wp:docPr id="206" name="Picture 206"/>
+                  <wp:cNvGraphicFramePr>
+                    <a:graphicFrameLocks xmlns:a="http://schemas.openxmlformats.org/drawingml/2006/main" noChangeAspect="1"/>
+                  </wp:cNvGraphicFramePr>
+                  <a:graphic xmlns:a="http://schemas.openxmlformats.org/drawingml/2006/main">
+                    <a:graphicData uri="http://schemas.openxmlformats.org/drawingml/2006/picture">
+                      <pic:pic xmlns:pic="http://schemas.openxmlformats.org/drawingml/2006/picture">
+                        <pic:nvPicPr>
+                          <pic:cNvPr id="206" name="user6.png"/>
+                          <pic:cNvPicPr/>
+                        </pic:nvPicPr>
+                        <pic:blipFill>
+                          <a:blip r:embed="rId12"/>
+                          <a:stretch>
+                            <a:fillRect/>
+                          </a:stretch>
+                        </pic:blipFill>
+                        <pic:spPr>
+                          <a:xfrm>
+                            <a:off x="0" y="0"/>
+                            <a:ext cx="2788920" cy="1277347"/>
+                          </a:xfrm>
+                          <a:prstGeom prst="rect">
+                            <a:avLst/>
+                          </a:prstGeom>
+                        </pic:spPr>
+                      </pic:pic>
+                    </a:graphicData>
+                  </a:graphic>
+                </wp:inline>
+              </w:drawing>
+            </w:r>
+          </w:p>
+        </w:tc>
+      </w:tr>
+      <w:tr>
+        <w:trPr>
+          <w:cantSplit/>
+          <w:jc w:val="center"/>
+        </w:trPr>
+        <w:tc>
+          <w:tcPr>
+            <w:tcW w:w="4680" w:type="dxa"/>
+          </w:tcPr>
+          <w:p>
+            <w:pPr>
+              <w:keepNext/>
+              <w:spacing w:before="40" w:after="0"/>
+              <w:jc w:val="center"/>
+            </w:pPr>
+            <w:r>
+              <w:rPr>
+                <w:b/>
+                <w:sz w:val="16"/>
+              </w:rPr>
+              <w:t>Week 7</w:t>
+            </w:r>
+          </w:p>
+          <w:p>
+            <w:pPr>
+              <w:spacing w:after="40"/>
+              <w:jc w:val="center"/>
+            </w:pPr>
+            <w:r>
+              <w:rPr>
+                <w:noProof/>
+              </w:rPr>
+              <w:drawing>
+                <wp:inline distT="0" distB="0" distL="0" distR="0" wp14:anchorId="6E618CC8" wp14:editId="2F62CA4C">
+                  <wp:extent cx="2788920" cy="1280070"/>
+                  <wp:effectExtent l="0" t="0" r="0" b="0"/>
+                  <wp:docPr id="207" name="Picture 207"/>
+                  <wp:cNvGraphicFramePr>
+                    <a:graphicFrameLocks xmlns:a="http://schemas.openxmlformats.org/drawingml/2006/main" noChangeAspect="1"/>
+                  </wp:cNvGraphicFramePr>
+                  <a:graphic xmlns:a="http://schemas.openxmlformats.org/drawingml/2006/main">
+                    <a:graphicData uri="http://schemas.openxmlformats.org/drawingml/2006/picture">
+                      <pic:pic xmlns:pic="http://schemas.openxmlformats.org/drawingml/2006/picture">
+                        <pic:nvPicPr>
+                          <pic:cNvPr id="207" name="user7.png"/>
+                          <pic:cNvPicPr/>
+                        </pic:nvPicPr>
+                        <pic:blipFill>
+                          <a:blip r:embed="rId13"/>
+                          <a:stretch>
+                            <a:fillRect/>
+                          </a:stretch>
+                        </pic:blipFill>
+                        <pic:spPr>
+                          <a:xfrm>
+                            <a:off x="0" y="0"/>
+                            <a:ext cx="2788920" cy="1280070"/>
+                          </a:xfrm>
+                          <a:prstGeom prst="rect">
+                            <a:avLst/>
+                          </a:prstGeom>
+                        </pic:spPr>
+                      </pic:pic>
+                    </a:graphicData>
+                  </a:graphic>
+                </wp:inline>
+              </w:drawing>
+            </w:r>
+          </w:p>
+        </w:tc>
+        <w:tc>
+          <w:tcPr>
+            <w:tcW w:w="4680" w:type="dxa"/>
+          </w:tcPr>
+          <w:p>
+            <w:pPr>
+              <w:keepNext/>
+              <w:spacing w:before="40" w:after="0"/>
+              <w:jc w:val="center"/>
+            </w:pPr>
+            <w:r>
+              <w:rPr>
+                <w:b/>
+                <w:sz w:val="16"/>
+              </w:rPr>
+              <w:t>Week 8</w:t>
+            </w:r>
+          </w:p>
+          <w:p>
+            <w:pPr>
+              <w:spacing w:after="40"/>
+              <w:jc w:val="center"/>
+            </w:pPr>
+            <w:r>
+              <w:rPr>
+                <w:noProof/>
+              </w:rPr>
+              <w:drawing>
+                <wp:inline distT="0" distB="0" distL="0" distR="0" wp14:anchorId="7BF77FFA" wp14:editId="60F586C4">
+                  <wp:extent cx="2788920" cy="1269176"/>
+                  <wp:effectExtent l="0" t="0" r="0" b="0"/>
+                  <wp:docPr id="208" name="Picture 208"/>
+                  <wp:cNvGraphicFramePr>
+                    <a:graphicFrameLocks xmlns:a="http://schemas.openxmlformats.org/drawingml/2006/main" noChangeAspect="1"/>
+                  </wp:cNvGraphicFramePr>
+                  <a:graphic xmlns:a="http://schemas.openxmlformats.org/drawingml/2006/main">
+                    <a:graphicData uri="http://schemas.openxmlformats.org/drawingml/2006/picture">
+                      <pic:pic xmlns:pic="http://schemas.openxmlformats.org/drawingml/2006/picture">
+                        <pic:nvPicPr>
+                          <pic:cNvPr id="208" name="user8.png"/>
+                          <pic:cNvPicPr/>
+                        </pic:nvPicPr>
+                        <pic:blipFill>
+                          <a:blip r:embed="rId14"/>
+                          <a:stretch>
+                            <a:fillRect/>
+                          </a:stretch>
+                        </pic:blipFill>
+                        <pic:spPr>
+                          <a:xfrm>
+                            <a:off x="0" y="0"/>
+                            <a:ext cx="2788920" cy="1269176"/>
+                          </a:xfrm>
+                          <a:prstGeom prst="rect">
+                            <a:avLst/>
+                          </a:prstGeom>
+                        </pic:spPr>
+                      </pic:pic>
+                    </a:graphicData>
+                  </a:graphic>
+                </wp:inline>
+              </w:drawing>
+            </w:r>
+          </w:p>
+        </w:tc>
+      </w:tr>
+    </w:tbl>
+    <w:p>
+      <w:pPr>
+        <w:spacing w:after="160"/>
+        <w:jc w:val="center"/>
+      </w:pPr>
+      <w:r>
         <w:rPr>
-          <w:b/>
-          <w:highlight w:val="yellow"/>
+          <w:i/>
+          <w:sz w:val="20"/>
         </w:rPr>
-        <w:t>[TO ADD: Final repository evidence and ClickUp board (Yohana's deliverable): board link, screenshot reference, and docs/Contributions.md.]</w:t>
+        <w:t xml:space="preserve">Figure 2. Grouped screenshots of </w:t>
+      </w:r>
+      <w:proofErr w:type="spellStart"/>
+      <w:r>
+        <w:rPr>
+          <w:i/>
+          <w:sz w:val="20"/>
+        </w:rPr>
+        <w:t>Clickup</w:t>
+      </w:r>
+      <w:proofErr w:type="spellEnd"/>
+      <w:r>
+        <w:rPr>
+          <w:i/>
+          <w:sz w:val="20"/>
+        </w:rPr>
+        <w:t xml:space="preserve"> lists for Weeks 1 to 8.</w:t>
+      </w:r>
+    </w:p>
+    <w:p>
+      <w:pPr>
+        <w:keepNext/>
+        <w:spacing w:before="120" w:after="60"/>
+        <w:jc w:val="center"/>
+      </w:pPr>
+      <w:r>
+        <w:rPr>
+          <w:noProof/>
+        </w:rPr>
+        <w:lastRenderedPageBreak/>
+        <w:drawing>
+          <wp:inline distT="0" distB="0" distL="0" distR="0" wp14:anchorId="463FEB3D" wp14:editId="1D305B6E">
+            <wp:extent cx="5486400" cy="3368051"/>
+            <wp:effectExtent l="0" t="0" r="0" b="0"/>
+            <wp:docPr id="301" name="Picture 301"/>
+            <wp:cNvGraphicFramePr>
+              <a:graphicFrameLocks xmlns:a="http://schemas.openxmlformats.org/drawingml/2006/main" noChangeAspect="1"/>
+            </wp:cNvGraphicFramePr>
+            <a:graphic xmlns:a="http://schemas.openxmlformats.org/drawingml/2006/main">
+              <a:graphicData uri="http://schemas.openxmlformats.org/drawingml/2006/picture">
+                <pic:pic xmlns:pic="http://schemas.openxmlformats.org/drawingml/2006/picture">
+                  <pic:nvPicPr>
+                    <pic:cNvPr id="301" name="user9.png"/>
+                    <pic:cNvPicPr/>
+                  </pic:nvPicPr>
+                  <pic:blipFill>
+                    <a:blip r:embed="rId15"/>
+                    <a:stretch>
+                      <a:fillRect/>
+                    </a:stretch>
+                  </pic:blipFill>
+                  <pic:spPr>
+                    <a:xfrm>
+                      <a:off x="0" y="0"/>
+                      <a:ext cx="5486400" cy="3368051"/>
+                    </a:xfrm>
+                    <a:prstGeom prst="rect">
+                      <a:avLst/>
+                    </a:prstGeom>
+                  </pic:spPr>
+                </pic:pic>
+              </a:graphicData>
+            </a:graphic>
+          </wp:inline>
+        </w:drawing>
+      </w:r>
+    </w:p>
+    <w:p>
+      <w:pPr>
+        <w:spacing w:after="160"/>
+        <w:jc w:val="center"/>
+      </w:pPr>
+      <w:r>
+        <w:rPr>
+          <w:i/>
+          <w:sz w:val="20"/>
+        </w:rPr>
+        <w:t>Figure 3. GitHub repository evidence of its existence showing the folders we have and the different commits made.</w:t>
+      </w:r>
+    </w:p>
+    <w:p>
+      <w:pPr>
+        <w:keepNext/>
+        <w:spacing w:before="120" w:after="60"/>
+        <w:jc w:val="center"/>
+      </w:pPr>
+      <w:r>
+        <w:rPr>
+          <w:noProof/>
+        </w:rPr>
+        <w:drawing>
+          <wp:inline distT="0" distB="0" distL="0" distR="0" wp14:anchorId="63303D63" wp14:editId="4CAFE22B">
+            <wp:extent cx="4206240" cy="2944368"/>
+            <wp:effectExtent l="0" t="0" r="0" b="0"/>
+            <wp:docPr id="302" name="Picture 302"/>
+            <wp:cNvGraphicFramePr>
+              <a:graphicFrameLocks xmlns:a="http://schemas.openxmlformats.org/drawingml/2006/main" noChangeAspect="1"/>
+            </wp:cNvGraphicFramePr>
+            <a:graphic xmlns:a="http://schemas.openxmlformats.org/drawingml/2006/main">
+              <a:graphicData uri="http://schemas.openxmlformats.org/drawingml/2006/picture">
+                <pic:pic xmlns:pic="http://schemas.openxmlformats.org/drawingml/2006/picture">
+                  <pic:nvPicPr>
+                    <pic:cNvPr id="302" name="user10.png"/>
+                    <pic:cNvPicPr/>
+                  </pic:nvPicPr>
+                  <pic:blipFill>
+                    <a:blip r:embed="rId16"/>
+                    <a:stretch>
+                      <a:fillRect/>
+                    </a:stretch>
+                  </pic:blipFill>
+                  <pic:spPr>
+                    <a:xfrm>
+                      <a:off x="0" y="0"/>
+                      <a:ext cx="4206240" cy="2944368"/>
+                    </a:xfrm>
+                    <a:prstGeom prst="rect">
+                      <a:avLst/>
+                    </a:prstGeom>
+                  </pic:spPr>
+                </pic:pic>
+              </a:graphicData>
+            </a:graphic>
+          </wp:inline>
+        </w:drawing>
+      </w:r>
+    </w:p>
+    <w:p>
+      <w:pPr>
+        <w:spacing w:after="160"/>
+        <w:jc w:val="center"/>
+      </w:pPr>
+      <w:r>
+        <w:rPr>
+          <w:i/>
+          <w:sz w:val="20"/>
+        </w:rPr>
+        <w:t>Figure 4. A diagram from the AI Agents in Action book showing communication happening in a multi-agent system that helped demonstrate how user queries are answered by an agent.</w:t>
+      </w:r>
+    </w:p>
+    <w:p>
+      <w:pPr>
+        <w:keepNext/>
+        <w:spacing w:before="120" w:after="60"/>
+        <w:jc w:val="center"/>
+      </w:pPr>
+      <w:r>
+        <w:rPr>
+          <w:noProof/>
+        </w:rPr>
+        <w:lastRenderedPageBreak/>
+        <w:drawing>
+          <wp:inline distT="0" distB="0" distL="0" distR="0" wp14:anchorId="12847858" wp14:editId="7F0990F2">
+            <wp:extent cx="3840480" cy="2977676"/>
+            <wp:effectExtent l="0" t="0" r="0" b="0"/>
+            <wp:docPr id="303" name="Picture 303"/>
+            <wp:cNvGraphicFramePr>
+              <a:graphicFrameLocks xmlns:a="http://schemas.openxmlformats.org/drawingml/2006/main" noChangeAspect="1"/>
+            </wp:cNvGraphicFramePr>
+            <a:graphic xmlns:a="http://schemas.openxmlformats.org/drawingml/2006/main">
+              <a:graphicData uri="http://schemas.openxmlformats.org/drawingml/2006/picture">
+                <pic:pic xmlns:pic="http://schemas.openxmlformats.org/drawingml/2006/picture">
+                  <pic:nvPicPr>
+                    <pic:cNvPr id="303" name="user11.png"/>
+                    <pic:cNvPicPr/>
+                  </pic:nvPicPr>
+                  <pic:blipFill>
+                    <a:blip r:embed="rId17"/>
+                    <a:stretch>
+                      <a:fillRect/>
+                    </a:stretch>
+                  </pic:blipFill>
+                  <pic:spPr>
+                    <a:xfrm>
+                      <a:off x="0" y="0"/>
+                      <a:ext cx="3840480" cy="2977676"/>
+                    </a:xfrm>
+                    <a:prstGeom prst="rect">
+                      <a:avLst/>
+                    </a:prstGeom>
+                  </pic:spPr>
+                </pic:pic>
+              </a:graphicData>
+            </a:graphic>
+          </wp:inline>
+        </w:drawing>
+      </w:r>
+    </w:p>
+    <w:p>
+      <w:pPr>
+        <w:spacing w:after="160"/>
+        <w:jc w:val="center"/>
+      </w:pPr>
+      <w:r>
+        <w:rPr>
+          <w:i/>
+          <w:sz w:val="20"/>
+        </w:rPr>
+        <w:t>Figure 5. Agent planning and how it varies between different applications from the AI Agents in Action book.</w:t>
+      </w:r>
+      <w:r>
+        <w:t xml:space="preserve"> </w:t>
       </w:r>
     </w:p>
     <w:p>
@@ -2976,7 +4353,6 @@
               <w:rPr>
                 <w:sz w:val="19"/>
               </w:rPr>
-              <w:lastRenderedPageBreak/>
               <w:t>State, memory, traces, permissions, limits</w:t>
             </w:r>
           </w:p>
@@ -3137,7 +4513,7 @@
         <w:spacing w:after="40"/>
       </w:pPr>
       <w:r>
-        <w:t>Each evaluation version ran once; stability is not yet measured.</w:t>
+        <w:t>A second full run (v1.2) scored the same aggregate as v1.1, but the one imperfect case changed between runs (see Section 8.2) - two runs is evidence of aggregate stability, not yet proof of per-case stability.</w:t>
       </w:r>
     </w:p>
     <w:p>
@@ -3172,6 +4548,7 @@
         <w:pStyle w:val="Heading2"/>
       </w:pPr>
       <w:r>
+        <w:lastRenderedPageBreak/>
         <w:t>10.3 Cost and latency</w:t>
       </w:r>
     </w:p>
@@ -3190,7 +4567,15 @@
     </w:p>
     <w:p>
       <w:r>
-        <w:t>Light stemming measured against the Week 3 RAG suite; repeated evaluation runs for stability; a failure-injection hook targeting named tools; and a live MCP server for check_course_load.</w:t>
+        <w:t xml:space="preserve">Light stemming measured against the Week 3 RAG suite; repeated evaluation runs for stability; a failure-injection hook targeting named tools; and a live MCP server for </w:t>
+      </w:r>
+      <w:proofErr w:type="spellStart"/>
+      <w:r>
+        <w:t>check_course_load</w:t>
+      </w:r>
+      <w:proofErr w:type="spellEnd"/>
+      <w:r>
+        <w:t>.</w:t>
       </w:r>
     </w:p>
     <w:p>
@@ -3203,16 +4588,20 @@
     </w:p>
     <w:p>
       <w:r>
-        <w:t>The most important lesson was to be precise about what each piece of evidence proves. Week 4's 15/15 tool evaluation tested the deterministic controls (allow-list, argument checks, error handling) without a live model, which was the right method for those controls and was reported as such; it could not show how the model behaves when someone tries to misuse a tool, so Week 7 re-ran those scenarios live. A Week 7 evaluation built only on scripted model replies was reverted for the same reason, and the most serious failure found was passed by every automated check and caught only by reading the trace. AI tools, Claude Code and Cursor, assisted with implementation and documentation; every result in this report comes from live model runs, every verdict was assigned by a team member, and the team remains accountable for the system's behaviour.</w:t>
+        <w:t xml:space="preserve">The most important lesson was to be precise about what each piece of evidence proves. Week 4's 15/15 tool evaluation tested the deterministic controls (allow-list, argument checks, error handling) without a live model, which was the right method for those controls and was reported as such; it could not show how the model behaves when someone tries to misuse a tool, so Week 7 re-ran those scenarios live. A Week 7 evaluation built only on scripted model replies was reverted for the same reason, and the most serious failure found was passed by every automated check and caught only by reading the trace. AI tools, Claude Code and Cursor, assisted with implementation and documentation; every result in this report comes from live model runs, every verdict was assigned by a team member, and the team remains accountable for the system's </w:t>
+      </w:r>
+      <w:proofErr w:type="spellStart"/>
+      <w:r>
+        <w:t>behaviour</w:t>
+      </w:r>
+      <w:proofErr w:type="spellEnd"/>
+      <w:r>
+        <w:t>.</w:t>
       </w:r>
     </w:p>
     <w:p>
       <w:r>
-        <w:rPr>
-          <w:b/>
-          <w:highlight w:val="yellow"/>
-        </w:rPr>
-        <w:t>[TO ADD: Individual reflections or a contributions summary, one short paragraph per member, if the group wants them.]</w:t>
+        <w:t>A per-member, per-week contribution summary with commit-level evidence is in docs/Contributions.md. Individual reflections are optional per the brief and are not included here; any member may add a short paragraph before submission.</w:t>
       </w:r>
     </w:p>
     <w:p>
@@ -3236,29 +4625,6 @@
     <w:p>
       <w:r>
         <w:t>Osmani, A. (2025). Beyond vibe coding: From coder to AI-era developer. O'Reilly Media.</w:t>
-      </w:r>
-    </w:p>
-    <w:p>
-      <w:r>
-        <w:rPr>
-          <w:i/>
-          <w:highlight w:val="yellow"/>
-        </w:rPr>
-        <w:t>(</w:t>
-      </w:r>
-      <w:r>
-        <w:rPr>
-          <w:i/>
-          <w:highlight w:val="yellow"/>
-        </w:rPr>
-        <w:t>Page references in the text follow the course reading list; verify each against the books before submission, as the brief requires.</w:t>
-      </w:r>
-      <w:r>
-        <w:rPr>
-          <w:i/>
-          <w:highlight w:val="yellow"/>
-        </w:rPr>
-        <w:t>)</w:t>
       </w:r>
     </w:p>
     <w:p>
@@ -3281,7 +4647,15 @@
         <w:spacing w:after="40"/>
       </w:pPr>
       <w:r>
-        <w:t>A. User stories and acceptance criteria: data/user_stories.json, 02_User_Stories_Acceptance_Criteria GROUP I.docx</w:t>
+        <w:t>A. User stories and acceptance criteria: data/</w:t>
+      </w:r>
+      <w:proofErr w:type="spellStart"/>
+      <w:r>
+        <w:t>user_stories.json</w:t>
+      </w:r>
+      <w:proofErr w:type="spellEnd"/>
+      <w:r>
+        <w:t>, 02_User_Stories_Acceptance_Criteria GROUP I.docx</w:t>
       </w:r>
     </w:p>
     <w:p>
@@ -3326,7 +4700,7 @@
         <w:spacing w:after="40"/>
       </w:pPr>
       <w:r>
-        <w:t>F. AI Engineering Log summary</w:t>
+        <w:t>F. AI Engineering Log: docs/AI_Engineering_Log.md (tool, task, human review, per week)</w:t>
       </w:r>
     </w:p>
     <w:p>
@@ -3339,14 +4713,2620 @@
       </w:r>
     </w:p>
     <w:p>
+      <w:pPr>
+        <w:pStyle w:val="ListBullet"/>
+      </w:pPr>
+      <w:r>
+        <w:t>H. Live presentation and demonstration: UniFlow_Final_Presentation.pptx, docs/Week8_Live_Demo_Cue_Sheet.md</w:t>
+      </w:r>
+    </w:p>
+    <w:p>
+      <w:pPr>
+        <w:pStyle w:val="ListBullet"/>
+      </w:pPr>
+      <w:r>
+        <w:t>I. Contributions by member and week: docs/Contributions.md (table below)</w:t>
+      </w:r>
+    </w:p>
+    <w:p>
+      <w:r>
+        <w:t>Appendices A to E, G and H point to files already in the repository at the paths above. Appendix F (docs/AI_Engineering_Log.md) records, per week, which tool (Claude Code or Cursor) was used, what it was asked to do, and what a team member reviewed or changed before accepting it, including one case where AI-generated evaluation evidence broke the project's no-pre-filled-verdicts rule and was reverted. Appendix H's cue sheet lists the exact live-demo commands, their expected output, and a backup trace for each in case the API is unreachable during the presentation. Appendix I is the contributions table below.</w:t>
+      </w:r>
+    </w:p>
+    <w:p>
+      <w:pPr>
+        <w:keepNext/>
+        <w:spacing w:before="200" w:after="80"/>
+      </w:pPr>
       <w:r>
         <w:rPr>
           <w:b/>
-          <w:highlight w:val="yellow"/>
         </w:rPr>
-        <w:t>[TO ADD: Attach or link each appendix; Appendix F needs a short AI Engineering Log (tool, what it was used for, how output was checked).]</w:t>
+        <w:t>Appendix I. Contributions by member and week (from docs/Contributions.md)</w:t>
       </w:r>
     </w:p>
+    <w:tbl>
+      <w:tblPr>
+        <w:tblW w:w="9360" w:type="dxa"/>
+        <w:tblBorders>
+          <w:top w:val="single" w:sz="4" w:space="0" w:color="999999"/>
+          <w:left w:val="single" w:sz="4" w:space="0" w:color="999999"/>
+          <w:bottom w:val="single" w:sz="4" w:space="0" w:color="999999"/>
+          <w:right w:val="single" w:sz="4" w:space="0" w:color="999999"/>
+          <w:insideH w:val="single" w:sz="4" w:space="0" w:color="999999"/>
+          <w:insideV w:val="single" w:sz="4" w:space="0" w:color="999999"/>
+        </w:tblBorders>
+        <w:tblLayout w:type="fixed"/>
+        <w:tblLook w:val="04A0" w:firstRow="1" w:lastRow="0" w:firstColumn="1" w:lastColumn="0" w:noHBand="0" w:noVBand="1"/>
+      </w:tblPr>
+      <w:tblGrid>
+        <w:gridCol w:w="600"/>
+        <w:gridCol w:w="2000"/>
+        <w:gridCol w:w="3000"/>
+        <w:gridCol w:w="3760"/>
+      </w:tblGrid>
+      <w:tr>
+        <w:trPr>
+          <w:cantSplit/>
+          <w:tblHeader/>
+        </w:trPr>
+        <w:tc>
+          <w:tcPr>
+            <w:tcW w:w="600" w:type="dxa"/>
+            <w:shd w:val="clear" w:color="auto" w:fill="D9E2F3"/>
+          </w:tcPr>
+          <w:p>
+            <w:pPr>
+              <w:spacing w:before="20" w:after="20"/>
+            </w:pPr>
+            <w:r>
+              <w:rPr>
+                <w:b/>
+                <w:sz w:val="17"/>
+              </w:rPr>
+              <w:t>Week</w:t>
+            </w:r>
+          </w:p>
+        </w:tc>
+        <w:tc>
+          <w:tcPr>
+            <w:tcW w:w="2000" w:type="dxa"/>
+            <w:shd w:val="clear" w:color="auto" w:fill="D9E2F3"/>
+          </w:tcPr>
+          <w:p>
+            <w:pPr>
+              <w:spacing w:before="20" w:after="20"/>
+            </w:pPr>
+            <w:r>
+              <w:rPr>
+                <w:b/>
+                <w:sz w:val="17"/>
+              </w:rPr>
+              <w:t>Member</w:t>
+            </w:r>
+          </w:p>
+        </w:tc>
+        <w:tc>
+          <w:tcPr>
+            <w:tcW w:w="3000" w:type="dxa"/>
+            <w:shd w:val="clear" w:color="auto" w:fill="D9E2F3"/>
+          </w:tcPr>
+          <w:p>
+            <w:pPr>
+              <w:spacing w:before="20" w:after="20"/>
+            </w:pPr>
+            <w:r>
+              <w:rPr>
+                <w:b/>
+                <w:sz w:val="17"/>
+              </w:rPr>
+              <w:t>Task owned</w:t>
+            </w:r>
+          </w:p>
+        </w:tc>
+        <w:tc>
+          <w:tcPr>
+            <w:tcW w:w="3760" w:type="dxa"/>
+            <w:shd w:val="clear" w:color="auto" w:fill="D9E2F3"/>
+          </w:tcPr>
+          <w:p>
+            <w:pPr>
+              <w:spacing w:before="20" w:after="20"/>
+            </w:pPr>
+            <w:r>
+              <w:rPr>
+                <w:b/>
+                <w:sz w:val="17"/>
+              </w:rPr>
+              <w:t>Evidence</w:t>
+            </w:r>
+          </w:p>
+        </w:tc>
+      </w:tr>
+      <w:tr>
+        <w:trPr>
+          <w:cantSplit/>
+        </w:trPr>
+        <w:tc>
+          <w:tcPr>
+            <w:tcW w:w="600" w:type="dxa"/>
+          </w:tcPr>
+          <w:p>
+            <w:pPr>
+              <w:spacing w:before="20" w:after="20"/>
+            </w:pPr>
+            <w:r>
+              <w:rPr>
+                <w:sz w:val="17"/>
+              </w:rPr>
+              <w:t>1</w:t>
+            </w:r>
+          </w:p>
+        </w:tc>
+        <w:tc>
+          <w:tcPr>
+            <w:tcW w:w="2000" w:type="dxa"/>
+          </w:tcPr>
+          <w:p>
+            <w:pPr>
+              <w:spacing w:before="20" w:after="20"/>
+            </w:pPr>
+            <w:r>
+              <w:rPr>
+                <w:sz w:val="17"/>
+              </w:rPr>
+              <w:t xml:space="preserve">Yohana Mahamat </w:t>
+            </w:r>
+            <w:proofErr w:type="spellStart"/>
+            <w:r>
+              <w:rPr>
+                <w:sz w:val="17"/>
+              </w:rPr>
+              <w:t>Abdelrassoul</w:t>
+            </w:r>
+            <w:proofErr w:type="spellEnd"/>
+          </w:p>
+        </w:tc>
+        <w:tc>
+          <w:tcPr>
+            <w:tcW w:w="3000" w:type="dxa"/>
+          </w:tcPr>
+          <w:p>
+            <w:pPr>
+              <w:spacing w:before="20" w:after="20"/>
+            </w:pPr>
+            <w:r>
+              <w:rPr>
+                <w:sz w:val="17"/>
+              </w:rPr>
+              <w:t>User stories and acceptance criteria; ClickUp workspace</w:t>
+            </w:r>
+          </w:p>
+        </w:tc>
+        <w:tc>
+          <w:tcPr>
+            <w:tcW w:w="3760" w:type="dxa"/>
+          </w:tcPr>
+          <w:p>
+            <w:pPr>
+              <w:spacing w:before="20" w:after="20"/>
+            </w:pPr>
+            <w:r>
+              <w:rPr>
+                <w:sz w:val="17"/>
+              </w:rPr>
+              <w:t>02_User_Stories_Acceptance_Criteria GROUP I.docx · e044cb8</w:t>
+            </w:r>
+          </w:p>
+        </w:tc>
+      </w:tr>
+      <w:tr>
+        <w:trPr>
+          <w:cantSplit/>
+        </w:trPr>
+        <w:tc>
+          <w:tcPr>
+            <w:tcW w:w="600" w:type="dxa"/>
+          </w:tcPr>
+          <w:p>
+            <w:pPr>
+              <w:spacing w:before="20" w:after="20"/>
+            </w:pPr>
+            <w:r>
+              <w:rPr>
+                <w:sz w:val="17"/>
+              </w:rPr>
+              <w:t>1</w:t>
+            </w:r>
+          </w:p>
+        </w:tc>
+        <w:tc>
+          <w:tcPr>
+            <w:tcW w:w="2000" w:type="dxa"/>
+          </w:tcPr>
+          <w:p>
+            <w:pPr>
+              <w:spacing w:before="20" w:after="20"/>
+            </w:pPr>
+            <w:r>
+              <w:rPr>
+                <w:sz w:val="17"/>
+              </w:rPr>
+              <w:t xml:space="preserve">Swale </w:t>
+            </w:r>
+            <w:proofErr w:type="spellStart"/>
+            <w:r>
+              <w:rPr>
+                <w:sz w:val="17"/>
+              </w:rPr>
+              <w:t>Sebabe</w:t>
+            </w:r>
+            <w:proofErr w:type="spellEnd"/>
+            <w:r>
+              <w:rPr>
+                <w:sz w:val="17"/>
+              </w:rPr>
+              <w:t xml:space="preserve"> Abdu</w:t>
+            </w:r>
+          </w:p>
+        </w:tc>
+        <w:tc>
+          <w:tcPr>
+            <w:tcW w:w="3000" w:type="dxa"/>
+          </w:tcPr>
+          <w:p>
+            <w:pPr>
+              <w:spacing w:before="20" w:after="20"/>
+            </w:pPr>
+            <w:r>
+              <w:rPr>
+                <w:sz w:val="17"/>
+              </w:rPr>
+              <w:t>AI Boundary Matrix; GitHub repository</w:t>
+            </w:r>
+          </w:p>
+        </w:tc>
+        <w:tc>
+          <w:tcPr>
+            <w:tcW w:w="3760" w:type="dxa"/>
+          </w:tcPr>
+          <w:p>
+            <w:pPr>
+              <w:spacing w:before="20" w:after="20"/>
+            </w:pPr>
+            <w:r>
+              <w:rPr>
+                <w:sz w:val="17"/>
+              </w:rPr>
+              <w:t>03_AI_Boundary_Matrix GROUP I.docx · bcc6138</w:t>
+            </w:r>
+          </w:p>
+        </w:tc>
+      </w:tr>
+      <w:tr>
+        <w:trPr>
+          <w:cantSplit/>
+        </w:trPr>
+        <w:tc>
+          <w:tcPr>
+            <w:tcW w:w="600" w:type="dxa"/>
+          </w:tcPr>
+          <w:p>
+            <w:pPr>
+              <w:spacing w:before="20" w:after="20"/>
+            </w:pPr>
+            <w:r>
+              <w:rPr>
+                <w:sz w:val="17"/>
+              </w:rPr>
+              <w:t>1</w:t>
+            </w:r>
+          </w:p>
+        </w:tc>
+        <w:tc>
+          <w:tcPr>
+            <w:tcW w:w="2000" w:type="dxa"/>
+          </w:tcPr>
+          <w:p>
+            <w:pPr>
+              <w:spacing w:before="20" w:after="20"/>
+            </w:pPr>
+            <w:r>
+              <w:rPr>
+                <w:sz w:val="17"/>
+              </w:rPr>
+              <w:t>Okello Emmanuel Odongo</w:t>
+            </w:r>
+          </w:p>
+        </w:tc>
+        <w:tc>
+          <w:tcPr>
+            <w:tcW w:w="3000" w:type="dxa"/>
+          </w:tcPr>
+          <w:p>
+            <w:pPr>
+              <w:spacing w:before="20" w:after="20"/>
+            </w:pPr>
+            <w:r>
+              <w:rPr>
+                <w:sz w:val="17"/>
+              </w:rPr>
+              <w:t>Initial architecture description and diagram</w:t>
+            </w:r>
+          </w:p>
+        </w:tc>
+        <w:tc>
+          <w:tcPr>
+            <w:tcW w:w="3760" w:type="dxa"/>
+          </w:tcPr>
+          <w:p>
+            <w:pPr>
+              <w:spacing w:before="20" w:after="20"/>
+            </w:pPr>
+            <w:r>
+              <w:rPr>
+                <w:sz w:val="17"/>
+              </w:rPr>
+              <w:t>04_Initial_Architecture_Description GROUP I.docx · e044cb8</w:t>
+            </w:r>
+          </w:p>
+        </w:tc>
+      </w:tr>
+      <w:tr>
+        <w:trPr>
+          <w:cantSplit/>
+        </w:trPr>
+        <w:tc>
+          <w:tcPr>
+            <w:tcW w:w="600" w:type="dxa"/>
+          </w:tcPr>
+          <w:p>
+            <w:pPr>
+              <w:spacing w:before="20" w:after="20"/>
+            </w:pPr>
+            <w:r>
+              <w:rPr>
+                <w:sz w:val="17"/>
+              </w:rPr>
+              <w:t>1</w:t>
+            </w:r>
+          </w:p>
+        </w:tc>
+        <w:tc>
+          <w:tcPr>
+            <w:tcW w:w="2000" w:type="dxa"/>
+          </w:tcPr>
+          <w:p>
+            <w:pPr>
+              <w:spacing w:before="20" w:after="20"/>
+            </w:pPr>
+            <w:r>
+              <w:rPr>
+                <w:sz w:val="17"/>
+              </w:rPr>
+              <w:t>Ainebyona Alvin Police</w:t>
+            </w:r>
+          </w:p>
+        </w:tc>
+        <w:tc>
+          <w:tcPr>
+            <w:tcW w:w="3000" w:type="dxa"/>
+          </w:tcPr>
+          <w:p>
+            <w:pPr>
+              <w:spacing w:before="20" w:after="20"/>
+            </w:pPr>
+            <w:r>
+              <w:rPr>
+                <w:sz w:val="17"/>
+              </w:rPr>
+              <w:t>Project charter; Week 1 progress report</w:t>
+            </w:r>
+          </w:p>
+        </w:tc>
+        <w:tc>
+          <w:tcPr>
+            <w:tcW w:w="3760" w:type="dxa"/>
+          </w:tcPr>
+          <w:p>
+            <w:pPr>
+              <w:spacing w:before="20" w:after="20"/>
+            </w:pPr>
+            <w:r>
+              <w:rPr>
+                <w:sz w:val="17"/>
+              </w:rPr>
+              <w:t>01_Project_Charter GROUP I (1).docx · UniFlow_Week1_Progress_Report_Group I.docx</w:t>
+            </w:r>
+          </w:p>
+        </w:tc>
+      </w:tr>
+      <w:tr>
+        <w:trPr>
+          <w:cantSplit/>
+        </w:trPr>
+        <w:tc>
+          <w:tcPr>
+            <w:tcW w:w="600" w:type="dxa"/>
+          </w:tcPr>
+          <w:p>
+            <w:pPr>
+              <w:spacing w:before="20" w:after="20"/>
+            </w:pPr>
+            <w:r>
+              <w:rPr>
+                <w:sz w:val="17"/>
+              </w:rPr>
+              <w:t>2</w:t>
+            </w:r>
+          </w:p>
+        </w:tc>
+        <w:tc>
+          <w:tcPr>
+            <w:tcW w:w="2000" w:type="dxa"/>
+          </w:tcPr>
+          <w:p>
+            <w:pPr>
+              <w:spacing w:before="20" w:after="20"/>
+            </w:pPr>
+            <w:r>
+              <w:rPr>
+                <w:sz w:val="17"/>
+              </w:rPr>
+              <w:t>Okello Emmanuel Odongo</w:t>
+            </w:r>
+          </w:p>
+        </w:tc>
+        <w:tc>
+          <w:tcPr>
+            <w:tcW w:w="3000" w:type="dxa"/>
+          </w:tcPr>
+          <w:p>
+            <w:pPr>
+              <w:spacing w:before="20" w:after="20"/>
+            </w:pPr>
+            <w:r>
+              <w:rPr>
+                <w:sz w:val="17"/>
+              </w:rPr>
+              <w:t>D1 Baseline model interaction and rules core</w:t>
+            </w:r>
+          </w:p>
+        </w:tc>
+        <w:tc>
+          <w:tcPr>
+            <w:tcW w:w="3760" w:type="dxa"/>
+          </w:tcPr>
+          <w:p>
+            <w:pPr>
+              <w:spacing w:before="20" w:after="20"/>
+            </w:pPr>
+            <w:r>
+              <w:rPr>
+                <w:sz w:val="17"/>
+              </w:rPr>
+              <w:t xml:space="preserve">e7ed6e8 · </w:t>
+            </w:r>
+            <w:proofErr w:type="spellStart"/>
+            <w:r>
+              <w:rPr>
+                <w:sz w:val="17"/>
+              </w:rPr>
+              <w:t>src</w:t>
+            </w:r>
+            <w:proofErr w:type="spellEnd"/>
+            <w:r>
+              <w:rPr>
+                <w:sz w:val="17"/>
+              </w:rPr>
+              <w:t xml:space="preserve">/llm_client.py, </w:t>
+            </w:r>
+            <w:proofErr w:type="spellStart"/>
+            <w:r>
+              <w:rPr>
+                <w:sz w:val="17"/>
+              </w:rPr>
+              <w:t>src</w:t>
+            </w:r>
+            <w:proofErr w:type="spellEnd"/>
+            <w:r>
+              <w:rPr>
+                <w:sz w:val="17"/>
+              </w:rPr>
+              <w:t>/baseline.py, src/uniflow_core/rules.py</w:t>
+            </w:r>
+          </w:p>
+        </w:tc>
+      </w:tr>
+      <w:tr>
+        <w:trPr>
+          <w:cantSplit/>
+        </w:trPr>
+        <w:tc>
+          <w:tcPr>
+            <w:tcW w:w="600" w:type="dxa"/>
+          </w:tcPr>
+          <w:p>
+            <w:pPr>
+              <w:spacing w:before="20" w:after="20"/>
+            </w:pPr>
+            <w:r>
+              <w:rPr>
+                <w:sz w:val="17"/>
+              </w:rPr>
+              <w:t>2</w:t>
+            </w:r>
+          </w:p>
+        </w:tc>
+        <w:tc>
+          <w:tcPr>
+            <w:tcW w:w="2000" w:type="dxa"/>
+          </w:tcPr>
+          <w:p>
+            <w:pPr>
+              <w:spacing w:before="20" w:after="20"/>
+            </w:pPr>
+            <w:r>
+              <w:rPr>
+                <w:sz w:val="17"/>
+              </w:rPr>
+              <w:t xml:space="preserve">Swale </w:t>
+            </w:r>
+            <w:proofErr w:type="spellStart"/>
+            <w:r>
+              <w:rPr>
+                <w:sz w:val="17"/>
+              </w:rPr>
+              <w:t>Sebabe</w:t>
+            </w:r>
+            <w:proofErr w:type="spellEnd"/>
+            <w:r>
+              <w:rPr>
+                <w:sz w:val="17"/>
+              </w:rPr>
+              <w:t xml:space="preserve"> Abdu</w:t>
+            </w:r>
+          </w:p>
+        </w:tc>
+        <w:tc>
+          <w:tcPr>
+            <w:tcW w:w="3000" w:type="dxa"/>
+          </w:tcPr>
+          <w:p>
+            <w:pPr>
+              <w:spacing w:before="20" w:after="20"/>
+            </w:pPr>
+            <w:r>
+              <w:rPr>
+                <w:sz w:val="17"/>
+              </w:rPr>
+              <w:t>D2 Model Selection Note</w:t>
+            </w:r>
+          </w:p>
+        </w:tc>
+        <w:tc>
+          <w:tcPr>
+            <w:tcW w:w="3760" w:type="dxa"/>
+          </w:tcPr>
+          <w:p>
+            <w:pPr>
+              <w:spacing w:before="20" w:after="20"/>
+            </w:pPr>
+            <w:r>
+              <w:rPr>
+                <w:sz w:val="17"/>
+              </w:rPr>
+              <w:t>e7ed6e8</w:t>
+            </w:r>
+          </w:p>
+        </w:tc>
+      </w:tr>
+      <w:tr>
+        <w:trPr>
+          <w:cantSplit/>
+        </w:trPr>
+        <w:tc>
+          <w:tcPr>
+            <w:tcW w:w="600" w:type="dxa"/>
+          </w:tcPr>
+          <w:p>
+            <w:pPr>
+              <w:spacing w:before="20" w:after="20"/>
+            </w:pPr>
+            <w:r>
+              <w:rPr>
+                <w:sz w:val="17"/>
+              </w:rPr>
+              <w:t>2</w:t>
+            </w:r>
+          </w:p>
+        </w:tc>
+        <w:tc>
+          <w:tcPr>
+            <w:tcW w:w="2000" w:type="dxa"/>
+          </w:tcPr>
+          <w:p>
+            <w:pPr>
+              <w:spacing w:before="20" w:after="20"/>
+            </w:pPr>
+            <w:r>
+              <w:rPr>
+                <w:sz w:val="17"/>
+              </w:rPr>
+              <w:t xml:space="preserve">Yohana Mahamat </w:t>
+            </w:r>
+            <w:proofErr w:type="spellStart"/>
+            <w:r>
+              <w:rPr>
+                <w:sz w:val="17"/>
+              </w:rPr>
+              <w:t>Abdelrassoul</w:t>
+            </w:r>
+            <w:proofErr w:type="spellEnd"/>
+          </w:p>
+        </w:tc>
+        <w:tc>
+          <w:tcPr>
+            <w:tcW w:w="3000" w:type="dxa"/>
+          </w:tcPr>
+          <w:p>
+            <w:pPr>
+              <w:spacing w:before="20" w:after="20"/>
+            </w:pPr>
+            <w:r>
+              <w:rPr>
+                <w:sz w:val="17"/>
+              </w:rPr>
+              <w:t>D3 Prompt specification v1.0 and v1.1, plus changelog</w:t>
+            </w:r>
+          </w:p>
+        </w:tc>
+        <w:tc>
+          <w:tcPr>
+            <w:tcW w:w="3760" w:type="dxa"/>
+          </w:tcPr>
+          <w:p>
+            <w:pPr>
+              <w:spacing w:before="20" w:after="20"/>
+            </w:pPr>
+            <w:r>
+              <w:rPr>
+                <w:sz w:val="17"/>
+              </w:rPr>
+              <w:t>a49aaf3 · e7ed6e8 · prompts/qa_test_designer_v1.0.md, prompts/qa_test_designer_v1.1.md, prompts/PROMPT_CHANGELOG.md</w:t>
+            </w:r>
+          </w:p>
+        </w:tc>
+      </w:tr>
+      <w:tr>
+        <w:trPr>
+          <w:cantSplit/>
+        </w:trPr>
+        <w:tc>
+          <w:tcPr>
+            <w:tcW w:w="600" w:type="dxa"/>
+          </w:tcPr>
+          <w:p>
+            <w:pPr>
+              <w:spacing w:before="20" w:after="20"/>
+            </w:pPr>
+            <w:r>
+              <w:rPr>
+                <w:sz w:val="17"/>
+              </w:rPr>
+              <w:t>2</w:t>
+            </w:r>
+          </w:p>
+        </w:tc>
+        <w:tc>
+          <w:tcPr>
+            <w:tcW w:w="2000" w:type="dxa"/>
+          </w:tcPr>
+          <w:p>
+            <w:pPr>
+              <w:spacing w:before="20" w:after="20"/>
+            </w:pPr>
+            <w:r>
+              <w:rPr>
+                <w:sz w:val="17"/>
+              </w:rPr>
+              <w:t>Ainebyona Alvin Police</w:t>
+            </w:r>
+          </w:p>
+        </w:tc>
+        <w:tc>
+          <w:tcPr>
+            <w:tcW w:w="3000" w:type="dxa"/>
+          </w:tcPr>
+          <w:p>
+            <w:pPr>
+              <w:spacing w:before="20" w:after="20"/>
+            </w:pPr>
+            <w:r>
+              <w:rPr>
+                <w:sz w:val="17"/>
+              </w:rPr>
+              <w:t>D4 10-case evaluation table; D5 Week 2 progress report</w:t>
+            </w:r>
+          </w:p>
+        </w:tc>
+        <w:tc>
+          <w:tcPr>
+            <w:tcW w:w="3760" w:type="dxa"/>
+          </w:tcPr>
+          <w:p>
+            <w:pPr>
+              <w:spacing w:before="20" w:after="20"/>
+            </w:pPr>
+            <w:r>
+              <w:rPr>
+                <w:sz w:val="17"/>
+              </w:rPr>
+              <w:t>eval/results_v1.0.csv, eval/results_v1.1.csv · UniFlow_Week2_Progress_Report.docx</w:t>
+            </w:r>
+          </w:p>
+        </w:tc>
+      </w:tr>
+      <w:tr>
+        <w:trPr>
+          <w:cantSplit/>
+        </w:trPr>
+        <w:tc>
+          <w:tcPr>
+            <w:tcW w:w="600" w:type="dxa"/>
+          </w:tcPr>
+          <w:p>
+            <w:pPr>
+              <w:spacing w:before="20" w:after="20"/>
+            </w:pPr>
+            <w:r>
+              <w:rPr>
+                <w:sz w:val="17"/>
+              </w:rPr>
+              <w:t>3</w:t>
+            </w:r>
+          </w:p>
+        </w:tc>
+        <w:tc>
+          <w:tcPr>
+            <w:tcW w:w="2000" w:type="dxa"/>
+          </w:tcPr>
+          <w:p>
+            <w:pPr>
+              <w:spacing w:before="20" w:after="20"/>
+            </w:pPr>
+            <w:r>
+              <w:rPr>
+                <w:sz w:val="17"/>
+              </w:rPr>
+              <w:t xml:space="preserve">Swale </w:t>
+            </w:r>
+            <w:proofErr w:type="spellStart"/>
+            <w:r>
+              <w:rPr>
+                <w:sz w:val="17"/>
+              </w:rPr>
+              <w:t>Sebabe</w:t>
+            </w:r>
+            <w:proofErr w:type="spellEnd"/>
+            <w:r>
+              <w:rPr>
+                <w:sz w:val="17"/>
+              </w:rPr>
+              <w:t xml:space="preserve"> Abdu</w:t>
+            </w:r>
+          </w:p>
+        </w:tc>
+        <w:tc>
+          <w:tcPr>
+            <w:tcW w:w="3000" w:type="dxa"/>
+          </w:tcPr>
+          <w:p>
+            <w:pPr>
+              <w:spacing w:before="20" w:after="20"/>
+            </w:pPr>
+            <w:r>
+              <w:rPr>
+                <w:sz w:val="17"/>
+              </w:rPr>
+              <w:t>Corpus and source register</w:t>
+            </w:r>
+          </w:p>
+        </w:tc>
+        <w:tc>
+          <w:tcPr>
+            <w:tcW w:w="3760" w:type="dxa"/>
+          </w:tcPr>
+          <w:p>
+            <w:pPr>
+              <w:spacing w:before="20" w:after="20"/>
+            </w:pPr>
+            <w:r>
+              <w:rPr>
+                <w:sz w:val="17"/>
+              </w:rPr>
+              <w:t>87cabf7 · docs/Corpus_Source_Register.md</w:t>
+            </w:r>
+          </w:p>
+        </w:tc>
+      </w:tr>
+      <w:tr>
+        <w:trPr>
+          <w:cantSplit/>
+        </w:trPr>
+        <w:tc>
+          <w:tcPr>
+            <w:tcW w:w="600" w:type="dxa"/>
+          </w:tcPr>
+          <w:p>
+            <w:pPr>
+              <w:spacing w:before="20" w:after="20"/>
+            </w:pPr>
+            <w:r>
+              <w:rPr>
+                <w:sz w:val="17"/>
+              </w:rPr>
+              <w:t>3</w:t>
+            </w:r>
+          </w:p>
+        </w:tc>
+        <w:tc>
+          <w:tcPr>
+            <w:tcW w:w="2000" w:type="dxa"/>
+          </w:tcPr>
+          <w:p>
+            <w:pPr>
+              <w:spacing w:before="20" w:after="20"/>
+            </w:pPr>
+            <w:r>
+              <w:rPr>
+                <w:sz w:val="17"/>
+              </w:rPr>
+              <w:t>Okello Emmanuel Odongo</w:t>
+            </w:r>
+          </w:p>
+        </w:tc>
+        <w:tc>
+          <w:tcPr>
+            <w:tcW w:w="3000" w:type="dxa"/>
+          </w:tcPr>
+          <w:p>
+            <w:pPr>
+              <w:spacing w:before="20" w:after="20"/>
+            </w:pPr>
+            <w:r>
+              <w:rPr>
+                <w:sz w:val="17"/>
+              </w:rPr>
+              <w:t>Working RAG pipeline</w:t>
+            </w:r>
+          </w:p>
+        </w:tc>
+        <w:tc>
+          <w:tcPr>
+            <w:tcW w:w="3760" w:type="dxa"/>
+          </w:tcPr>
+          <w:p>
+            <w:pPr>
+              <w:spacing w:before="20" w:after="20"/>
+            </w:pPr>
+            <w:r>
+              <w:rPr>
+                <w:sz w:val="17"/>
+              </w:rPr>
+              <w:t xml:space="preserve">87cabf7 · </w:t>
+            </w:r>
+            <w:proofErr w:type="spellStart"/>
+            <w:r>
+              <w:rPr>
+                <w:sz w:val="17"/>
+              </w:rPr>
+              <w:t>src</w:t>
+            </w:r>
+            <w:proofErr w:type="spellEnd"/>
+            <w:r>
+              <w:rPr>
+                <w:sz w:val="17"/>
+              </w:rPr>
+              <w:t>/rag/</w:t>
+            </w:r>
+          </w:p>
+        </w:tc>
+      </w:tr>
+      <w:tr>
+        <w:trPr>
+          <w:cantSplit/>
+        </w:trPr>
+        <w:tc>
+          <w:tcPr>
+            <w:tcW w:w="600" w:type="dxa"/>
+          </w:tcPr>
+          <w:p>
+            <w:pPr>
+              <w:spacing w:before="20" w:after="20"/>
+            </w:pPr>
+            <w:r>
+              <w:rPr>
+                <w:sz w:val="17"/>
+              </w:rPr>
+              <w:t>3</w:t>
+            </w:r>
+          </w:p>
+        </w:tc>
+        <w:tc>
+          <w:tcPr>
+            <w:tcW w:w="2000" w:type="dxa"/>
+          </w:tcPr>
+          <w:p>
+            <w:pPr>
+              <w:spacing w:before="20" w:after="20"/>
+            </w:pPr>
+            <w:r>
+              <w:rPr>
+                <w:sz w:val="17"/>
+              </w:rPr>
+              <w:t xml:space="preserve">Yohana Mahamat </w:t>
+            </w:r>
+            <w:proofErr w:type="spellStart"/>
+            <w:r>
+              <w:rPr>
+                <w:sz w:val="17"/>
+              </w:rPr>
+              <w:t>Abdelrassoul</w:t>
+            </w:r>
+            <w:proofErr w:type="spellEnd"/>
+          </w:p>
+        </w:tc>
+        <w:tc>
+          <w:tcPr>
+            <w:tcW w:w="3000" w:type="dxa"/>
+          </w:tcPr>
+          <w:p>
+            <w:pPr>
+              <w:spacing w:before="20" w:after="20"/>
+            </w:pPr>
+            <w:r>
+              <w:rPr>
+                <w:sz w:val="17"/>
+              </w:rPr>
+              <w:t>15-case RAG evaluation results</w:t>
+            </w:r>
+          </w:p>
+        </w:tc>
+        <w:tc>
+          <w:tcPr>
+            <w:tcW w:w="3760" w:type="dxa"/>
+          </w:tcPr>
+          <w:p>
+            <w:pPr>
+              <w:spacing w:before="20" w:after="20"/>
+            </w:pPr>
+            <w:r>
+              <w:rPr>
+                <w:sz w:val="17"/>
+              </w:rPr>
+              <w:t>e6defb0 · eval/rag_results_v1.0.csv</w:t>
+            </w:r>
+          </w:p>
+        </w:tc>
+      </w:tr>
+      <w:tr>
+        <w:trPr>
+          <w:cantSplit/>
+        </w:trPr>
+        <w:tc>
+          <w:tcPr>
+            <w:tcW w:w="600" w:type="dxa"/>
+          </w:tcPr>
+          <w:p>
+            <w:pPr>
+              <w:spacing w:before="20" w:after="20"/>
+            </w:pPr>
+            <w:r>
+              <w:rPr>
+                <w:sz w:val="17"/>
+              </w:rPr>
+              <w:t>3</w:t>
+            </w:r>
+          </w:p>
+        </w:tc>
+        <w:tc>
+          <w:tcPr>
+            <w:tcW w:w="2000" w:type="dxa"/>
+          </w:tcPr>
+          <w:p>
+            <w:pPr>
+              <w:spacing w:before="20" w:after="20"/>
+            </w:pPr>
+            <w:r>
+              <w:rPr>
+                <w:sz w:val="17"/>
+              </w:rPr>
+              <w:t>Ainebyona Alvin Police</w:t>
+            </w:r>
+          </w:p>
+        </w:tc>
+        <w:tc>
+          <w:tcPr>
+            <w:tcW w:w="3000" w:type="dxa"/>
+          </w:tcPr>
+          <w:p>
+            <w:pPr>
+              <w:spacing w:before="20" w:after="20"/>
+            </w:pPr>
+            <w:r>
+              <w:rPr>
+                <w:sz w:val="17"/>
+              </w:rPr>
+              <w:t>RAG architecture diagram; Week 3 progress report</w:t>
+            </w:r>
+          </w:p>
+        </w:tc>
+        <w:tc>
+          <w:tcPr>
+            <w:tcW w:w="3760" w:type="dxa"/>
+          </w:tcPr>
+          <w:p>
+            <w:pPr>
+              <w:spacing w:before="20" w:after="20"/>
+            </w:pPr>
+            <w:r>
+              <w:rPr>
+                <w:sz w:val="17"/>
+              </w:rPr>
+              <w:t>docs/Week3_RAG_Architecture.md · UniFlow_Week3_Progress_Report.docx</w:t>
+            </w:r>
+          </w:p>
+        </w:tc>
+      </w:tr>
+      <w:tr>
+        <w:trPr>
+          <w:cantSplit/>
+        </w:trPr>
+        <w:tc>
+          <w:tcPr>
+            <w:tcW w:w="600" w:type="dxa"/>
+          </w:tcPr>
+          <w:p>
+            <w:pPr>
+              <w:spacing w:before="20" w:after="20"/>
+            </w:pPr>
+            <w:r>
+              <w:rPr>
+                <w:sz w:val="17"/>
+              </w:rPr>
+              <w:lastRenderedPageBreak/>
+              <w:t>4</w:t>
+            </w:r>
+          </w:p>
+        </w:tc>
+        <w:tc>
+          <w:tcPr>
+            <w:tcW w:w="2000" w:type="dxa"/>
+          </w:tcPr>
+          <w:p>
+            <w:pPr>
+              <w:spacing w:before="20" w:after="20"/>
+            </w:pPr>
+            <w:r>
+              <w:rPr>
+                <w:sz w:val="17"/>
+              </w:rPr>
+              <w:t>Ainebyona Alvin Police</w:t>
+            </w:r>
+          </w:p>
+        </w:tc>
+        <w:tc>
+          <w:tcPr>
+            <w:tcW w:w="3000" w:type="dxa"/>
+          </w:tcPr>
+          <w:p>
+            <w:pPr>
+              <w:spacing w:before="20" w:after="20"/>
+            </w:pPr>
+            <w:r>
+              <w:rPr>
+                <w:sz w:val="17"/>
+              </w:rPr>
+              <w:t>D1 Tool Catalogue; D5 Week 4 progress report</w:t>
+            </w:r>
+          </w:p>
+        </w:tc>
+        <w:tc>
+          <w:tcPr>
+            <w:tcW w:w="3760" w:type="dxa"/>
+          </w:tcPr>
+          <w:p>
+            <w:pPr>
+              <w:spacing w:before="20" w:after="20"/>
+            </w:pPr>
+            <w:r>
+              <w:rPr>
+                <w:sz w:val="17"/>
+              </w:rPr>
+              <w:t>89e9e2d · docs/Week4_Tool_Catalogue.md</w:t>
+            </w:r>
+          </w:p>
+        </w:tc>
+      </w:tr>
+      <w:tr>
+        <w:trPr>
+          <w:cantSplit/>
+        </w:trPr>
+        <w:tc>
+          <w:tcPr>
+            <w:tcW w:w="600" w:type="dxa"/>
+          </w:tcPr>
+          <w:p>
+            <w:pPr>
+              <w:spacing w:before="20" w:after="20"/>
+            </w:pPr>
+            <w:r>
+              <w:rPr>
+                <w:sz w:val="17"/>
+              </w:rPr>
+              <w:t>4</w:t>
+            </w:r>
+          </w:p>
+        </w:tc>
+        <w:tc>
+          <w:tcPr>
+            <w:tcW w:w="2000" w:type="dxa"/>
+          </w:tcPr>
+          <w:p>
+            <w:pPr>
+              <w:spacing w:before="20" w:after="20"/>
+            </w:pPr>
+            <w:r>
+              <w:rPr>
+                <w:sz w:val="17"/>
+              </w:rPr>
+              <w:t>Okello Emmanuel Odongo</w:t>
+            </w:r>
+          </w:p>
+        </w:tc>
+        <w:tc>
+          <w:tcPr>
+            <w:tcW w:w="3000" w:type="dxa"/>
+          </w:tcPr>
+          <w:p>
+            <w:pPr>
+              <w:spacing w:before="20" w:after="20"/>
+            </w:pPr>
+            <w:r>
+              <w:rPr>
+                <w:sz w:val="17"/>
+              </w:rPr>
+              <w:t>D2 Working tool demonstration</w:t>
+            </w:r>
+          </w:p>
+        </w:tc>
+        <w:tc>
+          <w:tcPr>
+            <w:tcW w:w="3760" w:type="dxa"/>
+          </w:tcPr>
+          <w:p>
+            <w:pPr>
+              <w:spacing w:before="20" w:after="20"/>
+            </w:pPr>
+            <w:r>
+              <w:rPr>
+                <w:sz w:val="17"/>
+              </w:rPr>
+              <w:t xml:space="preserve">ff91be9 · </w:t>
+            </w:r>
+            <w:proofErr w:type="spellStart"/>
+            <w:r>
+              <w:rPr>
+                <w:sz w:val="17"/>
+              </w:rPr>
+              <w:t>src</w:t>
+            </w:r>
+            <w:proofErr w:type="spellEnd"/>
+            <w:r>
+              <w:rPr>
+                <w:sz w:val="17"/>
+              </w:rPr>
+              <w:t>/tools/, src/tool_baseline.py</w:t>
+            </w:r>
+          </w:p>
+        </w:tc>
+      </w:tr>
+      <w:tr>
+        <w:trPr>
+          <w:cantSplit/>
+        </w:trPr>
+        <w:tc>
+          <w:tcPr>
+            <w:tcW w:w="600" w:type="dxa"/>
+          </w:tcPr>
+          <w:p>
+            <w:pPr>
+              <w:spacing w:before="20" w:after="20"/>
+            </w:pPr>
+            <w:r>
+              <w:rPr>
+                <w:sz w:val="17"/>
+              </w:rPr>
+              <w:t>4</w:t>
+            </w:r>
+          </w:p>
+        </w:tc>
+        <w:tc>
+          <w:tcPr>
+            <w:tcW w:w="2000" w:type="dxa"/>
+          </w:tcPr>
+          <w:p>
+            <w:pPr>
+              <w:spacing w:before="20" w:after="20"/>
+            </w:pPr>
+            <w:r>
+              <w:rPr>
+                <w:sz w:val="17"/>
+              </w:rPr>
+              <w:t xml:space="preserve">Yohana Mahamat </w:t>
+            </w:r>
+            <w:proofErr w:type="spellStart"/>
+            <w:r>
+              <w:rPr>
+                <w:sz w:val="17"/>
+              </w:rPr>
+              <w:t>Abdelrassoul</w:t>
+            </w:r>
+            <w:proofErr w:type="spellEnd"/>
+          </w:p>
+        </w:tc>
+        <w:tc>
+          <w:tcPr>
+            <w:tcW w:w="3000" w:type="dxa"/>
+          </w:tcPr>
+          <w:p>
+            <w:pPr>
+              <w:spacing w:before="20" w:after="20"/>
+            </w:pPr>
+            <w:r>
+              <w:rPr>
+                <w:sz w:val="17"/>
+              </w:rPr>
+              <w:t>D3 Failure and authorization evaluation</w:t>
+            </w:r>
+          </w:p>
+        </w:tc>
+        <w:tc>
+          <w:tcPr>
+            <w:tcW w:w="3760" w:type="dxa"/>
+          </w:tcPr>
+          <w:p>
+            <w:pPr>
+              <w:spacing w:before="20" w:after="20"/>
+            </w:pPr>
+            <w:r>
+              <w:rPr>
+                <w:sz w:val="17"/>
+              </w:rPr>
+              <w:t>ff91be9 · eval/tool_results_v1.0.csv</w:t>
+            </w:r>
+          </w:p>
+        </w:tc>
+      </w:tr>
+      <w:tr>
+        <w:trPr>
+          <w:cantSplit/>
+        </w:trPr>
+        <w:tc>
+          <w:tcPr>
+            <w:tcW w:w="600" w:type="dxa"/>
+          </w:tcPr>
+          <w:p>
+            <w:pPr>
+              <w:spacing w:before="20" w:after="20"/>
+            </w:pPr>
+            <w:r>
+              <w:rPr>
+                <w:sz w:val="17"/>
+              </w:rPr>
+              <w:t>4</w:t>
+            </w:r>
+          </w:p>
+        </w:tc>
+        <w:tc>
+          <w:tcPr>
+            <w:tcW w:w="2000" w:type="dxa"/>
+          </w:tcPr>
+          <w:p>
+            <w:pPr>
+              <w:spacing w:before="20" w:after="20"/>
+            </w:pPr>
+            <w:r>
+              <w:rPr>
+                <w:sz w:val="17"/>
+              </w:rPr>
+              <w:t xml:space="preserve">Swale </w:t>
+            </w:r>
+            <w:proofErr w:type="spellStart"/>
+            <w:r>
+              <w:rPr>
+                <w:sz w:val="17"/>
+              </w:rPr>
+              <w:t>Sebabe</w:t>
+            </w:r>
+            <w:proofErr w:type="spellEnd"/>
+            <w:r>
+              <w:rPr>
+                <w:sz w:val="17"/>
+              </w:rPr>
+              <w:t xml:space="preserve"> Abdu</w:t>
+            </w:r>
+          </w:p>
+        </w:tc>
+        <w:tc>
+          <w:tcPr>
+            <w:tcW w:w="3000" w:type="dxa"/>
+          </w:tcPr>
+          <w:p>
+            <w:pPr>
+              <w:spacing w:before="20" w:after="20"/>
+            </w:pPr>
+            <w:r>
+              <w:rPr>
+                <w:sz w:val="17"/>
+              </w:rPr>
+              <w:t>D4 Updated architecture diagram</w:t>
+            </w:r>
+          </w:p>
+        </w:tc>
+        <w:tc>
+          <w:tcPr>
+            <w:tcW w:w="3760" w:type="dxa"/>
+          </w:tcPr>
+          <w:p>
+            <w:pPr>
+              <w:spacing w:before="20" w:after="20"/>
+            </w:pPr>
+            <w:r>
+              <w:rPr>
+                <w:sz w:val="17"/>
+              </w:rPr>
+              <w:t>ff91be9 · docs/Week3_RAG_Architecture.md</w:t>
+            </w:r>
+          </w:p>
+        </w:tc>
+      </w:tr>
+      <w:tr>
+        <w:trPr>
+          <w:cantSplit/>
+        </w:trPr>
+        <w:tc>
+          <w:tcPr>
+            <w:tcW w:w="600" w:type="dxa"/>
+          </w:tcPr>
+          <w:p>
+            <w:pPr>
+              <w:spacing w:before="20" w:after="20"/>
+            </w:pPr>
+            <w:r>
+              <w:rPr>
+                <w:sz w:val="17"/>
+              </w:rPr>
+              <w:t>5</w:t>
+            </w:r>
+          </w:p>
+        </w:tc>
+        <w:tc>
+          <w:tcPr>
+            <w:tcW w:w="2000" w:type="dxa"/>
+          </w:tcPr>
+          <w:p>
+            <w:pPr>
+              <w:spacing w:before="20" w:after="20"/>
+            </w:pPr>
+            <w:r>
+              <w:rPr>
+                <w:sz w:val="17"/>
+              </w:rPr>
+              <w:t>Ainebyona Alvin Police</w:t>
+            </w:r>
+          </w:p>
+        </w:tc>
+        <w:tc>
+          <w:tcPr>
+            <w:tcW w:w="3000" w:type="dxa"/>
+          </w:tcPr>
+          <w:p>
+            <w:pPr>
+              <w:spacing w:before="20" w:after="20"/>
+            </w:pPr>
+            <w:r>
+              <w:rPr>
+                <w:sz w:val="17"/>
+              </w:rPr>
+              <w:t>Agent task contract</w:t>
+            </w:r>
+          </w:p>
+        </w:tc>
+        <w:tc>
+          <w:tcPr>
+            <w:tcW w:w="3760" w:type="dxa"/>
+          </w:tcPr>
+          <w:p>
+            <w:pPr>
+              <w:spacing w:before="20" w:after="20"/>
+            </w:pPr>
+            <w:r>
+              <w:rPr>
+                <w:sz w:val="17"/>
+              </w:rPr>
+              <w:t>docs/Week5_Agent_Task_Contract.md</w:t>
+            </w:r>
+          </w:p>
+        </w:tc>
+      </w:tr>
+      <w:tr>
+        <w:trPr>
+          <w:cantSplit/>
+        </w:trPr>
+        <w:tc>
+          <w:tcPr>
+            <w:tcW w:w="600" w:type="dxa"/>
+          </w:tcPr>
+          <w:p>
+            <w:pPr>
+              <w:spacing w:before="20" w:after="20"/>
+            </w:pPr>
+            <w:r>
+              <w:rPr>
+                <w:sz w:val="17"/>
+              </w:rPr>
+              <w:t>5</w:t>
+            </w:r>
+          </w:p>
+        </w:tc>
+        <w:tc>
+          <w:tcPr>
+            <w:tcW w:w="2000" w:type="dxa"/>
+          </w:tcPr>
+          <w:p>
+            <w:pPr>
+              <w:spacing w:before="20" w:after="20"/>
+            </w:pPr>
+            <w:r>
+              <w:rPr>
+                <w:sz w:val="17"/>
+              </w:rPr>
+              <w:t xml:space="preserve">Swale </w:t>
+            </w:r>
+            <w:proofErr w:type="spellStart"/>
+            <w:r>
+              <w:rPr>
+                <w:sz w:val="17"/>
+              </w:rPr>
+              <w:t>Sebabe</w:t>
+            </w:r>
+            <w:proofErr w:type="spellEnd"/>
+            <w:r>
+              <w:rPr>
+                <w:sz w:val="17"/>
+              </w:rPr>
+              <w:t xml:space="preserve"> Abdu</w:t>
+            </w:r>
+          </w:p>
+        </w:tc>
+        <w:tc>
+          <w:tcPr>
+            <w:tcW w:w="3000" w:type="dxa"/>
+          </w:tcPr>
+          <w:p>
+            <w:pPr>
+              <w:spacing w:before="20" w:after="20"/>
+            </w:pPr>
+            <w:r>
+              <w:rPr>
+                <w:sz w:val="17"/>
+              </w:rPr>
+              <w:t>Loop fix, tests, and live traces</w:t>
+            </w:r>
+          </w:p>
+        </w:tc>
+        <w:tc>
+          <w:tcPr>
+            <w:tcW w:w="3760" w:type="dxa"/>
+          </w:tcPr>
+          <w:p>
+            <w:pPr>
+              <w:spacing w:before="20" w:after="20"/>
+            </w:pPr>
+            <w:r>
+              <w:rPr>
+                <w:sz w:val="17"/>
+              </w:rPr>
+              <w:t>5e7f2bc · src/tool_baseline.py</w:t>
+            </w:r>
+          </w:p>
+        </w:tc>
+      </w:tr>
+      <w:tr>
+        <w:trPr>
+          <w:cantSplit/>
+        </w:trPr>
+        <w:tc>
+          <w:tcPr>
+            <w:tcW w:w="600" w:type="dxa"/>
+          </w:tcPr>
+          <w:p>
+            <w:pPr>
+              <w:spacing w:before="20" w:after="20"/>
+            </w:pPr>
+            <w:r>
+              <w:rPr>
+                <w:sz w:val="17"/>
+              </w:rPr>
+              <w:t>5</w:t>
+            </w:r>
+          </w:p>
+        </w:tc>
+        <w:tc>
+          <w:tcPr>
+            <w:tcW w:w="2000" w:type="dxa"/>
+          </w:tcPr>
+          <w:p>
+            <w:pPr>
+              <w:spacing w:before="20" w:after="20"/>
+            </w:pPr>
+            <w:r>
+              <w:rPr>
+                <w:sz w:val="17"/>
+              </w:rPr>
+              <w:t xml:space="preserve">Yohana Mahamat </w:t>
+            </w:r>
+            <w:proofErr w:type="spellStart"/>
+            <w:r>
+              <w:rPr>
+                <w:sz w:val="17"/>
+              </w:rPr>
+              <w:t>Abdelrassoul</w:t>
+            </w:r>
+            <w:proofErr w:type="spellEnd"/>
+          </w:p>
+        </w:tc>
+        <w:tc>
+          <w:tcPr>
+            <w:tcW w:w="3000" w:type="dxa"/>
+          </w:tcPr>
+          <w:p>
+            <w:pPr>
+              <w:spacing w:before="20" w:after="20"/>
+            </w:pPr>
+            <w:r>
+              <w:rPr>
+                <w:sz w:val="17"/>
+              </w:rPr>
+              <w:t>Architecture diagram update</w:t>
+            </w:r>
+          </w:p>
+        </w:tc>
+        <w:tc>
+          <w:tcPr>
+            <w:tcW w:w="3760" w:type="dxa"/>
+          </w:tcPr>
+          <w:p>
+            <w:pPr>
+              <w:spacing w:before="20" w:after="20"/>
+            </w:pPr>
+            <w:r>
+              <w:rPr>
+                <w:sz w:val="17"/>
+              </w:rPr>
+              <w:t>docs/Week3_RAG_Architecture.md (Week 5 addition)</w:t>
+            </w:r>
+          </w:p>
+        </w:tc>
+      </w:tr>
+      <w:tr>
+        <w:trPr>
+          <w:cantSplit/>
+        </w:trPr>
+        <w:tc>
+          <w:tcPr>
+            <w:tcW w:w="600" w:type="dxa"/>
+          </w:tcPr>
+          <w:p>
+            <w:pPr>
+              <w:spacing w:before="20" w:after="20"/>
+            </w:pPr>
+            <w:r>
+              <w:rPr>
+                <w:sz w:val="17"/>
+              </w:rPr>
+              <w:t>5</w:t>
+            </w:r>
+          </w:p>
+        </w:tc>
+        <w:tc>
+          <w:tcPr>
+            <w:tcW w:w="2000" w:type="dxa"/>
+          </w:tcPr>
+          <w:p>
+            <w:pPr>
+              <w:spacing w:before="20" w:after="20"/>
+            </w:pPr>
+            <w:r>
+              <w:rPr>
+                <w:sz w:val="17"/>
+              </w:rPr>
+              <w:t>Okello Emmanuel Odongo</w:t>
+            </w:r>
+          </w:p>
+        </w:tc>
+        <w:tc>
+          <w:tcPr>
+            <w:tcW w:w="3000" w:type="dxa"/>
+          </w:tcPr>
+          <w:p>
+            <w:pPr>
+              <w:spacing w:before="20" w:after="20"/>
+            </w:pPr>
+            <w:r>
+              <w:rPr>
+                <w:sz w:val="17"/>
+              </w:rPr>
+              <w:t>Week 5 progress report</w:t>
+            </w:r>
+          </w:p>
+        </w:tc>
+        <w:tc>
+          <w:tcPr>
+            <w:tcW w:w="3760" w:type="dxa"/>
+          </w:tcPr>
+          <w:p>
+            <w:pPr>
+              <w:spacing w:before="20" w:after="20"/>
+            </w:pPr>
+            <w:r>
+              <w:rPr>
+                <w:sz w:val="17"/>
+              </w:rPr>
+              <w:t>UniFlow_Week5_Progress_Report.docx · 739d9c5</w:t>
+            </w:r>
+          </w:p>
+        </w:tc>
+      </w:tr>
+      <w:tr>
+        <w:trPr>
+          <w:cantSplit/>
+        </w:trPr>
+        <w:tc>
+          <w:tcPr>
+            <w:tcW w:w="600" w:type="dxa"/>
+          </w:tcPr>
+          <w:p>
+            <w:pPr>
+              <w:spacing w:before="20" w:after="20"/>
+            </w:pPr>
+            <w:r>
+              <w:rPr>
+                <w:sz w:val="17"/>
+              </w:rPr>
+              <w:t>6</w:t>
+            </w:r>
+          </w:p>
+        </w:tc>
+        <w:tc>
+          <w:tcPr>
+            <w:tcW w:w="2000" w:type="dxa"/>
+          </w:tcPr>
+          <w:p>
+            <w:pPr>
+              <w:spacing w:before="20" w:after="20"/>
+            </w:pPr>
+            <w:r>
+              <w:rPr>
+                <w:sz w:val="17"/>
+              </w:rPr>
+              <w:t>Ainebyona Alvin Police</w:t>
+            </w:r>
+          </w:p>
+        </w:tc>
+        <w:tc>
+          <w:tcPr>
+            <w:tcW w:w="3000" w:type="dxa"/>
+          </w:tcPr>
+          <w:p>
+            <w:pPr>
+              <w:spacing w:before="20" w:after="20"/>
+            </w:pPr>
+            <w:r>
+              <w:rPr>
+                <w:sz w:val="17"/>
+              </w:rPr>
+              <w:t>State model</w:t>
+            </w:r>
+          </w:p>
+        </w:tc>
+        <w:tc>
+          <w:tcPr>
+            <w:tcW w:w="3760" w:type="dxa"/>
+          </w:tcPr>
+          <w:p>
+            <w:pPr>
+              <w:spacing w:before="20" w:after="20"/>
+            </w:pPr>
+            <w:r>
+              <w:rPr>
+                <w:sz w:val="17"/>
+              </w:rPr>
+              <w:t>6c9761e · docs/Week6_State_Model.md</w:t>
+            </w:r>
+          </w:p>
+        </w:tc>
+      </w:tr>
+      <w:tr>
+        <w:trPr>
+          <w:cantSplit/>
+        </w:trPr>
+        <w:tc>
+          <w:tcPr>
+            <w:tcW w:w="600" w:type="dxa"/>
+          </w:tcPr>
+          <w:p>
+            <w:pPr>
+              <w:spacing w:before="20" w:after="20"/>
+            </w:pPr>
+            <w:r>
+              <w:rPr>
+                <w:sz w:val="17"/>
+              </w:rPr>
+              <w:t>6</w:t>
+            </w:r>
+          </w:p>
+        </w:tc>
+        <w:tc>
+          <w:tcPr>
+            <w:tcW w:w="2000" w:type="dxa"/>
+          </w:tcPr>
+          <w:p>
+            <w:pPr>
+              <w:spacing w:before="20" w:after="20"/>
+            </w:pPr>
+            <w:r>
+              <w:rPr>
+                <w:sz w:val="17"/>
+              </w:rPr>
+              <w:t xml:space="preserve">Swale </w:t>
+            </w:r>
+            <w:proofErr w:type="spellStart"/>
+            <w:r>
+              <w:rPr>
+                <w:sz w:val="17"/>
+              </w:rPr>
+              <w:t>Sebabe</w:t>
+            </w:r>
+            <w:proofErr w:type="spellEnd"/>
+            <w:r>
+              <w:rPr>
+                <w:sz w:val="17"/>
+              </w:rPr>
+              <w:t xml:space="preserve"> Abdu</w:t>
+            </w:r>
+          </w:p>
+        </w:tc>
+        <w:tc>
+          <w:tcPr>
+            <w:tcW w:w="3000" w:type="dxa"/>
+          </w:tcPr>
+          <w:p>
+            <w:pPr>
+              <w:spacing w:before="20" w:after="20"/>
+            </w:pPr>
+            <w:r>
+              <w:rPr>
+                <w:sz w:val="17"/>
+              </w:rPr>
+              <w:t>Working memory</w:t>
+            </w:r>
+          </w:p>
+        </w:tc>
+        <w:tc>
+          <w:tcPr>
+            <w:tcW w:w="3760" w:type="dxa"/>
+          </w:tcPr>
+          <w:p>
+            <w:pPr>
+              <w:spacing w:before="20" w:after="20"/>
+            </w:pPr>
+            <w:r>
+              <w:rPr>
+                <w:sz w:val="17"/>
+              </w:rPr>
+              <w:t xml:space="preserve">6c9761e · </w:t>
+            </w:r>
+            <w:proofErr w:type="spellStart"/>
+            <w:r>
+              <w:rPr>
+                <w:sz w:val="17"/>
+              </w:rPr>
+              <w:t>src</w:t>
+            </w:r>
+            <w:proofErr w:type="spellEnd"/>
+            <w:r>
+              <w:rPr>
+                <w:sz w:val="17"/>
+              </w:rPr>
+              <w:t>/memory/</w:t>
+            </w:r>
+          </w:p>
+        </w:tc>
+      </w:tr>
+      <w:tr>
+        <w:trPr>
+          <w:cantSplit/>
+        </w:trPr>
+        <w:tc>
+          <w:tcPr>
+            <w:tcW w:w="600" w:type="dxa"/>
+          </w:tcPr>
+          <w:p>
+            <w:pPr>
+              <w:spacing w:before="20" w:after="20"/>
+            </w:pPr>
+            <w:r>
+              <w:rPr>
+                <w:sz w:val="17"/>
+              </w:rPr>
+              <w:t>6</w:t>
+            </w:r>
+          </w:p>
+        </w:tc>
+        <w:tc>
+          <w:tcPr>
+            <w:tcW w:w="2000" w:type="dxa"/>
+          </w:tcPr>
+          <w:p>
+            <w:pPr>
+              <w:spacing w:before="20" w:after="20"/>
+            </w:pPr>
+            <w:r>
+              <w:rPr>
+                <w:sz w:val="17"/>
+              </w:rPr>
+              <w:t xml:space="preserve">Yohana Mahamat </w:t>
+            </w:r>
+            <w:proofErr w:type="spellStart"/>
+            <w:r>
+              <w:rPr>
+                <w:sz w:val="17"/>
+              </w:rPr>
+              <w:t>Abdelrassoul</w:t>
+            </w:r>
+            <w:proofErr w:type="spellEnd"/>
+          </w:p>
+        </w:tc>
+        <w:tc>
+          <w:tcPr>
+            <w:tcW w:w="3000" w:type="dxa"/>
+          </w:tcPr>
+          <w:p>
+            <w:pPr>
+              <w:spacing w:before="20" w:after="20"/>
+            </w:pPr>
+            <w:r>
+              <w:rPr>
+                <w:sz w:val="17"/>
+              </w:rPr>
+              <w:t>Memory design</w:t>
+            </w:r>
+          </w:p>
+        </w:tc>
+        <w:tc>
+          <w:tcPr>
+            <w:tcW w:w="3760" w:type="dxa"/>
+          </w:tcPr>
+          <w:p>
+            <w:pPr>
+              <w:spacing w:before="20" w:after="20"/>
+            </w:pPr>
+            <w:r>
+              <w:rPr>
+                <w:sz w:val="17"/>
+              </w:rPr>
+              <w:t>docs/Week6_Memory_Design.md</w:t>
+            </w:r>
+          </w:p>
+        </w:tc>
+      </w:tr>
+      <w:tr>
+        <w:trPr>
+          <w:cantSplit/>
+        </w:trPr>
+        <w:tc>
+          <w:tcPr>
+            <w:tcW w:w="600" w:type="dxa"/>
+          </w:tcPr>
+          <w:p>
+            <w:pPr>
+              <w:spacing w:before="20" w:after="20"/>
+            </w:pPr>
+            <w:r>
+              <w:rPr>
+                <w:sz w:val="17"/>
+              </w:rPr>
+              <w:t>6</w:t>
+            </w:r>
+          </w:p>
+        </w:tc>
+        <w:tc>
+          <w:tcPr>
+            <w:tcW w:w="2000" w:type="dxa"/>
+          </w:tcPr>
+          <w:p>
+            <w:pPr>
+              <w:spacing w:before="20" w:after="20"/>
+            </w:pPr>
+            <w:r>
+              <w:rPr>
+                <w:sz w:val="17"/>
+              </w:rPr>
+              <w:t>Okello Emmanuel Odongo</w:t>
+            </w:r>
+          </w:p>
+        </w:tc>
+        <w:tc>
+          <w:tcPr>
+            <w:tcW w:w="3000" w:type="dxa"/>
+          </w:tcPr>
+          <w:p>
+            <w:pPr>
+              <w:spacing w:before="20" w:after="20"/>
+            </w:pPr>
+            <w:r>
+              <w:rPr>
+                <w:sz w:val="17"/>
+              </w:rPr>
+              <w:t>MCP-style interface specification</w:t>
+            </w:r>
+          </w:p>
+        </w:tc>
+        <w:tc>
+          <w:tcPr>
+            <w:tcW w:w="3760" w:type="dxa"/>
+          </w:tcPr>
+          <w:p>
+            <w:pPr>
+              <w:spacing w:before="20" w:after="20"/>
+            </w:pPr>
+            <w:r>
+              <w:rPr>
+                <w:sz w:val="17"/>
+              </w:rPr>
+              <w:t>docs/Week6_MCP_Interface.md</w:t>
+            </w:r>
+          </w:p>
+        </w:tc>
+      </w:tr>
+      <w:tr>
+        <w:trPr>
+          <w:cantSplit/>
+        </w:trPr>
+        <w:tc>
+          <w:tcPr>
+            <w:tcW w:w="600" w:type="dxa"/>
+          </w:tcPr>
+          <w:p>
+            <w:pPr>
+              <w:spacing w:before="20" w:after="20"/>
+            </w:pPr>
+            <w:r>
+              <w:rPr>
+                <w:sz w:val="17"/>
+              </w:rPr>
+              <w:t>7</w:t>
+            </w:r>
+          </w:p>
+        </w:tc>
+        <w:tc>
+          <w:tcPr>
+            <w:tcW w:w="2000" w:type="dxa"/>
+          </w:tcPr>
+          <w:p>
+            <w:pPr>
+              <w:spacing w:before="20" w:after="20"/>
+            </w:pPr>
+            <w:r>
+              <w:rPr>
+                <w:sz w:val="17"/>
+              </w:rPr>
+              <w:t xml:space="preserve">Yohana Mahamat </w:t>
+            </w:r>
+            <w:proofErr w:type="spellStart"/>
+            <w:r>
+              <w:rPr>
+                <w:sz w:val="17"/>
+              </w:rPr>
+              <w:t>Abdelrassoul</w:t>
+            </w:r>
+            <w:proofErr w:type="spellEnd"/>
+          </w:p>
+        </w:tc>
+        <w:tc>
+          <w:tcPr>
+            <w:tcW w:w="3000" w:type="dxa"/>
+          </w:tcPr>
+          <w:p>
+            <w:pPr>
+              <w:spacing w:before="20" w:after="20"/>
+            </w:pPr>
+            <w:r>
+              <w:rPr>
+                <w:sz w:val="17"/>
+              </w:rPr>
+              <w:t>Evaluation dataset and results</w:t>
+            </w:r>
+          </w:p>
+        </w:tc>
+        <w:tc>
+          <w:tcPr>
+            <w:tcW w:w="3760" w:type="dxa"/>
+          </w:tcPr>
+          <w:p>
+            <w:pPr>
+              <w:spacing w:before="20" w:after="20"/>
+            </w:pPr>
+            <w:r>
+              <w:rPr>
+                <w:sz w:val="17"/>
+              </w:rPr>
+              <w:t>3bcfc67 · ef92fe4 · eval/final_results_v1.1.csv</w:t>
+            </w:r>
+          </w:p>
+        </w:tc>
+      </w:tr>
+      <w:tr>
+        <w:trPr>
+          <w:cantSplit/>
+        </w:trPr>
+        <w:tc>
+          <w:tcPr>
+            <w:tcW w:w="600" w:type="dxa"/>
+          </w:tcPr>
+          <w:p>
+            <w:pPr>
+              <w:spacing w:before="20" w:after="20"/>
+            </w:pPr>
+            <w:r>
+              <w:rPr>
+                <w:sz w:val="17"/>
+              </w:rPr>
+              <w:t>7</w:t>
+            </w:r>
+          </w:p>
+        </w:tc>
+        <w:tc>
+          <w:tcPr>
+            <w:tcW w:w="2000" w:type="dxa"/>
+          </w:tcPr>
+          <w:p>
+            <w:pPr>
+              <w:spacing w:before="20" w:after="20"/>
+            </w:pPr>
+            <w:r>
+              <w:rPr>
+                <w:sz w:val="17"/>
+              </w:rPr>
+              <w:t>Okello Emmanuel Odongo</w:t>
+            </w:r>
+          </w:p>
+        </w:tc>
+        <w:tc>
+          <w:tcPr>
+            <w:tcW w:w="3000" w:type="dxa"/>
+          </w:tcPr>
+          <w:p>
+            <w:pPr>
+              <w:spacing w:before="20" w:after="20"/>
+            </w:pPr>
+            <w:r>
+              <w:rPr>
+                <w:sz w:val="17"/>
+              </w:rPr>
+              <w:t>Observability</w:t>
+            </w:r>
+          </w:p>
+        </w:tc>
+        <w:tc>
+          <w:tcPr>
+            <w:tcW w:w="3760" w:type="dxa"/>
+          </w:tcPr>
+          <w:p>
+            <w:pPr>
+              <w:spacing w:before="20" w:after="20"/>
+            </w:pPr>
+            <w:r>
+              <w:rPr>
+                <w:sz w:val="17"/>
+              </w:rPr>
+              <w:t>docs/Week7_Observability.md · src/observability.py</w:t>
+            </w:r>
+          </w:p>
+        </w:tc>
+      </w:tr>
+      <w:tr>
+        <w:trPr>
+          <w:cantSplit/>
+        </w:trPr>
+        <w:tc>
+          <w:tcPr>
+            <w:tcW w:w="600" w:type="dxa"/>
+          </w:tcPr>
+          <w:p>
+            <w:pPr>
+              <w:spacing w:before="20" w:after="20"/>
+            </w:pPr>
+            <w:r>
+              <w:rPr>
+                <w:sz w:val="17"/>
+              </w:rPr>
+              <w:t>7</w:t>
+            </w:r>
+          </w:p>
+        </w:tc>
+        <w:tc>
+          <w:tcPr>
+            <w:tcW w:w="2000" w:type="dxa"/>
+          </w:tcPr>
+          <w:p>
+            <w:pPr>
+              <w:spacing w:before="20" w:after="20"/>
+            </w:pPr>
+            <w:r>
+              <w:rPr>
+                <w:sz w:val="17"/>
+              </w:rPr>
+              <w:t>Ainebyona Alvin Police</w:t>
+            </w:r>
+          </w:p>
+        </w:tc>
+        <w:tc>
+          <w:tcPr>
+            <w:tcW w:w="3000" w:type="dxa"/>
+          </w:tcPr>
+          <w:p>
+            <w:pPr>
+              <w:spacing w:before="20" w:after="20"/>
+            </w:pPr>
+            <w:r>
+              <w:rPr>
+                <w:sz w:val="17"/>
+              </w:rPr>
+              <w:t>Guardrails; failure-catalogue support; Week 7 progress report</w:t>
+            </w:r>
+          </w:p>
+        </w:tc>
+        <w:tc>
+          <w:tcPr>
+            <w:tcW w:w="3760" w:type="dxa"/>
+          </w:tcPr>
+          <w:p>
+            <w:pPr>
+              <w:spacing w:before="20" w:after="20"/>
+            </w:pPr>
+            <w:r>
+              <w:rPr>
+                <w:sz w:val="17"/>
+              </w:rPr>
+              <w:t>2c51baf · f68c18f · docs/Week7_Guardrails.md</w:t>
+            </w:r>
+          </w:p>
+        </w:tc>
+      </w:tr>
+      <w:tr>
+        <w:trPr>
+          <w:cantSplit/>
+        </w:trPr>
+        <w:tc>
+          <w:tcPr>
+            <w:tcW w:w="600" w:type="dxa"/>
+          </w:tcPr>
+          <w:p>
+            <w:pPr>
+              <w:spacing w:before="20" w:after="20"/>
+            </w:pPr>
+            <w:r>
+              <w:rPr>
+                <w:sz w:val="17"/>
+              </w:rPr>
+              <w:t>7</w:t>
+            </w:r>
+          </w:p>
+        </w:tc>
+        <w:tc>
+          <w:tcPr>
+            <w:tcW w:w="2000" w:type="dxa"/>
+          </w:tcPr>
+          <w:p>
+            <w:pPr>
+              <w:spacing w:before="20" w:after="20"/>
+            </w:pPr>
+            <w:r>
+              <w:rPr>
+                <w:sz w:val="17"/>
+              </w:rPr>
+              <w:t xml:space="preserve">Swale </w:t>
+            </w:r>
+            <w:proofErr w:type="spellStart"/>
+            <w:r>
+              <w:rPr>
+                <w:sz w:val="17"/>
+              </w:rPr>
+              <w:t>Sebabe</w:t>
+            </w:r>
+            <w:proofErr w:type="spellEnd"/>
+            <w:r>
+              <w:rPr>
+                <w:sz w:val="17"/>
+              </w:rPr>
+              <w:t xml:space="preserve"> Abdu</w:t>
+            </w:r>
+          </w:p>
+        </w:tc>
+        <w:tc>
+          <w:tcPr>
+            <w:tcW w:w="3000" w:type="dxa"/>
+          </w:tcPr>
+          <w:p>
+            <w:pPr>
+              <w:spacing w:before="20" w:after="20"/>
+            </w:pPr>
+            <w:r>
+              <w:rPr>
+                <w:sz w:val="17"/>
+              </w:rPr>
+              <w:t>Failure catalogue</w:t>
+            </w:r>
+          </w:p>
+        </w:tc>
+        <w:tc>
+          <w:tcPr>
+            <w:tcW w:w="3760" w:type="dxa"/>
+          </w:tcPr>
+          <w:p>
+            <w:pPr>
+              <w:spacing w:before="20" w:after="20"/>
+            </w:pPr>
+            <w:r>
+              <w:rPr>
+                <w:sz w:val="17"/>
+              </w:rPr>
+              <w:t>f68c18f · docs/Week7_Failures.md</w:t>
+            </w:r>
+          </w:p>
+        </w:tc>
+      </w:tr>
+      <w:tr>
+        <w:trPr>
+          <w:cantSplit/>
+        </w:trPr>
+        <w:tc>
+          <w:tcPr>
+            <w:tcW w:w="600" w:type="dxa"/>
+          </w:tcPr>
+          <w:p>
+            <w:pPr>
+              <w:spacing w:before="20" w:after="20"/>
+            </w:pPr>
+            <w:r>
+              <w:rPr>
+                <w:sz w:val="17"/>
+              </w:rPr>
+              <w:t>8</w:t>
+            </w:r>
+          </w:p>
+        </w:tc>
+        <w:tc>
+          <w:tcPr>
+            <w:tcW w:w="2000" w:type="dxa"/>
+          </w:tcPr>
+          <w:p>
+            <w:pPr>
+              <w:spacing w:before="20" w:after="20"/>
+            </w:pPr>
+            <w:r>
+              <w:rPr>
+                <w:sz w:val="17"/>
+              </w:rPr>
+              <w:t>Ainebyona Alvin Police</w:t>
+            </w:r>
+          </w:p>
+        </w:tc>
+        <w:tc>
+          <w:tcPr>
+            <w:tcW w:w="3000" w:type="dxa"/>
+          </w:tcPr>
+          <w:p>
+            <w:pPr>
+              <w:spacing w:before="20" w:after="20"/>
+            </w:pPr>
+            <w:r>
+              <w:rPr>
+                <w:sz w:val="17"/>
+              </w:rPr>
+              <w:t>Final tagged release, README, and engineering report</w:t>
+            </w:r>
+          </w:p>
+        </w:tc>
+        <w:tc>
+          <w:tcPr>
+            <w:tcW w:w="3760" w:type="dxa"/>
+          </w:tcPr>
+          <w:p>
+            <w:pPr>
+              <w:spacing w:before="20" w:after="20"/>
+            </w:pPr>
+            <w:r>
+              <w:rPr>
+                <w:sz w:val="17"/>
+              </w:rPr>
+              <w:t>953fe69 · RELEASE_NOTES.md · UniFlow_Final_Engineering_Report.docx</w:t>
+            </w:r>
+          </w:p>
+        </w:tc>
+      </w:tr>
+      <w:tr>
+        <w:trPr>
+          <w:cantSplit/>
+        </w:trPr>
+        <w:tc>
+          <w:tcPr>
+            <w:tcW w:w="600" w:type="dxa"/>
+          </w:tcPr>
+          <w:p>
+            <w:pPr>
+              <w:spacing w:before="20" w:after="20"/>
+            </w:pPr>
+            <w:r>
+              <w:rPr>
+                <w:sz w:val="17"/>
+              </w:rPr>
+              <w:t>8</w:t>
+            </w:r>
+          </w:p>
+        </w:tc>
+        <w:tc>
+          <w:tcPr>
+            <w:tcW w:w="2000" w:type="dxa"/>
+          </w:tcPr>
+          <w:p>
+            <w:pPr>
+              <w:spacing w:before="20" w:after="20"/>
+            </w:pPr>
+            <w:r>
+              <w:rPr>
+                <w:sz w:val="17"/>
+              </w:rPr>
+              <w:t>Okello Emmanuel Odongo</w:t>
+            </w:r>
+          </w:p>
+        </w:tc>
+        <w:tc>
+          <w:tcPr>
+            <w:tcW w:w="3000" w:type="dxa"/>
+          </w:tcPr>
+          <w:p>
+            <w:pPr>
+              <w:spacing w:before="20" w:after="20"/>
+            </w:pPr>
+            <w:r>
+              <w:rPr>
+                <w:sz w:val="17"/>
+              </w:rPr>
+              <w:t>Final evaluation and evidence pack</w:t>
+            </w:r>
+          </w:p>
+        </w:tc>
+        <w:tc>
+          <w:tcPr>
+            <w:tcW w:w="3760" w:type="dxa"/>
+          </w:tcPr>
+          <w:p>
+            <w:pPr>
+              <w:spacing w:before="20" w:after="20"/>
+            </w:pPr>
+            <w:r>
+              <w:rPr>
+                <w:sz w:val="17"/>
+              </w:rPr>
+              <w:t>evidence/</w:t>
+            </w:r>
+            <w:proofErr w:type="spellStart"/>
+            <w:r>
+              <w:rPr>
+                <w:sz w:val="17"/>
+              </w:rPr>
+              <w:t>final_pack</w:t>
+            </w:r>
+            <w:proofErr w:type="spellEnd"/>
+            <w:r>
+              <w:rPr>
+                <w:sz w:val="17"/>
+              </w:rPr>
+              <w:t>/ (his deliverable)</w:t>
+            </w:r>
+          </w:p>
+        </w:tc>
+      </w:tr>
+      <w:tr>
+        <w:trPr>
+          <w:cantSplit/>
+        </w:trPr>
+        <w:tc>
+          <w:tcPr>
+            <w:tcW w:w="600" w:type="dxa"/>
+          </w:tcPr>
+          <w:p>
+            <w:pPr>
+              <w:spacing w:before="20" w:after="20"/>
+            </w:pPr>
+            <w:r>
+              <w:rPr>
+                <w:sz w:val="17"/>
+              </w:rPr>
+              <w:t>8</w:t>
+            </w:r>
+          </w:p>
+        </w:tc>
+        <w:tc>
+          <w:tcPr>
+            <w:tcW w:w="2000" w:type="dxa"/>
+          </w:tcPr>
+          <w:p>
+            <w:pPr>
+              <w:spacing w:before="20" w:after="20"/>
+            </w:pPr>
+            <w:r>
+              <w:rPr>
+                <w:sz w:val="17"/>
+              </w:rPr>
+              <w:t xml:space="preserve">Swale </w:t>
+            </w:r>
+            <w:proofErr w:type="spellStart"/>
+            <w:r>
+              <w:rPr>
+                <w:sz w:val="17"/>
+              </w:rPr>
+              <w:t>Sebabe</w:t>
+            </w:r>
+            <w:proofErr w:type="spellEnd"/>
+            <w:r>
+              <w:rPr>
+                <w:sz w:val="17"/>
+              </w:rPr>
+              <w:t xml:space="preserve"> Abdu</w:t>
+            </w:r>
+          </w:p>
+        </w:tc>
+        <w:tc>
+          <w:tcPr>
+            <w:tcW w:w="3000" w:type="dxa"/>
+          </w:tcPr>
+          <w:p>
+            <w:pPr>
+              <w:spacing w:before="20" w:after="20"/>
+            </w:pPr>
+            <w:r>
+              <w:rPr>
+                <w:sz w:val="17"/>
+              </w:rPr>
+              <w:t>Presentation deck and live demonstration</w:t>
+            </w:r>
+          </w:p>
+        </w:tc>
+        <w:tc>
+          <w:tcPr>
+            <w:tcW w:w="3760" w:type="dxa"/>
+          </w:tcPr>
+          <w:p>
+            <w:pPr>
+              <w:spacing w:before="20" w:after="20"/>
+            </w:pPr>
+            <w:r>
+              <w:rPr>
+                <w:sz w:val="17"/>
+              </w:rPr>
+              <w:t>Week 8 guide, section 4</w:t>
+            </w:r>
+          </w:p>
+        </w:tc>
+      </w:tr>
+      <w:tr>
+        <w:trPr>
+          <w:cantSplit/>
+        </w:trPr>
+        <w:tc>
+          <w:tcPr>
+            <w:tcW w:w="600" w:type="dxa"/>
+          </w:tcPr>
+          <w:p>
+            <w:pPr>
+              <w:spacing w:before="20" w:after="20"/>
+            </w:pPr>
+            <w:r>
+              <w:rPr>
+                <w:sz w:val="17"/>
+              </w:rPr>
+              <w:t>8</w:t>
+            </w:r>
+          </w:p>
+        </w:tc>
+        <w:tc>
+          <w:tcPr>
+            <w:tcW w:w="2000" w:type="dxa"/>
+          </w:tcPr>
+          <w:p>
+            <w:pPr>
+              <w:spacing w:before="20" w:after="20"/>
+            </w:pPr>
+            <w:r>
+              <w:rPr>
+                <w:sz w:val="17"/>
+              </w:rPr>
+              <w:t xml:space="preserve">Yohana Mahamat </w:t>
+            </w:r>
+            <w:proofErr w:type="spellStart"/>
+            <w:r>
+              <w:rPr>
+                <w:sz w:val="17"/>
+              </w:rPr>
+              <w:t>Abdelrassoul</w:t>
+            </w:r>
+            <w:proofErr w:type="spellEnd"/>
+          </w:p>
+        </w:tc>
+        <w:tc>
+          <w:tcPr>
+            <w:tcW w:w="3000" w:type="dxa"/>
+          </w:tcPr>
+          <w:p>
+            <w:pPr>
+              <w:spacing w:before="20" w:after="20"/>
+            </w:pPr>
+            <w:r>
+              <w:rPr>
+                <w:sz w:val="17"/>
+              </w:rPr>
+              <w:t>ClickUp board and repository evidence</w:t>
+            </w:r>
+          </w:p>
+        </w:tc>
+        <w:tc>
+          <w:tcPr>
+            <w:tcW w:w="3760" w:type="dxa"/>
+          </w:tcPr>
+          <w:p>
+            <w:pPr>
+              <w:spacing w:before="20" w:after="20"/>
+            </w:pPr>
+            <w:r>
+              <w:rPr>
+                <w:sz w:val="17"/>
+              </w:rPr>
+              <w:t>This file · evidence/screenshots/clickup-week1.png through clickup-week8.png</w:t>
+            </w:r>
+          </w:p>
+        </w:tc>
+      </w:tr>
+    </w:tbl>
+    <w:p>
+      <w:pPr>
+        <w:spacing w:before="80"/>
+        <w:jc w:val="center"/>
+      </w:pPr>
+      <w:r>
+        <w:rPr>
+          <w:i/>
+          <w:sz w:val="20"/>
+        </w:rPr>
+        <w:t>Table 8. Task ownership by member and week, with commit evidence on GitHub</w:t>
+      </w:r>
+    </w:p>
+    <w:p/>
     <w:sectPr>
       <w:pgSz w:w="12240" w:h="15840"/>
       <w:pgMar w:top="1296" w:right="1440" w:bottom="1296" w:left="1440" w:header="720" w:footer="720" w:gutter="0"/>
@@ -3964,7 +7944,7 @@
     <w:link w:val="Heading1Char"/>
     <w:uiPriority w:val="9"/>
     <w:qFormat/>
-    <w:rsid w:val="00FC693F"/>
+    <w:rsid w:val="00CA2769"/>
     <w:pPr>
       <w:keepNext/>
       <w:keepLines/>
@@ -3975,7 +7955,7 @@
       <w:rFonts w:asciiTheme="majorHAnsi" w:eastAsiaTheme="majorEastAsia" w:hAnsiTheme="majorHAnsi" w:cstheme="majorBidi"/>
       <w:b/>
       <w:bCs/>
-      <w:color w:val="365F91" w:themeColor="accent1" w:themeShade="BF"/>
+      <w:color w:val="000000" w:themeColor="text1"/>
       <w:sz w:val="28"/>
       <w:szCs w:val="28"/>
     </w:rPr>
@@ -3988,7 +7968,7 @@
     <w:uiPriority w:val="9"/>
     <w:unhideWhenUsed/>
     <w:qFormat/>
-    <w:rsid w:val="00FC693F"/>
+    <w:rsid w:val="00CA2769"/>
     <w:pPr>
       <w:keepNext/>
       <w:keepLines/>
@@ -3999,7 +7979,7 @@
       <w:rFonts w:asciiTheme="majorHAnsi" w:eastAsiaTheme="majorEastAsia" w:hAnsiTheme="majorHAnsi" w:cstheme="majorBidi"/>
       <w:b/>
       <w:bCs/>
-      <w:color w:val="4F81BD" w:themeColor="accent1"/>
+      <w:color w:val="000000" w:themeColor="text1"/>
       <w:sz w:val="26"/>
       <w:szCs w:val="26"/>
     </w:rPr>
@@ -4251,12 +8231,12 @@
     <w:basedOn w:val="DefaultParagraphFont"/>
     <w:link w:val="Heading1"/>
     <w:uiPriority w:val="9"/>
-    <w:rsid w:val="00FC693F"/>
+    <w:rsid w:val="00CA2769"/>
     <w:rPr>
       <w:rFonts w:asciiTheme="majorHAnsi" w:eastAsiaTheme="majorEastAsia" w:hAnsiTheme="majorHAnsi" w:cstheme="majorBidi"/>
       <w:b/>
       <w:bCs/>
-      <w:color w:val="365F91" w:themeColor="accent1" w:themeShade="BF"/>
+      <w:color w:val="000000" w:themeColor="text1"/>
       <w:sz w:val="28"/>
       <w:szCs w:val="28"/>
     </w:rPr>
@@ -4266,12 +8246,12 @@
     <w:basedOn w:val="DefaultParagraphFont"/>
     <w:link w:val="Heading2"/>
     <w:uiPriority w:val="9"/>
-    <w:rsid w:val="00FC693F"/>
+    <w:rsid w:val="00CA2769"/>
     <w:rPr>
       <w:rFonts w:asciiTheme="majorHAnsi" w:eastAsiaTheme="majorEastAsia" w:hAnsiTheme="majorHAnsi" w:cstheme="majorBidi"/>
       <w:b/>
       <w:bCs/>
-      <w:color w:val="4F81BD" w:themeColor="accent1"/>
+      <w:color w:val="000000" w:themeColor="text1"/>
       <w:sz w:val="26"/>
       <w:szCs w:val="26"/>
     </w:rPr>
@@ -14937,6 +18917,29 @@
       </w:tcPr>
     </w:tblStylePr>
   </w:style>
+  <w:style w:type="character" w:styleId="Hyperlink">
+    <w:name w:val="Hyperlink"/>
+    <w:basedOn w:val="DefaultParagraphFont"/>
+    <w:uiPriority w:val="99"/>
+    <w:unhideWhenUsed/>
+    <w:rsid w:val="00281842"/>
+    <w:rPr>
+      <w:color w:val="0000FF" w:themeColor="hyperlink"/>
+      <w:u w:val="single"/>
+    </w:rPr>
+  </w:style>
+  <w:style w:type="character" w:styleId="UnresolvedMention">
+    <w:name w:val="Unresolved Mention"/>
+    <w:basedOn w:val="DefaultParagraphFont"/>
+    <w:uiPriority w:val="99"/>
+    <w:semiHidden/>
+    <w:unhideWhenUsed/>
+    <w:rsid w:val="00281842"/>
+    <w:rPr>
+      <w:color w:val="605E5C"/>
+      <w:shd w:val="clear" w:color="auto" w:fill="E1DFDD"/>
+    </w:rPr>
+  </w:style>
 </w:styles>
 </file>
 

--- a/UniFlow_Final_Engineering_Report.docx
+++ b/UniFlow_Final_Engineering_Report.docx
@@ -81,7 +81,7 @@
           <w:b/>
           <w:bCs/>
         </w:rPr>
-        <w:t>8-Week AI-Native and Agentic Engineering Capstone | Release v1.0.0</w:t>
+        <w:t>8-Week AI-Native and Agentic Engineering Capstone | Release v1.0.1</w:t>
       </w:r>
     </w:p>
     <w:p/>
@@ -93,7 +93,344 @@
         <w:rPr>
           <w:b/>
         </w:rPr>
-        <w:t>Group I</w:t>
+        <w:t>Group I Day</w:t>
+      </w:r>
+    </w:p>
+    <w:tbl>
+      <w:tblPr>
+        <w:tblStyle w:val="TableGrid"/>
+        <w:tblW w:w="0" w:type="auto"/>
+        <w:jc w:val="center"/>
+        <w:tblLook w:val="04A0" w:firstRow="1" w:lastRow="0" w:firstColumn="1" w:lastColumn="0" w:noHBand="0" w:noVBand="1"/>
+      </w:tblPr>
+      <w:tblGrid>
+        <w:gridCol w:w="2340"/>
+        <w:gridCol w:w="2340"/>
+        <w:gridCol w:w="2340"/>
+        <w:gridCol w:w="2340"/>
+      </w:tblGrid>
+      <w:tr>
+        <w:trPr>
+          <w:jc w:val="center"/>
+        </w:trPr>
+        <w:tc>
+          <w:tcPr>
+            <w:tcW w:w="2340" w:type="dxa"/>
+          </w:tcPr>
+          <w:p>
+            <w:pPr>
+              <w:jc w:val="center"/>
+            </w:pPr>
+            <w:r>
+              <w:rPr>
+                <w:b/>
+              </w:rPr>
+              <w:t>Name</w:t>
+            </w:r>
+          </w:p>
+        </w:tc>
+        <w:tc>
+          <w:tcPr>
+            <w:tcW w:w="2340" w:type="dxa"/>
+          </w:tcPr>
+          <w:p>
+            <w:pPr>
+              <w:jc w:val="center"/>
+            </w:pPr>
+            <w:proofErr w:type="spellStart"/>
+            <w:r>
+              <w:rPr>
+                <w:b/>
+              </w:rPr>
+              <w:t>RegNo</w:t>
+            </w:r>
+            <w:proofErr w:type="spellEnd"/>
+            <w:r>
+              <w:rPr>
+                <w:b/>
+              </w:rPr>
+              <w:t>.</w:t>
+            </w:r>
+          </w:p>
+        </w:tc>
+        <w:tc>
+          <w:tcPr>
+            <w:tcW w:w="2340" w:type="dxa"/>
+          </w:tcPr>
+          <w:p>
+            <w:pPr>
+              <w:jc w:val="center"/>
+            </w:pPr>
+            <w:r>
+              <w:rPr>
+                <w:b/>
+              </w:rPr>
+              <w:t>Role</w:t>
+            </w:r>
+          </w:p>
+        </w:tc>
+        <w:tc>
+          <w:tcPr>
+            <w:tcW w:w="2340" w:type="dxa"/>
+          </w:tcPr>
+          <w:p>
+            <w:pPr>
+              <w:jc w:val="center"/>
+            </w:pPr>
+            <w:r>
+              <w:rPr>
+                <w:b/>
+              </w:rPr>
+              <w:t>Signature</w:t>
+            </w:r>
+          </w:p>
+        </w:tc>
+      </w:tr>
+      <w:tr>
+        <w:trPr>
+          <w:jc w:val="center"/>
+        </w:trPr>
+        <w:tc>
+          <w:tcPr>
+            <w:tcW w:w="2340" w:type="dxa"/>
+          </w:tcPr>
+          <w:p>
+            <w:pPr>
+              <w:jc w:val="center"/>
+            </w:pPr>
+            <w:r>
+              <w:t xml:space="preserve">Yohana Mahamat </w:t>
+            </w:r>
+            <w:proofErr w:type="spellStart"/>
+            <w:r>
+              <w:t>Abdelrassoul</w:t>
+            </w:r>
+            <w:proofErr w:type="spellEnd"/>
+          </w:p>
+        </w:tc>
+        <w:tc>
+          <w:tcPr>
+            <w:tcW w:w="2340" w:type="dxa"/>
+          </w:tcPr>
+          <w:p>
+            <w:pPr>
+              <w:jc w:val="center"/>
+            </w:pPr>
+            <w:r>
+              <w:t>23/X/23048/PS</w:t>
+            </w:r>
+          </w:p>
+        </w:tc>
+        <w:tc>
+          <w:tcPr>
+            <w:tcW w:w="2340" w:type="dxa"/>
+          </w:tcPr>
+          <w:p>
+            <w:pPr>
+              <w:jc w:val="center"/>
+            </w:pPr>
+            <w:r>
+              <w:t>Project/Requirements Lead</w:t>
+            </w:r>
+          </w:p>
+        </w:tc>
+        <w:tc>
+          <w:tcPr>
+            <w:tcW w:w="2340" w:type="dxa"/>
+          </w:tcPr>
+          <w:p>
+            <w:pPr>
+              <w:jc w:val="center"/>
+            </w:pPr>
+          </w:p>
+        </w:tc>
+      </w:tr>
+      <w:tr>
+        <w:trPr>
+          <w:jc w:val="center"/>
+        </w:trPr>
+        <w:tc>
+          <w:tcPr>
+            <w:tcW w:w="2340" w:type="dxa"/>
+          </w:tcPr>
+          <w:p>
+            <w:pPr>
+              <w:jc w:val="center"/>
+            </w:pPr>
+            <w:r>
+              <w:t xml:space="preserve">Swale </w:t>
+            </w:r>
+            <w:proofErr w:type="spellStart"/>
+            <w:r>
+              <w:t>Sebabe</w:t>
+            </w:r>
+            <w:proofErr w:type="spellEnd"/>
+            <w:r>
+              <w:t xml:space="preserve"> Abdu</w:t>
+            </w:r>
+          </w:p>
+        </w:tc>
+        <w:tc>
+          <w:tcPr>
+            <w:tcW w:w="2340" w:type="dxa"/>
+          </w:tcPr>
+          <w:p>
+            <w:pPr>
+              <w:jc w:val="center"/>
+            </w:pPr>
+            <w:r>
+              <w:t>23/U/23779</w:t>
+            </w:r>
+          </w:p>
+        </w:tc>
+        <w:tc>
+          <w:tcPr>
+            <w:tcW w:w="2340" w:type="dxa"/>
+          </w:tcPr>
+          <w:p>
+            <w:pPr>
+              <w:jc w:val="center"/>
+            </w:pPr>
+            <w:r>
+              <w:t>AI/Agent Lead</w:t>
+            </w:r>
+          </w:p>
+        </w:tc>
+        <w:tc>
+          <w:tcPr>
+            <w:tcW w:w="2340" w:type="dxa"/>
+          </w:tcPr>
+          <w:p>
+            <w:pPr>
+              <w:jc w:val="center"/>
+            </w:pPr>
+          </w:p>
+        </w:tc>
+      </w:tr>
+      <w:tr>
+        <w:trPr>
+          <w:jc w:val="center"/>
+        </w:trPr>
+        <w:tc>
+          <w:tcPr>
+            <w:tcW w:w="2340" w:type="dxa"/>
+          </w:tcPr>
+          <w:p>
+            <w:pPr>
+              <w:jc w:val="center"/>
+            </w:pPr>
+            <w:r>
+              <w:t>Okello Emmanuel Odongo</w:t>
+            </w:r>
+          </w:p>
+        </w:tc>
+        <w:tc>
+          <w:tcPr>
+            <w:tcW w:w="2340" w:type="dxa"/>
+          </w:tcPr>
+          <w:p>
+            <w:pPr>
+              <w:jc w:val="center"/>
+            </w:pPr>
+            <w:r>
+              <w:t>23/U/16626/PS</w:t>
+            </w:r>
+          </w:p>
+        </w:tc>
+        <w:tc>
+          <w:tcPr>
+            <w:tcW w:w="2340" w:type="dxa"/>
+          </w:tcPr>
+          <w:p>
+            <w:pPr>
+              <w:jc w:val="center"/>
+            </w:pPr>
+            <w:r>
+              <w:t>Backend/System Lead</w:t>
+            </w:r>
+          </w:p>
+        </w:tc>
+        <w:tc>
+          <w:tcPr>
+            <w:tcW w:w="2340" w:type="dxa"/>
+          </w:tcPr>
+          <w:p>
+            <w:pPr>
+              <w:jc w:val="center"/>
+            </w:pPr>
+          </w:p>
+        </w:tc>
+      </w:tr>
+      <w:tr>
+        <w:trPr>
+          <w:jc w:val="center"/>
+        </w:trPr>
+        <w:tc>
+          <w:tcPr>
+            <w:tcW w:w="2340" w:type="dxa"/>
+          </w:tcPr>
+          <w:p>
+            <w:pPr>
+              <w:jc w:val="center"/>
+            </w:pPr>
+            <w:r>
+              <w:t>Ainebyona Alvin Police</w:t>
+            </w:r>
+          </w:p>
+        </w:tc>
+        <w:tc>
+          <w:tcPr>
+            <w:tcW w:w="2340" w:type="dxa"/>
+          </w:tcPr>
+          <w:p>
+            <w:pPr>
+              <w:jc w:val="center"/>
+            </w:pPr>
+            <w:r>
+              <w:t>23/U/05289/EVE</w:t>
+            </w:r>
+          </w:p>
+        </w:tc>
+        <w:tc>
+          <w:tcPr>
+            <w:tcW w:w="2340" w:type="dxa"/>
+          </w:tcPr>
+          <w:p>
+            <w:pPr>
+              <w:jc w:val="center"/>
+            </w:pPr>
+            <w:r>
+              <w:t>QA/Testing and Documentation Lead</w:t>
+            </w:r>
+          </w:p>
+        </w:tc>
+        <w:tc>
+          <w:tcPr>
+            <w:tcW w:w="2340" w:type="dxa"/>
+          </w:tcPr>
+          <w:p>
+            <w:pPr>
+              <w:jc w:val="center"/>
+            </w:pPr>
+          </w:p>
+        </w:tc>
+      </w:tr>
+    </w:tbl>
+    <w:p/>
+    <w:p>
+      <w:pPr>
+        <w:jc w:val="center"/>
+      </w:pPr>
+      <w:r>
+        <w:t xml:space="preserve">Course Convener: Dr </w:t>
+      </w:r>
+      <w:proofErr w:type="spellStart"/>
+      <w:r>
+        <w:t>Kamulegeya</w:t>
+      </w:r>
+      <w:proofErr w:type="spellEnd"/>
+      <w:r>
+        <w:t xml:space="preserve"> Grace B (PhD)</w:t>
       </w:r>
     </w:p>
     <w:p>
@@ -101,7 +438,7 @@
         <w:jc w:val="center"/>
       </w:pPr>
       <w:r>
-        <w:t>Yohana Mahamat Abdelrassoul, 23/X/23048/PS (Project/Requirements Lead)</w:t>
+        <w:t>October 2026</w:t>
       </w:r>
     </w:p>
     <w:p>
@@ -109,123 +446,2113 @@
         <w:jc w:val="center"/>
       </w:pPr>
       <w:r>
-        <w:t xml:space="preserve">Swale </w:t>
-      </w:r>
-      <w:proofErr w:type="spellStart"/>
-      <w:r>
-        <w:t>Sebabe</w:t>
-      </w:r>
-      <w:proofErr w:type="spellEnd"/>
-      <w:r>
-        <w:t xml:space="preserve"> Abdu, 23/U/23779 (AI/Agent Lead)</w:t>
+        <w:t>Repository: https://github.com/BSSE-FINAL-YEAR/UniFlow (tag v1.0.1)</w:t>
+      </w:r>
+    </w:p>
+    <w:p>
+      <w:r>
+        <w:br w:type="page"/>
+      </w:r>
+    </w:p>
+    <w:p>
+      <w:r>
+        <w:rPr>
+          <w:b/>
+          <w:sz w:val="32"/>
+        </w:rPr>
+        <w:lastRenderedPageBreak/>
+        <w:t>Table of Contents</w:t>
       </w:r>
     </w:p>
     <w:p>
       <w:pPr>
-        <w:jc w:val="center"/>
+        <w:pStyle w:val="TOC1"/>
+        <w:tabs>
+          <w:tab w:val="right" w:leader="dot" w:pos="9350"/>
+        </w:tabs>
+        <w:rPr>
+          <w:rFonts w:asciiTheme="minorHAnsi" w:hAnsiTheme="minorHAnsi"/>
+          <w:noProof/>
+          <w:kern w:val="2"/>
+          <w:sz w:val="24"/>
+          <w:szCs w:val="24"/>
+          <w14:ligatures w14:val="standardContextual"/>
+        </w:rPr>
       </w:pPr>
       <w:r>
-        <w:t>Okello Emmanuel Odongo, 23/U/16626/PS (Backend/System Lead)</w:t>
+        <w:fldChar w:fldCharType="begin"/>
+      </w:r>
+      <w:r>
+        <w:instrText xml:space="preserve"> TOC \o "1-2" </w:instrText>
+      </w:r>
+      <w:r>
+        <w:fldChar w:fldCharType="separate"/>
+      </w:r>
+      <w:r>
+        <w:rPr>
+          <w:noProof/>
+        </w:rPr>
+        <w:t>1. Executive Summary</w:t>
+      </w:r>
+      <w:r>
+        <w:rPr>
+          <w:noProof/>
+        </w:rPr>
+        <w:tab/>
+      </w:r>
+      <w:r>
+        <w:rPr>
+          <w:noProof/>
+        </w:rPr>
+        <w:fldChar w:fldCharType="begin"/>
+      </w:r>
+      <w:r>
+        <w:rPr>
+          <w:noProof/>
+        </w:rPr>
+        <w:instrText xml:space="preserve"> PAGEREF _Toc244102686 \h </w:instrText>
+      </w:r>
+      <w:r>
+        <w:rPr>
+          <w:noProof/>
+        </w:rPr>
+      </w:r>
+      <w:r>
+        <w:rPr>
+          <w:noProof/>
+        </w:rPr>
+        <w:fldChar w:fldCharType="separate"/>
+      </w:r>
+      <w:r>
+        <w:rPr>
+          <w:noProof/>
+        </w:rPr>
+        <w:t>3</w:t>
+      </w:r>
+      <w:r>
+        <w:rPr>
+          <w:noProof/>
+        </w:rPr>
+        <w:fldChar w:fldCharType="end"/>
       </w:r>
     </w:p>
     <w:p>
       <w:pPr>
-        <w:jc w:val="center"/>
+        <w:pStyle w:val="TOC1"/>
+        <w:tabs>
+          <w:tab w:val="right" w:leader="dot" w:pos="9350"/>
+        </w:tabs>
+        <w:rPr>
+          <w:rFonts w:asciiTheme="minorHAnsi" w:hAnsiTheme="minorHAnsi"/>
+          <w:noProof/>
+          <w:kern w:val="2"/>
+          <w:sz w:val="24"/>
+          <w:szCs w:val="24"/>
+          <w14:ligatures w14:val="standardContextual"/>
+        </w:rPr>
       </w:pPr>
       <w:r>
-        <w:t>Ainebyona Alvin Police, 23/U/05289/EVE (QA/Testing and Documentation Lead)</w:t>
-      </w:r>
-    </w:p>
-    <w:p/>
-    <w:p>
-      <w:pPr>
-        <w:jc w:val="center"/>
-      </w:pPr>
-      <w:r>
-        <w:t xml:space="preserve">Course Convener: Dr </w:t>
-      </w:r>
-      <w:proofErr w:type="spellStart"/>
-      <w:r>
-        <w:t>Kamulegeya</w:t>
-      </w:r>
-      <w:proofErr w:type="spellEnd"/>
-      <w:r>
-        <w:t xml:space="preserve"> Grace B (PhD)</w:t>
+        <w:rPr>
+          <w:noProof/>
+        </w:rPr>
+        <w:t>2. Problem Context and Requirements</w:t>
+      </w:r>
+      <w:r>
+        <w:rPr>
+          <w:noProof/>
+        </w:rPr>
+        <w:tab/>
+      </w:r>
+      <w:r>
+        <w:rPr>
+          <w:noProof/>
+        </w:rPr>
+        <w:fldChar w:fldCharType="begin"/>
+      </w:r>
+      <w:r>
+        <w:rPr>
+          <w:noProof/>
+        </w:rPr>
+        <w:instrText xml:space="preserve"> PAGEREF _Toc244102687 \h </w:instrText>
+      </w:r>
+      <w:r>
+        <w:rPr>
+          <w:noProof/>
+        </w:rPr>
+      </w:r>
+      <w:r>
+        <w:rPr>
+          <w:noProof/>
+        </w:rPr>
+        <w:fldChar w:fldCharType="separate"/>
+      </w:r>
+      <w:r>
+        <w:rPr>
+          <w:noProof/>
+        </w:rPr>
+        <w:t>3</w:t>
+      </w:r>
+      <w:r>
+        <w:rPr>
+          <w:noProof/>
+        </w:rPr>
+        <w:fldChar w:fldCharType="end"/>
       </w:r>
     </w:p>
     <w:p>
       <w:pPr>
-        <w:jc w:val="center"/>
+        <w:pStyle w:val="TOC2"/>
+        <w:tabs>
+          <w:tab w:val="right" w:leader="dot" w:pos="9350"/>
+        </w:tabs>
+        <w:rPr>
+          <w:rFonts w:asciiTheme="minorHAnsi" w:hAnsiTheme="minorHAnsi"/>
+          <w:noProof/>
+          <w:kern w:val="2"/>
+          <w:sz w:val="24"/>
+          <w:szCs w:val="24"/>
+          <w14:ligatures w14:val="standardContextual"/>
+        </w:rPr>
       </w:pPr>
       <w:r>
-        <w:t>October 2026</w:t>
+        <w:rPr>
+          <w:noProof/>
+        </w:rPr>
+        <w:t>2.1 Workflow and users</w:t>
+      </w:r>
+      <w:r>
+        <w:rPr>
+          <w:noProof/>
+        </w:rPr>
+        <w:tab/>
+      </w:r>
+      <w:r>
+        <w:rPr>
+          <w:noProof/>
+        </w:rPr>
+        <w:fldChar w:fldCharType="begin"/>
+      </w:r>
+      <w:r>
+        <w:rPr>
+          <w:noProof/>
+        </w:rPr>
+        <w:instrText xml:space="preserve"> PAGEREF _Toc244102688 \h </w:instrText>
+      </w:r>
+      <w:r>
+        <w:rPr>
+          <w:noProof/>
+        </w:rPr>
+      </w:r>
+      <w:r>
+        <w:rPr>
+          <w:noProof/>
+        </w:rPr>
+        <w:fldChar w:fldCharType="separate"/>
+      </w:r>
+      <w:r>
+        <w:rPr>
+          <w:noProof/>
+        </w:rPr>
+        <w:t>3</w:t>
+      </w:r>
+      <w:r>
+        <w:rPr>
+          <w:noProof/>
+        </w:rPr>
+        <w:fldChar w:fldCharType="end"/>
       </w:r>
     </w:p>
     <w:p>
       <w:pPr>
-        <w:jc w:val="center"/>
+        <w:pStyle w:val="TOC2"/>
+        <w:tabs>
+          <w:tab w:val="right" w:leader="dot" w:pos="9350"/>
+        </w:tabs>
+        <w:rPr>
+          <w:rFonts w:asciiTheme="minorHAnsi" w:hAnsiTheme="minorHAnsi"/>
+          <w:noProof/>
+          <w:kern w:val="2"/>
+          <w:sz w:val="24"/>
+          <w:szCs w:val="24"/>
+          <w14:ligatures w14:val="standardContextual"/>
+        </w:rPr>
       </w:pPr>
       <w:r>
-        <w:t>Repository: https://github.com/BSSE-FINAL-YEAR/UniFlow (tag v1.0.0)</w:t>
+        <w:rPr>
+          <w:noProof/>
+        </w:rPr>
+        <w:t>2.2 Requirements and acceptance criteria</w:t>
+      </w:r>
+      <w:r>
+        <w:rPr>
+          <w:noProof/>
+        </w:rPr>
+        <w:tab/>
+      </w:r>
+      <w:r>
+        <w:rPr>
+          <w:noProof/>
+        </w:rPr>
+        <w:fldChar w:fldCharType="begin"/>
+      </w:r>
+      <w:r>
+        <w:rPr>
+          <w:noProof/>
+        </w:rPr>
+        <w:instrText xml:space="preserve"> PAGEREF _Toc244102689 \h </w:instrText>
+      </w:r>
+      <w:r>
+        <w:rPr>
+          <w:noProof/>
+        </w:rPr>
+      </w:r>
+      <w:r>
+        <w:rPr>
+          <w:noProof/>
+        </w:rPr>
+        <w:fldChar w:fldCharType="separate"/>
+      </w:r>
+      <w:r>
+        <w:rPr>
+          <w:noProof/>
+        </w:rPr>
+        <w:t>3</w:t>
+      </w:r>
+      <w:r>
+        <w:rPr>
+          <w:noProof/>
+        </w:rPr>
+        <w:fldChar w:fldCharType="end"/>
       </w:r>
     </w:p>
     <w:p>
-      <w:r>
-        <w:br w:type="page"/>
+      <w:pPr>
+        <w:pStyle w:val="TOC2"/>
+        <w:tabs>
+          <w:tab w:val="right" w:leader="dot" w:pos="9350"/>
+        </w:tabs>
+        <w:rPr>
+          <w:rFonts w:asciiTheme="minorHAnsi" w:hAnsiTheme="minorHAnsi"/>
+          <w:noProof/>
+          <w:kern w:val="2"/>
+          <w:sz w:val="24"/>
+          <w:szCs w:val="24"/>
+          <w14:ligatures w14:val="standardContextual"/>
+        </w:rPr>
+      </w:pPr>
+      <w:r>
+        <w:rPr>
+          <w:noProof/>
+        </w:rPr>
+        <w:t>2.3 AI Boundary Matrix</w:t>
+      </w:r>
+      <w:r>
+        <w:rPr>
+          <w:noProof/>
+        </w:rPr>
+        <w:tab/>
+      </w:r>
+      <w:r>
+        <w:rPr>
+          <w:noProof/>
+        </w:rPr>
+        <w:fldChar w:fldCharType="begin"/>
+      </w:r>
+      <w:r>
+        <w:rPr>
+          <w:noProof/>
+        </w:rPr>
+        <w:instrText xml:space="preserve"> PAGEREF _Toc244102690 \h </w:instrText>
+      </w:r>
+      <w:r>
+        <w:rPr>
+          <w:noProof/>
+        </w:rPr>
+      </w:r>
+      <w:r>
+        <w:rPr>
+          <w:noProof/>
+        </w:rPr>
+        <w:fldChar w:fldCharType="separate"/>
+      </w:r>
+      <w:r>
+        <w:rPr>
+          <w:noProof/>
+        </w:rPr>
+        <w:t>4</w:t>
+      </w:r>
+      <w:r>
+        <w:rPr>
+          <w:noProof/>
+        </w:rPr>
+        <w:fldChar w:fldCharType="end"/>
+      </w:r>
+    </w:p>
+    <w:p>
+      <w:pPr>
+        <w:pStyle w:val="TOC2"/>
+        <w:tabs>
+          <w:tab w:val="right" w:leader="dot" w:pos="9350"/>
+        </w:tabs>
+        <w:rPr>
+          <w:rFonts w:asciiTheme="minorHAnsi" w:hAnsiTheme="minorHAnsi"/>
+          <w:noProof/>
+          <w:kern w:val="2"/>
+          <w:sz w:val="24"/>
+          <w:szCs w:val="24"/>
+          <w14:ligatures w14:val="standardContextual"/>
+        </w:rPr>
+      </w:pPr>
+      <w:r>
+        <w:rPr>
+          <w:noProof/>
+        </w:rPr>
+        <w:t>2.4 Success measures</w:t>
+      </w:r>
+      <w:r>
+        <w:rPr>
+          <w:noProof/>
+        </w:rPr>
+        <w:tab/>
+      </w:r>
+      <w:r>
+        <w:rPr>
+          <w:noProof/>
+        </w:rPr>
+        <w:fldChar w:fldCharType="begin"/>
+      </w:r>
+      <w:r>
+        <w:rPr>
+          <w:noProof/>
+        </w:rPr>
+        <w:instrText xml:space="preserve"> PAGEREF _Toc244102691 \h </w:instrText>
+      </w:r>
+      <w:r>
+        <w:rPr>
+          <w:noProof/>
+        </w:rPr>
+      </w:r>
+      <w:r>
+        <w:rPr>
+          <w:noProof/>
+        </w:rPr>
+        <w:fldChar w:fldCharType="separate"/>
+      </w:r>
+      <w:r>
+        <w:rPr>
+          <w:noProof/>
+        </w:rPr>
+        <w:t>4</w:t>
+      </w:r>
+      <w:r>
+        <w:rPr>
+          <w:noProof/>
+        </w:rPr>
+        <w:fldChar w:fldCharType="end"/>
+      </w:r>
+    </w:p>
+    <w:p>
+      <w:pPr>
+        <w:pStyle w:val="TOC1"/>
+        <w:tabs>
+          <w:tab w:val="right" w:leader="dot" w:pos="9350"/>
+        </w:tabs>
+        <w:rPr>
+          <w:rFonts w:asciiTheme="minorHAnsi" w:hAnsiTheme="minorHAnsi"/>
+          <w:noProof/>
+          <w:kern w:val="2"/>
+          <w:sz w:val="24"/>
+          <w:szCs w:val="24"/>
+          <w14:ligatures w14:val="standardContextual"/>
+        </w:rPr>
+      </w:pPr>
+      <w:r>
+        <w:rPr>
+          <w:noProof/>
+        </w:rPr>
+        <w:t>3. System Architecture</w:t>
+      </w:r>
+      <w:r>
+        <w:rPr>
+          <w:noProof/>
+        </w:rPr>
+        <w:tab/>
+      </w:r>
+      <w:r>
+        <w:rPr>
+          <w:noProof/>
+        </w:rPr>
+        <w:fldChar w:fldCharType="begin"/>
+      </w:r>
+      <w:r>
+        <w:rPr>
+          <w:noProof/>
+        </w:rPr>
+        <w:instrText xml:space="preserve"> PAGEREF _Toc244102692 \h </w:instrText>
+      </w:r>
+      <w:r>
+        <w:rPr>
+          <w:noProof/>
+        </w:rPr>
+      </w:r>
+      <w:r>
+        <w:rPr>
+          <w:noProof/>
+        </w:rPr>
+        <w:fldChar w:fldCharType="separate"/>
+      </w:r>
+      <w:r>
+        <w:rPr>
+          <w:noProof/>
+        </w:rPr>
+        <w:t>4</w:t>
+      </w:r>
+      <w:r>
+        <w:rPr>
+          <w:noProof/>
+        </w:rPr>
+        <w:fldChar w:fldCharType="end"/>
+      </w:r>
+    </w:p>
+    <w:p>
+      <w:pPr>
+        <w:pStyle w:val="TOC1"/>
+        <w:tabs>
+          <w:tab w:val="right" w:leader="dot" w:pos="9350"/>
+        </w:tabs>
+        <w:rPr>
+          <w:rFonts w:asciiTheme="minorHAnsi" w:hAnsiTheme="minorHAnsi"/>
+          <w:noProof/>
+          <w:kern w:val="2"/>
+          <w:sz w:val="24"/>
+          <w:szCs w:val="24"/>
+          <w14:ligatures w14:val="standardContextual"/>
+        </w:rPr>
+      </w:pPr>
+      <w:r>
+        <w:rPr>
+          <w:noProof/>
+        </w:rPr>
+        <w:t>4. Foundation Model and Prompt Engineering</w:t>
+      </w:r>
+      <w:r>
+        <w:rPr>
+          <w:noProof/>
+        </w:rPr>
+        <w:tab/>
+      </w:r>
+      <w:r>
+        <w:rPr>
+          <w:noProof/>
+        </w:rPr>
+        <w:fldChar w:fldCharType="begin"/>
+      </w:r>
+      <w:r>
+        <w:rPr>
+          <w:noProof/>
+        </w:rPr>
+        <w:instrText xml:space="preserve"> PAGEREF _Toc244102725 \h </w:instrText>
+      </w:r>
+      <w:r>
+        <w:rPr>
+          <w:noProof/>
+        </w:rPr>
+      </w:r>
+      <w:r>
+        <w:rPr>
+          <w:noProof/>
+        </w:rPr>
+        <w:fldChar w:fldCharType="separate"/>
+      </w:r>
+      <w:r>
+        <w:rPr>
+          <w:noProof/>
+        </w:rPr>
+        <w:t>5</w:t>
+      </w:r>
+      <w:r>
+        <w:rPr>
+          <w:noProof/>
+        </w:rPr>
+        <w:fldChar w:fldCharType="end"/>
+      </w:r>
+    </w:p>
+    <w:p>
+      <w:pPr>
+        <w:pStyle w:val="TOC2"/>
+        <w:tabs>
+          <w:tab w:val="right" w:leader="dot" w:pos="9350"/>
+        </w:tabs>
+        <w:rPr>
+          <w:rFonts w:asciiTheme="minorHAnsi" w:hAnsiTheme="minorHAnsi"/>
+          <w:noProof/>
+          <w:kern w:val="2"/>
+          <w:sz w:val="24"/>
+          <w:szCs w:val="24"/>
+          <w14:ligatures w14:val="standardContextual"/>
+        </w:rPr>
+      </w:pPr>
+      <w:r>
+        <w:rPr>
+          <w:noProof/>
+        </w:rPr>
+        <w:t>4.1 Model choice</w:t>
+      </w:r>
+      <w:r>
+        <w:rPr>
+          <w:noProof/>
+        </w:rPr>
+        <w:tab/>
+      </w:r>
+      <w:r>
+        <w:rPr>
+          <w:noProof/>
+        </w:rPr>
+        <w:fldChar w:fldCharType="begin"/>
+      </w:r>
+      <w:r>
+        <w:rPr>
+          <w:noProof/>
+        </w:rPr>
+        <w:instrText xml:space="preserve"> PAGEREF _Toc244102726 \h </w:instrText>
+      </w:r>
+      <w:r>
+        <w:rPr>
+          <w:noProof/>
+        </w:rPr>
+      </w:r>
+      <w:r>
+        <w:rPr>
+          <w:noProof/>
+        </w:rPr>
+        <w:fldChar w:fldCharType="separate"/>
+      </w:r>
+      <w:r>
+        <w:rPr>
+          <w:noProof/>
+        </w:rPr>
+        <w:t>5</w:t>
+      </w:r>
+      <w:r>
+        <w:rPr>
+          <w:noProof/>
+        </w:rPr>
+        <w:fldChar w:fldCharType="end"/>
+      </w:r>
+    </w:p>
+    <w:p>
+      <w:pPr>
+        <w:pStyle w:val="TOC2"/>
+        <w:tabs>
+          <w:tab w:val="right" w:leader="dot" w:pos="9350"/>
+        </w:tabs>
+        <w:rPr>
+          <w:rFonts w:asciiTheme="minorHAnsi" w:hAnsiTheme="minorHAnsi"/>
+          <w:noProof/>
+          <w:kern w:val="2"/>
+          <w:sz w:val="24"/>
+          <w:szCs w:val="24"/>
+          <w14:ligatures w14:val="standardContextual"/>
+        </w:rPr>
+      </w:pPr>
+      <w:r>
+        <w:rPr>
+          <w:noProof/>
+        </w:rPr>
+        <w:t>4.2 Prompt architecture and versioning</w:t>
+      </w:r>
+      <w:r>
+        <w:rPr>
+          <w:noProof/>
+        </w:rPr>
+        <w:tab/>
+      </w:r>
+      <w:r>
+        <w:rPr>
+          <w:noProof/>
+        </w:rPr>
+        <w:fldChar w:fldCharType="begin"/>
+      </w:r>
+      <w:r>
+        <w:rPr>
+          <w:noProof/>
+        </w:rPr>
+        <w:instrText xml:space="preserve"> PAGEREF _Toc244102727 \h </w:instrText>
+      </w:r>
+      <w:r>
+        <w:rPr>
+          <w:noProof/>
+        </w:rPr>
+      </w:r>
+      <w:r>
+        <w:rPr>
+          <w:noProof/>
+        </w:rPr>
+        <w:fldChar w:fldCharType="separate"/>
+      </w:r>
+      <w:r>
+        <w:rPr>
+          <w:noProof/>
+        </w:rPr>
+        <w:t>5</w:t>
+      </w:r>
+      <w:r>
+        <w:rPr>
+          <w:noProof/>
+        </w:rPr>
+        <w:fldChar w:fldCharType="end"/>
+      </w:r>
+    </w:p>
+    <w:p>
+      <w:pPr>
+        <w:pStyle w:val="TOC2"/>
+        <w:tabs>
+          <w:tab w:val="right" w:leader="dot" w:pos="9350"/>
+        </w:tabs>
+        <w:rPr>
+          <w:rFonts w:asciiTheme="minorHAnsi" w:hAnsiTheme="minorHAnsi"/>
+          <w:noProof/>
+          <w:kern w:val="2"/>
+          <w:sz w:val="24"/>
+          <w:szCs w:val="24"/>
+          <w14:ligatures w14:val="standardContextual"/>
+        </w:rPr>
+      </w:pPr>
+      <w:r>
+        <w:rPr>
+          <w:noProof/>
+        </w:rPr>
+        <w:t>4.3 Important iterations</w:t>
+      </w:r>
+      <w:r>
+        <w:rPr>
+          <w:noProof/>
+        </w:rPr>
+        <w:tab/>
+      </w:r>
+      <w:r>
+        <w:rPr>
+          <w:noProof/>
+        </w:rPr>
+        <w:fldChar w:fldCharType="begin"/>
+      </w:r>
+      <w:r>
+        <w:rPr>
+          <w:noProof/>
+        </w:rPr>
+        <w:instrText xml:space="preserve"> PAGEREF _Toc244102728 \h </w:instrText>
+      </w:r>
+      <w:r>
+        <w:rPr>
+          <w:noProof/>
+        </w:rPr>
+      </w:r>
+      <w:r>
+        <w:rPr>
+          <w:noProof/>
+        </w:rPr>
+        <w:fldChar w:fldCharType="separate"/>
+      </w:r>
+      <w:r>
+        <w:rPr>
+          <w:noProof/>
+        </w:rPr>
+        <w:t>5</w:t>
+      </w:r>
+      <w:r>
+        <w:rPr>
+          <w:noProof/>
+        </w:rPr>
+        <w:fldChar w:fldCharType="end"/>
+      </w:r>
+    </w:p>
+    <w:p>
+      <w:pPr>
+        <w:pStyle w:val="TOC1"/>
+        <w:tabs>
+          <w:tab w:val="right" w:leader="dot" w:pos="9350"/>
+        </w:tabs>
+        <w:rPr>
+          <w:rFonts w:asciiTheme="minorHAnsi" w:hAnsiTheme="minorHAnsi"/>
+          <w:noProof/>
+          <w:kern w:val="2"/>
+          <w:sz w:val="24"/>
+          <w:szCs w:val="24"/>
+          <w14:ligatures w14:val="standardContextual"/>
+        </w:rPr>
+      </w:pPr>
+      <w:r>
+        <w:rPr>
+          <w:noProof/>
+        </w:rPr>
+        <w:t>5. Context Engineering and RAG</w:t>
+      </w:r>
+      <w:r>
+        <w:rPr>
+          <w:noProof/>
+        </w:rPr>
+        <w:tab/>
+      </w:r>
+      <w:r>
+        <w:rPr>
+          <w:noProof/>
+        </w:rPr>
+        <w:fldChar w:fldCharType="begin"/>
+      </w:r>
+      <w:r>
+        <w:rPr>
+          <w:noProof/>
+        </w:rPr>
+        <w:instrText xml:space="preserve"> PAGEREF _Toc244102729 \h </w:instrText>
+      </w:r>
+      <w:r>
+        <w:rPr>
+          <w:noProof/>
+        </w:rPr>
+      </w:r>
+      <w:r>
+        <w:rPr>
+          <w:noProof/>
+        </w:rPr>
+        <w:fldChar w:fldCharType="separate"/>
+      </w:r>
+      <w:r>
+        <w:rPr>
+          <w:noProof/>
+        </w:rPr>
+        <w:t>6</w:t>
+      </w:r>
+      <w:r>
+        <w:rPr>
+          <w:noProof/>
+        </w:rPr>
+        <w:fldChar w:fldCharType="end"/>
+      </w:r>
+    </w:p>
+    <w:p>
+      <w:pPr>
+        <w:pStyle w:val="TOC1"/>
+        <w:tabs>
+          <w:tab w:val="right" w:leader="dot" w:pos="9350"/>
+        </w:tabs>
+        <w:rPr>
+          <w:rFonts w:asciiTheme="minorHAnsi" w:hAnsiTheme="minorHAnsi"/>
+          <w:noProof/>
+          <w:kern w:val="2"/>
+          <w:sz w:val="24"/>
+          <w:szCs w:val="24"/>
+          <w14:ligatures w14:val="standardContextual"/>
+        </w:rPr>
+      </w:pPr>
+      <w:r>
+        <w:rPr>
+          <w:noProof/>
+        </w:rPr>
+        <w:t>6. Tools and Agentic Workflow</w:t>
+      </w:r>
+      <w:r>
+        <w:rPr>
+          <w:noProof/>
+        </w:rPr>
+        <w:tab/>
+      </w:r>
+      <w:r>
+        <w:rPr>
+          <w:noProof/>
+        </w:rPr>
+        <w:fldChar w:fldCharType="begin"/>
+      </w:r>
+      <w:r>
+        <w:rPr>
+          <w:noProof/>
+        </w:rPr>
+        <w:instrText xml:space="preserve"> PAGEREF _Toc244102730 \h </w:instrText>
+      </w:r>
+      <w:r>
+        <w:rPr>
+          <w:noProof/>
+        </w:rPr>
+      </w:r>
+      <w:r>
+        <w:rPr>
+          <w:noProof/>
+        </w:rPr>
+        <w:fldChar w:fldCharType="separate"/>
+      </w:r>
+      <w:r>
+        <w:rPr>
+          <w:noProof/>
+        </w:rPr>
+        <w:t>6</w:t>
+      </w:r>
+      <w:r>
+        <w:rPr>
+          <w:noProof/>
+        </w:rPr>
+        <w:fldChar w:fldCharType="end"/>
+      </w:r>
+    </w:p>
+    <w:p>
+      <w:pPr>
+        <w:pStyle w:val="TOC2"/>
+        <w:tabs>
+          <w:tab w:val="right" w:leader="dot" w:pos="9350"/>
+        </w:tabs>
+        <w:rPr>
+          <w:rFonts w:asciiTheme="minorHAnsi" w:hAnsiTheme="minorHAnsi"/>
+          <w:noProof/>
+          <w:kern w:val="2"/>
+          <w:sz w:val="24"/>
+          <w:szCs w:val="24"/>
+          <w14:ligatures w14:val="standardContextual"/>
+        </w:rPr>
+      </w:pPr>
+      <w:r>
+        <w:rPr>
+          <w:noProof/>
+        </w:rPr>
+        <w:t>6.1 Tool contracts and permissions</w:t>
+      </w:r>
+      <w:r>
+        <w:rPr>
+          <w:noProof/>
+        </w:rPr>
+        <w:tab/>
+      </w:r>
+      <w:r>
+        <w:rPr>
+          <w:noProof/>
+        </w:rPr>
+        <w:fldChar w:fldCharType="begin"/>
+      </w:r>
+      <w:r>
+        <w:rPr>
+          <w:noProof/>
+        </w:rPr>
+        <w:instrText xml:space="preserve"> PAGEREF _Toc244102731 \h </w:instrText>
+      </w:r>
+      <w:r>
+        <w:rPr>
+          <w:noProof/>
+        </w:rPr>
+      </w:r>
+      <w:r>
+        <w:rPr>
+          <w:noProof/>
+        </w:rPr>
+        <w:fldChar w:fldCharType="separate"/>
+      </w:r>
+      <w:r>
+        <w:rPr>
+          <w:noProof/>
+        </w:rPr>
+        <w:t>6</w:t>
+      </w:r>
+      <w:r>
+        <w:rPr>
+          <w:noProof/>
+        </w:rPr>
+        <w:fldChar w:fldCharType="end"/>
+      </w:r>
+    </w:p>
+    <w:p>
+      <w:pPr>
+        <w:pStyle w:val="TOC2"/>
+        <w:tabs>
+          <w:tab w:val="right" w:leader="dot" w:pos="9350"/>
+        </w:tabs>
+        <w:rPr>
+          <w:rFonts w:asciiTheme="minorHAnsi" w:hAnsiTheme="minorHAnsi"/>
+          <w:noProof/>
+          <w:kern w:val="2"/>
+          <w:sz w:val="24"/>
+          <w:szCs w:val="24"/>
+          <w14:ligatures w14:val="standardContextual"/>
+        </w:rPr>
+      </w:pPr>
+      <w:r>
+        <w:rPr>
+          <w:noProof/>
+        </w:rPr>
+        <w:t>6.2 Agent goal and loop</w:t>
+      </w:r>
+      <w:r>
+        <w:rPr>
+          <w:noProof/>
+        </w:rPr>
+        <w:tab/>
+      </w:r>
+      <w:r>
+        <w:rPr>
+          <w:noProof/>
+        </w:rPr>
+        <w:fldChar w:fldCharType="begin"/>
+      </w:r>
+      <w:r>
+        <w:rPr>
+          <w:noProof/>
+        </w:rPr>
+        <w:instrText xml:space="preserve"> PAGEREF _Toc244102732 \h </w:instrText>
+      </w:r>
+      <w:r>
+        <w:rPr>
+          <w:noProof/>
+        </w:rPr>
+      </w:r>
+      <w:r>
+        <w:rPr>
+          <w:noProof/>
+        </w:rPr>
+        <w:fldChar w:fldCharType="separate"/>
+      </w:r>
+      <w:r>
+        <w:rPr>
+          <w:noProof/>
+        </w:rPr>
+        <w:t>7</w:t>
+      </w:r>
+      <w:r>
+        <w:rPr>
+          <w:noProof/>
+        </w:rPr>
+        <w:fldChar w:fldCharType="end"/>
+      </w:r>
+    </w:p>
+    <w:p>
+      <w:pPr>
+        <w:pStyle w:val="TOC2"/>
+        <w:tabs>
+          <w:tab w:val="right" w:leader="dot" w:pos="9350"/>
+        </w:tabs>
+        <w:rPr>
+          <w:rFonts w:asciiTheme="minorHAnsi" w:hAnsiTheme="minorHAnsi"/>
+          <w:noProof/>
+          <w:kern w:val="2"/>
+          <w:sz w:val="24"/>
+          <w:szCs w:val="24"/>
+          <w14:ligatures w14:val="standardContextual"/>
+        </w:rPr>
+      </w:pPr>
+      <w:r>
+        <w:rPr>
+          <w:noProof/>
+        </w:rPr>
+        <w:t>6.3 Limits and hand-off</w:t>
+      </w:r>
+      <w:r>
+        <w:rPr>
+          <w:noProof/>
+        </w:rPr>
+        <w:tab/>
+      </w:r>
+      <w:r>
+        <w:rPr>
+          <w:noProof/>
+        </w:rPr>
+        <w:fldChar w:fldCharType="begin"/>
+      </w:r>
+      <w:r>
+        <w:rPr>
+          <w:noProof/>
+        </w:rPr>
+        <w:instrText xml:space="preserve"> PAGEREF _Toc244102733 \h </w:instrText>
+      </w:r>
+      <w:r>
+        <w:rPr>
+          <w:noProof/>
+        </w:rPr>
+      </w:r>
+      <w:r>
+        <w:rPr>
+          <w:noProof/>
+        </w:rPr>
+        <w:fldChar w:fldCharType="separate"/>
+      </w:r>
+      <w:r>
+        <w:rPr>
+          <w:noProof/>
+        </w:rPr>
+        <w:t>7</w:t>
+      </w:r>
+      <w:r>
+        <w:rPr>
+          <w:noProof/>
+        </w:rPr>
+        <w:fldChar w:fldCharType="end"/>
+      </w:r>
+    </w:p>
+    <w:p>
+      <w:pPr>
+        <w:pStyle w:val="TOC1"/>
+        <w:tabs>
+          <w:tab w:val="right" w:leader="dot" w:pos="9350"/>
+        </w:tabs>
+        <w:rPr>
+          <w:rFonts w:asciiTheme="minorHAnsi" w:hAnsiTheme="minorHAnsi"/>
+          <w:noProof/>
+          <w:kern w:val="2"/>
+          <w:sz w:val="24"/>
+          <w:szCs w:val="24"/>
+          <w14:ligatures w14:val="standardContextual"/>
+        </w:rPr>
+      </w:pPr>
+      <w:r>
+        <w:rPr>
+          <w:noProof/>
+        </w:rPr>
+        <w:t>7. Memory, State and Interoperability</w:t>
+      </w:r>
+      <w:r>
+        <w:rPr>
+          <w:noProof/>
+        </w:rPr>
+        <w:tab/>
+      </w:r>
+      <w:r>
+        <w:rPr>
+          <w:noProof/>
+        </w:rPr>
+        <w:fldChar w:fldCharType="begin"/>
+      </w:r>
+      <w:r>
+        <w:rPr>
+          <w:noProof/>
+        </w:rPr>
+        <w:instrText xml:space="preserve"> PAGEREF _Toc244102734 \h </w:instrText>
+      </w:r>
+      <w:r>
+        <w:rPr>
+          <w:noProof/>
+        </w:rPr>
+      </w:r>
+      <w:r>
+        <w:rPr>
+          <w:noProof/>
+        </w:rPr>
+        <w:fldChar w:fldCharType="separate"/>
+      </w:r>
+      <w:r>
+        <w:rPr>
+          <w:noProof/>
+        </w:rPr>
+        <w:t>7</w:t>
+      </w:r>
+      <w:r>
+        <w:rPr>
+          <w:noProof/>
+        </w:rPr>
+        <w:fldChar w:fldCharType="end"/>
+      </w:r>
+    </w:p>
+    <w:p>
+      <w:pPr>
+        <w:pStyle w:val="TOC1"/>
+        <w:tabs>
+          <w:tab w:val="right" w:leader="dot" w:pos="9350"/>
+        </w:tabs>
+        <w:rPr>
+          <w:rFonts w:asciiTheme="minorHAnsi" w:hAnsiTheme="minorHAnsi"/>
+          <w:noProof/>
+          <w:kern w:val="2"/>
+          <w:sz w:val="24"/>
+          <w:szCs w:val="24"/>
+          <w14:ligatures w14:val="standardContextual"/>
+        </w:rPr>
+      </w:pPr>
+      <w:r>
+        <w:rPr>
+          <w:noProof/>
+        </w:rPr>
+        <w:t>8. Evaluation, Observability and Guardrails</w:t>
+      </w:r>
+      <w:r>
+        <w:rPr>
+          <w:noProof/>
+        </w:rPr>
+        <w:tab/>
+      </w:r>
+      <w:r>
+        <w:rPr>
+          <w:noProof/>
+        </w:rPr>
+        <w:fldChar w:fldCharType="begin"/>
+      </w:r>
+      <w:r>
+        <w:rPr>
+          <w:noProof/>
+        </w:rPr>
+        <w:instrText xml:space="preserve"> PAGEREF _Toc244102735 \h </w:instrText>
+      </w:r>
+      <w:r>
+        <w:rPr>
+          <w:noProof/>
+        </w:rPr>
+      </w:r>
+      <w:r>
+        <w:rPr>
+          <w:noProof/>
+        </w:rPr>
+        <w:fldChar w:fldCharType="separate"/>
+      </w:r>
+      <w:r>
+        <w:rPr>
+          <w:noProof/>
+        </w:rPr>
+        <w:t>8</w:t>
+      </w:r>
+      <w:r>
+        <w:rPr>
+          <w:noProof/>
+        </w:rPr>
+        <w:fldChar w:fldCharType="end"/>
+      </w:r>
+    </w:p>
+    <w:p>
+      <w:pPr>
+        <w:pStyle w:val="TOC2"/>
+        <w:tabs>
+          <w:tab w:val="right" w:leader="dot" w:pos="9350"/>
+        </w:tabs>
+        <w:rPr>
+          <w:rFonts w:asciiTheme="minorHAnsi" w:hAnsiTheme="minorHAnsi"/>
+          <w:noProof/>
+          <w:kern w:val="2"/>
+          <w:sz w:val="24"/>
+          <w:szCs w:val="24"/>
+          <w14:ligatures w14:val="standardContextual"/>
+        </w:rPr>
+      </w:pPr>
+      <w:r>
+        <w:rPr>
+          <w:noProof/>
+        </w:rPr>
+        <w:t>8.1 Evaluation data and criteria</w:t>
+      </w:r>
+      <w:r>
+        <w:rPr>
+          <w:noProof/>
+        </w:rPr>
+        <w:tab/>
+      </w:r>
+      <w:r>
+        <w:rPr>
+          <w:noProof/>
+        </w:rPr>
+        <w:fldChar w:fldCharType="begin"/>
+      </w:r>
+      <w:r>
+        <w:rPr>
+          <w:noProof/>
+        </w:rPr>
+        <w:instrText xml:space="preserve"> PAGEREF _Toc244102736 \h </w:instrText>
+      </w:r>
+      <w:r>
+        <w:rPr>
+          <w:noProof/>
+        </w:rPr>
+      </w:r>
+      <w:r>
+        <w:rPr>
+          <w:noProof/>
+        </w:rPr>
+        <w:fldChar w:fldCharType="separate"/>
+      </w:r>
+      <w:r>
+        <w:rPr>
+          <w:noProof/>
+        </w:rPr>
+        <w:t>8</w:t>
+      </w:r>
+      <w:r>
+        <w:rPr>
+          <w:noProof/>
+        </w:rPr>
+        <w:fldChar w:fldCharType="end"/>
+      </w:r>
+    </w:p>
+    <w:p>
+      <w:pPr>
+        <w:pStyle w:val="TOC2"/>
+        <w:tabs>
+          <w:tab w:val="right" w:leader="dot" w:pos="9350"/>
+        </w:tabs>
+        <w:rPr>
+          <w:rFonts w:asciiTheme="minorHAnsi" w:hAnsiTheme="minorHAnsi"/>
+          <w:noProof/>
+          <w:kern w:val="2"/>
+          <w:sz w:val="24"/>
+          <w:szCs w:val="24"/>
+          <w14:ligatures w14:val="standardContextual"/>
+        </w:rPr>
+      </w:pPr>
+      <w:r>
+        <w:rPr>
+          <w:noProof/>
+        </w:rPr>
+        <w:t>8.2 Results</w:t>
+      </w:r>
+      <w:r>
+        <w:rPr>
+          <w:noProof/>
+        </w:rPr>
+        <w:tab/>
+      </w:r>
+      <w:r>
+        <w:rPr>
+          <w:noProof/>
+        </w:rPr>
+        <w:fldChar w:fldCharType="begin"/>
+      </w:r>
+      <w:r>
+        <w:rPr>
+          <w:noProof/>
+        </w:rPr>
+        <w:instrText xml:space="preserve"> PAGEREF _Toc244102737 \h </w:instrText>
+      </w:r>
+      <w:r>
+        <w:rPr>
+          <w:noProof/>
+        </w:rPr>
+      </w:r>
+      <w:r>
+        <w:rPr>
+          <w:noProof/>
+        </w:rPr>
+        <w:fldChar w:fldCharType="separate"/>
+      </w:r>
+      <w:r>
+        <w:rPr>
+          <w:noProof/>
+        </w:rPr>
+        <w:t>8</w:t>
+      </w:r>
+      <w:r>
+        <w:rPr>
+          <w:noProof/>
+        </w:rPr>
+        <w:fldChar w:fldCharType="end"/>
+      </w:r>
+    </w:p>
+    <w:p>
+      <w:pPr>
+        <w:pStyle w:val="TOC2"/>
+        <w:tabs>
+          <w:tab w:val="right" w:leader="dot" w:pos="9350"/>
+        </w:tabs>
+        <w:rPr>
+          <w:rFonts w:asciiTheme="minorHAnsi" w:hAnsiTheme="minorHAnsi"/>
+          <w:noProof/>
+          <w:kern w:val="2"/>
+          <w:sz w:val="24"/>
+          <w:szCs w:val="24"/>
+          <w14:ligatures w14:val="standardContextual"/>
+        </w:rPr>
+      </w:pPr>
+      <w:r>
+        <w:rPr>
+          <w:noProof/>
+        </w:rPr>
+        <w:t>8.3 Genuine failures, remediation and re-test</w:t>
+      </w:r>
+      <w:r>
+        <w:rPr>
+          <w:noProof/>
+        </w:rPr>
+        <w:tab/>
+      </w:r>
+      <w:r>
+        <w:rPr>
+          <w:noProof/>
+        </w:rPr>
+        <w:fldChar w:fldCharType="begin"/>
+      </w:r>
+      <w:r>
+        <w:rPr>
+          <w:noProof/>
+        </w:rPr>
+        <w:instrText xml:space="preserve"> PAGEREF _Toc244102738 \h </w:instrText>
+      </w:r>
+      <w:r>
+        <w:rPr>
+          <w:noProof/>
+        </w:rPr>
+      </w:r>
+      <w:r>
+        <w:rPr>
+          <w:noProof/>
+        </w:rPr>
+        <w:fldChar w:fldCharType="separate"/>
+      </w:r>
+      <w:r>
+        <w:rPr>
+          <w:noProof/>
+        </w:rPr>
+        <w:t>8</w:t>
+      </w:r>
+      <w:r>
+        <w:rPr>
+          <w:noProof/>
+        </w:rPr>
+        <w:fldChar w:fldCharType="end"/>
+      </w:r>
+    </w:p>
+    <w:p>
+      <w:pPr>
+        <w:pStyle w:val="TOC2"/>
+        <w:tabs>
+          <w:tab w:val="right" w:leader="dot" w:pos="9350"/>
+        </w:tabs>
+        <w:rPr>
+          <w:rFonts w:asciiTheme="minorHAnsi" w:hAnsiTheme="minorHAnsi"/>
+          <w:noProof/>
+          <w:kern w:val="2"/>
+          <w:sz w:val="24"/>
+          <w:szCs w:val="24"/>
+          <w14:ligatures w14:val="standardContextual"/>
+        </w:rPr>
+      </w:pPr>
+      <w:r>
+        <w:rPr>
+          <w:noProof/>
+        </w:rPr>
+        <w:t>8.4 Observability</w:t>
+      </w:r>
+      <w:r>
+        <w:rPr>
+          <w:noProof/>
+        </w:rPr>
+        <w:tab/>
+      </w:r>
+      <w:r>
+        <w:rPr>
+          <w:noProof/>
+        </w:rPr>
+        <w:fldChar w:fldCharType="begin"/>
+      </w:r>
+      <w:r>
+        <w:rPr>
+          <w:noProof/>
+        </w:rPr>
+        <w:instrText xml:space="preserve"> PAGEREF _Toc244102739 \h </w:instrText>
+      </w:r>
+      <w:r>
+        <w:rPr>
+          <w:noProof/>
+        </w:rPr>
+      </w:r>
+      <w:r>
+        <w:rPr>
+          <w:noProof/>
+        </w:rPr>
+        <w:fldChar w:fldCharType="separate"/>
+      </w:r>
+      <w:r>
+        <w:rPr>
+          <w:noProof/>
+        </w:rPr>
+        <w:t>9</w:t>
+      </w:r>
+      <w:r>
+        <w:rPr>
+          <w:noProof/>
+        </w:rPr>
+        <w:fldChar w:fldCharType="end"/>
+      </w:r>
+    </w:p>
+    <w:p>
+      <w:pPr>
+        <w:pStyle w:val="TOC2"/>
+        <w:tabs>
+          <w:tab w:val="right" w:leader="dot" w:pos="9350"/>
+        </w:tabs>
+        <w:rPr>
+          <w:rFonts w:asciiTheme="minorHAnsi" w:hAnsiTheme="minorHAnsi"/>
+          <w:noProof/>
+          <w:kern w:val="2"/>
+          <w:sz w:val="24"/>
+          <w:szCs w:val="24"/>
+          <w14:ligatures w14:val="standardContextual"/>
+        </w:rPr>
+      </w:pPr>
+      <w:r>
+        <w:rPr>
+          <w:noProof/>
+        </w:rPr>
+        <w:t>8.5 Guardrails</w:t>
+      </w:r>
+      <w:r>
+        <w:rPr>
+          <w:noProof/>
+        </w:rPr>
+        <w:tab/>
+      </w:r>
+      <w:r>
+        <w:rPr>
+          <w:noProof/>
+        </w:rPr>
+        <w:fldChar w:fldCharType="begin"/>
+      </w:r>
+      <w:r>
+        <w:rPr>
+          <w:noProof/>
+        </w:rPr>
+        <w:instrText xml:space="preserve"> PAGEREF _Toc244102740 \h </w:instrText>
+      </w:r>
+      <w:r>
+        <w:rPr>
+          <w:noProof/>
+        </w:rPr>
+      </w:r>
+      <w:r>
+        <w:rPr>
+          <w:noProof/>
+        </w:rPr>
+        <w:fldChar w:fldCharType="separate"/>
+      </w:r>
+      <w:r>
+        <w:rPr>
+          <w:noProof/>
+        </w:rPr>
+        <w:t>9</w:t>
+      </w:r>
+      <w:r>
+        <w:rPr>
+          <w:noProof/>
+        </w:rPr>
+        <w:fldChar w:fldCharType="end"/>
+      </w:r>
+    </w:p>
+    <w:p>
+      <w:pPr>
+        <w:pStyle w:val="TOC1"/>
+        <w:tabs>
+          <w:tab w:val="right" w:leader="dot" w:pos="9350"/>
+        </w:tabs>
+        <w:rPr>
+          <w:rFonts w:asciiTheme="minorHAnsi" w:hAnsiTheme="minorHAnsi"/>
+          <w:noProof/>
+          <w:kern w:val="2"/>
+          <w:sz w:val="24"/>
+          <w:szCs w:val="24"/>
+          <w14:ligatures w14:val="standardContextual"/>
+        </w:rPr>
+      </w:pPr>
+      <w:r>
+        <w:rPr>
+          <w:noProof/>
+        </w:rPr>
+        <w:t>9. Software Engineering Quality and Deployment</w:t>
+      </w:r>
+      <w:r>
+        <w:rPr>
+          <w:noProof/>
+        </w:rPr>
+        <w:tab/>
+      </w:r>
+      <w:r>
+        <w:rPr>
+          <w:noProof/>
+        </w:rPr>
+        <w:fldChar w:fldCharType="begin"/>
+      </w:r>
+      <w:r>
+        <w:rPr>
+          <w:noProof/>
+        </w:rPr>
+        <w:instrText xml:space="preserve"> PAGEREF _Toc244102741 \h </w:instrText>
+      </w:r>
+      <w:r>
+        <w:rPr>
+          <w:noProof/>
+        </w:rPr>
+      </w:r>
+      <w:r>
+        <w:rPr>
+          <w:noProof/>
+        </w:rPr>
+        <w:fldChar w:fldCharType="separate"/>
+      </w:r>
+      <w:r>
+        <w:rPr>
+          <w:noProof/>
+        </w:rPr>
+        <w:t>9</w:t>
+      </w:r>
+      <w:r>
+        <w:rPr>
+          <w:noProof/>
+        </w:rPr>
+        <w:fldChar w:fldCharType="end"/>
+      </w:r>
+    </w:p>
+    <w:p>
+      <w:pPr>
+        <w:pStyle w:val="TOC1"/>
+        <w:tabs>
+          <w:tab w:val="right" w:leader="dot" w:pos="9350"/>
+        </w:tabs>
+        <w:rPr>
+          <w:rFonts w:asciiTheme="minorHAnsi" w:hAnsiTheme="minorHAnsi"/>
+          <w:noProof/>
+          <w:kern w:val="2"/>
+          <w:sz w:val="24"/>
+          <w:szCs w:val="24"/>
+          <w14:ligatures w14:val="standardContextual"/>
+        </w:rPr>
+      </w:pPr>
+      <w:r>
+        <w:rPr>
+          <w:noProof/>
+        </w:rPr>
+        <w:t>10. Results, Limitations and Professional Reflection</w:t>
+      </w:r>
+      <w:r>
+        <w:rPr>
+          <w:noProof/>
+        </w:rPr>
+        <w:tab/>
+      </w:r>
+      <w:r>
+        <w:rPr>
+          <w:noProof/>
+        </w:rPr>
+        <w:fldChar w:fldCharType="begin"/>
+      </w:r>
+      <w:r>
+        <w:rPr>
+          <w:noProof/>
+        </w:rPr>
+        <w:instrText xml:space="preserve"> PAGEREF _Toc244102742 \h </w:instrText>
+      </w:r>
+      <w:r>
+        <w:rPr>
+          <w:noProof/>
+        </w:rPr>
+      </w:r>
+      <w:r>
+        <w:rPr>
+          <w:noProof/>
+        </w:rPr>
+        <w:fldChar w:fldCharType="separate"/>
+      </w:r>
+      <w:r>
+        <w:rPr>
+          <w:noProof/>
+        </w:rPr>
+        <w:t>12</w:t>
+      </w:r>
+      <w:r>
+        <w:rPr>
+          <w:noProof/>
+        </w:rPr>
+        <w:fldChar w:fldCharType="end"/>
+      </w:r>
+    </w:p>
+    <w:p>
+      <w:pPr>
+        <w:pStyle w:val="TOC2"/>
+        <w:tabs>
+          <w:tab w:val="right" w:leader="dot" w:pos="9350"/>
+        </w:tabs>
+        <w:rPr>
+          <w:rFonts w:asciiTheme="minorHAnsi" w:hAnsiTheme="minorHAnsi"/>
+          <w:noProof/>
+          <w:kern w:val="2"/>
+          <w:sz w:val="24"/>
+          <w:szCs w:val="24"/>
+          <w14:ligatures w14:val="standardContextual"/>
+        </w:rPr>
+      </w:pPr>
+      <w:r>
+        <w:rPr>
+          <w:noProof/>
+        </w:rPr>
+        <w:t>10.1 What works</w:t>
+      </w:r>
+      <w:r>
+        <w:rPr>
+          <w:noProof/>
+        </w:rPr>
+        <w:tab/>
+      </w:r>
+      <w:r>
+        <w:rPr>
+          <w:noProof/>
+        </w:rPr>
+        <w:fldChar w:fldCharType="begin"/>
+      </w:r>
+      <w:r>
+        <w:rPr>
+          <w:noProof/>
+        </w:rPr>
+        <w:instrText xml:space="preserve"> PAGEREF _Toc244102743 \h </w:instrText>
+      </w:r>
+      <w:r>
+        <w:rPr>
+          <w:noProof/>
+        </w:rPr>
+      </w:r>
+      <w:r>
+        <w:rPr>
+          <w:noProof/>
+        </w:rPr>
+        <w:fldChar w:fldCharType="separate"/>
+      </w:r>
+      <w:r>
+        <w:rPr>
+          <w:noProof/>
+        </w:rPr>
+        <w:t>12</w:t>
+      </w:r>
+      <w:r>
+        <w:rPr>
+          <w:noProof/>
+        </w:rPr>
+        <w:fldChar w:fldCharType="end"/>
+      </w:r>
+    </w:p>
+    <w:p>
+      <w:pPr>
+        <w:pStyle w:val="TOC2"/>
+        <w:tabs>
+          <w:tab w:val="right" w:leader="dot" w:pos="9350"/>
+        </w:tabs>
+        <w:rPr>
+          <w:rFonts w:asciiTheme="minorHAnsi" w:hAnsiTheme="minorHAnsi"/>
+          <w:noProof/>
+          <w:kern w:val="2"/>
+          <w:sz w:val="24"/>
+          <w:szCs w:val="24"/>
+          <w14:ligatures w14:val="standardContextual"/>
+        </w:rPr>
+      </w:pPr>
+      <w:r>
+        <w:rPr>
+          <w:noProof/>
+        </w:rPr>
+        <w:t>10.2 What does not, and remaining risks</w:t>
+      </w:r>
+      <w:r>
+        <w:rPr>
+          <w:noProof/>
+        </w:rPr>
+        <w:tab/>
+      </w:r>
+      <w:r>
+        <w:rPr>
+          <w:noProof/>
+        </w:rPr>
+        <w:fldChar w:fldCharType="begin"/>
+      </w:r>
+      <w:r>
+        <w:rPr>
+          <w:noProof/>
+        </w:rPr>
+        <w:instrText xml:space="preserve"> PAGEREF _Toc244102744 \h </w:instrText>
+      </w:r>
+      <w:r>
+        <w:rPr>
+          <w:noProof/>
+        </w:rPr>
+      </w:r>
+      <w:r>
+        <w:rPr>
+          <w:noProof/>
+        </w:rPr>
+        <w:fldChar w:fldCharType="separate"/>
+      </w:r>
+      <w:r>
+        <w:rPr>
+          <w:noProof/>
+        </w:rPr>
+        <w:t>12</w:t>
+      </w:r>
+      <w:r>
+        <w:rPr>
+          <w:noProof/>
+        </w:rPr>
+        <w:fldChar w:fldCharType="end"/>
+      </w:r>
+    </w:p>
+    <w:p>
+      <w:pPr>
+        <w:pStyle w:val="TOC2"/>
+        <w:tabs>
+          <w:tab w:val="right" w:leader="dot" w:pos="9350"/>
+        </w:tabs>
+        <w:rPr>
+          <w:rFonts w:asciiTheme="minorHAnsi" w:hAnsiTheme="minorHAnsi"/>
+          <w:noProof/>
+          <w:kern w:val="2"/>
+          <w:sz w:val="24"/>
+          <w:szCs w:val="24"/>
+          <w14:ligatures w14:val="standardContextual"/>
+        </w:rPr>
+      </w:pPr>
+      <w:r>
+        <w:rPr>
+          <w:noProof/>
+        </w:rPr>
+        <w:t>10.3 Cost and latency</w:t>
+      </w:r>
+      <w:r>
+        <w:rPr>
+          <w:noProof/>
+        </w:rPr>
+        <w:tab/>
+      </w:r>
+      <w:r>
+        <w:rPr>
+          <w:noProof/>
+        </w:rPr>
+        <w:fldChar w:fldCharType="begin"/>
+      </w:r>
+      <w:r>
+        <w:rPr>
+          <w:noProof/>
+        </w:rPr>
+        <w:instrText xml:space="preserve"> PAGEREF _Toc244102745 \h </w:instrText>
+      </w:r>
+      <w:r>
+        <w:rPr>
+          <w:noProof/>
+        </w:rPr>
+      </w:r>
+      <w:r>
+        <w:rPr>
+          <w:noProof/>
+        </w:rPr>
+        <w:fldChar w:fldCharType="separate"/>
+      </w:r>
+      <w:r>
+        <w:rPr>
+          <w:noProof/>
+        </w:rPr>
+        <w:t>13</w:t>
+      </w:r>
+      <w:r>
+        <w:rPr>
+          <w:noProof/>
+        </w:rPr>
+        <w:fldChar w:fldCharType="end"/>
+      </w:r>
+    </w:p>
+    <w:p>
+      <w:pPr>
+        <w:pStyle w:val="TOC2"/>
+        <w:tabs>
+          <w:tab w:val="right" w:leader="dot" w:pos="9350"/>
+        </w:tabs>
+        <w:rPr>
+          <w:rFonts w:asciiTheme="minorHAnsi" w:hAnsiTheme="minorHAnsi"/>
+          <w:noProof/>
+          <w:kern w:val="2"/>
+          <w:sz w:val="24"/>
+          <w:szCs w:val="24"/>
+          <w14:ligatures w14:val="standardContextual"/>
+        </w:rPr>
+      </w:pPr>
+      <w:r>
+        <w:rPr>
+          <w:noProof/>
+        </w:rPr>
+        <w:t>10.4 Future work</w:t>
+      </w:r>
+      <w:r>
+        <w:rPr>
+          <w:noProof/>
+        </w:rPr>
+        <w:tab/>
+      </w:r>
+      <w:r>
+        <w:rPr>
+          <w:noProof/>
+        </w:rPr>
+        <w:fldChar w:fldCharType="begin"/>
+      </w:r>
+      <w:r>
+        <w:rPr>
+          <w:noProof/>
+        </w:rPr>
+        <w:instrText xml:space="preserve"> PAGEREF _Toc244102746 \h </w:instrText>
+      </w:r>
+      <w:r>
+        <w:rPr>
+          <w:noProof/>
+        </w:rPr>
+      </w:r>
+      <w:r>
+        <w:rPr>
+          <w:noProof/>
+        </w:rPr>
+        <w:fldChar w:fldCharType="separate"/>
+      </w:r>
+      <w:r>
+        <w:rPr>
+          <w:noProof/>
+        </w:rPr>
+        <w:t>13</w:t>
+      </w:r>
+      <w:r>
+        <w:rPr>
+          <w:noProof/>
+        </w:rPr>
+        <w:fldChar w:fldCharType="end"/>
+      </w:r>
+    </w:p>
+    <w:p>
+      <w:pPr>
+        <w:pStyle w:val="TOC2"/>
+        <w:tabs>
+          <w:tab w:val="right" w:leader="dot" w:pos="9350"/>
+        </w:tabs>
+        <w:rPr>
+          <w:rFonts w:asciiTheme="minorHAnsi" w:hAnsiTheme="minorHAnsi"/>
+          <w:noProof/>
+          <w:kern w:val="2"/>
+          <w:sz w:val="24"/>
+          <w:szCs w:val="24"/>
+          <w14:ligatures w14:val="standardContextual"/>
+        </w:rPr>
+      </w:pPr>
+      <w:r>
+        <w:rPr>
+          <w:noProof/>
+        </w:rPr>
+        <w:t>10.5 Human responsibility and reflection</w:t>
+      </w:r>
+      <w:r>
+        <w:rPr>
+          <w:noProof/>
+        </w:rPr>
+        <w:tab/>
+      </w:r>
+      <w:r>
+        <w:rPr>
+          <w:noProof/>
+        </w:rPr>
+        <w:fldChar w:fldCharType="begin"/>
+      </w:r>
+      <w:r>
+        <w:rPr>
+          <w:noProof/>
+        </w:rPr>
+        <w:instrText xml:space="preserve"> PAGEREF _Toc244102747 \h </w:instrText>
+      </w:r>
+      <w:r>
+        <w:rPr>
+          <w:noProof/>
+        </w:rPr>
+      </w:r>
+      <w:r>
+        <w:rPr>
+          <w:noProof/>
+        </w:rPr>
+        <w:fldChar w:fldCharType="separate"/>
+      </w:r>
+      <w:r>
+        <w:rPr>
+          <w:noProof/>
+        </w:rPr>
+        <w:t>13</w:t>
+      </w:r>
+      <w:r>
+        <w:rPr>
+          <w:noProof/>
+        </w:rPr>
+        <w:fldChar w:fldCharType="end"/>
+      </w:r>
+    </w:p>
+    <w:p>
+      <w:pPr>
+        <w:pStyle w:val="TOC1"/>
+        <w:tabs>
+          <w:tab w:val="right" w:leader="dot" w:pos="9350"/>
+        </w:tabs>
+        <w:rPr>
+          <w:rFonts w:asciiTheme="minorHAnsi" w:hAnsiTheme="minorHAnsi"/>
+          <w:noProof/>
+          <w:kern w:val="2"/>
+          <w:sz w:val="24"/>
+          <w:szCs w:val="24"/>
+          <w14:ligatures w14:val="standardContextual"/>
+        </w:rPr>
+      </w:pPr>
+      <w:r>
+        <w:rPr>
+          <w:noProof/>
+        </w:rPr>
+        <w:t>References</w:t>
+      </w:r>
+      <w:r>
+        <w:rPr>
+          <w:noProof/>
+        </w:rPr>
+        <w:tab/>
+      </w:r>
+      <w:r>
+        <w:rPr>
+          <w:noProof/>
+        </w:rPr>
+        <w:fldChar w:fldCharType="begin"/>
+      </w:r>
+      <w:r>
+        <w:rPr>
+          <w:noProof/>
+        </w:rPr>
+        <w:instrText xml:space="preserve"> PAGEREF _Toc244102748 \h </w:instrText>
+      </w:r>
+      <w:r>
+        <w:rPr>
+          <w:noProof/>
+        </w:rPr>
+      </w:r>
+      <w:r>
+        <w:rPr>
+          <w:noProof/>
+        </w:rPr>
+        <w:fldChar w:fldCharType="separate"/>
+      </w:r>
+      <w:r>
+        <w:rPr>
+          <w:noProof/>
+        </w:rPr>
+        <w:t>13</w:t>
+      </w:r>
+      <w:r>
+        <w:rPr>
+          <w:noProof/>
+        </w:rPr>
+        <w:fldChar w:fldCharType="end"/>
+      </w:r>
+    </w:p>
+    <w:p>
+      <w:pPr>
+        <w:pStyle w:val="TOC1"/>
+        <w:tabs>
+          <w:tab w:val="right" w:leader="dot" w:pos="9350"/>
+        </w:tabs>
+        <w:rPr>
+          <w:rFonts w:asciiTheme="minorHAnsi" w:hAnsiTheme="minorHAnsi"/>
+          <w:noProof/>
+          <w:kern w:val="2"/>
+          <w:sz w:val="24"/>
+          <w:szCs w:val="24"/>
+          <w14:ligatures w14:val="standardContextual"/>
+        </w:rPr>
+      </w:pPr>
+      <w:r>
+        <w:rPr>
+          <w:noProof/>
+        </w:rPr>
+        <w:t>Appendices</w:t>
+      </w:r>
+      <w:r>
+        <w:rPr>
+          <w:noProof/>
+        </w:rPr>
+        <w:tab/>
+      </w:r>
+      <w:r>
+        <w:rPr>
+          <w:noProof/>
+        </w:rPr>
+        <w:fldChar w:fldCharType="begin"/>
+      </w:r>
+      <w:r>
+        <w:rPr>
+          <w:noProof/>
+        </w:rPr>
+        <w:instrText xml:space="preserve"> PAGEREF _Toc244102749 \h </w:instrText>
+      </w:r>
+      <w:r>
+        <w:rPr>
+          <w:noProof/>
+        </w:rPr>
+      </w:r>
+      <w:r>
+        <w:rPr>
+          <w:noProof/>
+        </w:rPr>
+        <w:fldChar w:fldCharType="separate"/>
+      </w:r>
+      <w:r>
+        <w:rPr>
+          <w:noProof/>
+        </w:rPr>
+        <w:t>14</w:t>
+      </w:r>
+      <w:r>
+        <w:rPr>
+          <w:noProof/>
+        </w:rPr>
+        <w:fldChar w:fldCharType="end"/>
+      </w:r>
+    </w:p>
+    <w:p>
+      <w:r>
+        <w:fldChar w:fldCharType="end"/>
+      </w:r>
+    </w:p>
+    <w:p>
+      <w:pPr>
+        <w:pStyle w:val="Heading1"/>
+        <w:pageBreakBefore/>
+      </w:pPr>
+      <w:bookmarkStart w:id="0" w:name="_Toc244102686"/>
+      <w:r>
+        <w:lastRenderedPageBreak/>
+        <w:t>1. Executive Summary</w:t>
+      </w:r>
+      <w:bookmarkEnd w:id="0"/>
+    </w:p>
+    <w:p>
+      <w:r>
+        <w:t xml:space="preserve">Quality assurance of university academic-management software is slow and tends to miss edge and failure cases: duplicate student numbers, invalid study-mode combinations, prerequisite violations, excessive course loads and timetable conflicts. </w:t>
+      </w:r>
+      <w:proofErr w:type="spellStart"/>
+      <w:r>
+        <w:t>UniFlow</w:t>
+      </w:r>
+      <w:proofErr w:type="spellEnd"/>
+      <w:r>
+        <w:t xml:space="preserve"> is a bounded, AI-native QA agent for a QA engineer testing a simulated academic-management system covering three workflows: student registration, course registration and timetable generation.</w:t>
+      </w:r>
+    </w:p>
+    <w:p>
+      <w:r>
+        <w:t>The agent answers questions only from a controlled, cited knowledge base of 27 documents; checks course-load requests with a deterministic rule function; drafts defect reports that a human must review; remembers which violations already have a defect so it does not file duplicates; and refuses requests outside its AI Boundary Matrix, such as approving defects, changing records or revealing secrets. Deterministic code, not the model, enforces every rule, permission and limit.</w:t>
+      </w:r>
+    </w:p>
+    <w:p>
+      <w:r>
+        <w:t>Major result. On a final evaluation of 33 live scenarios (normal, edge, incorrect-information, adversarial, tool-failure and unauthorized-action), the first run scored 23 PASS, 4 PARTIAL and 6 FAIL. After fixing the seven genuine failures it exposed, the re-test scored 32 PASS, 1 PARTIAL and 0 FAIL, with 9 cases fixed, no regressions and no safety violations in either run.</w:t>
+      </w:r>
+    </w:p>
+    <w:p>
+      <w:r>
+        <w:t>Principal limitation. Retrieval is exact-word BM25, so ordinary questions can still miss a relevant document; the fix applied guarantees that the two policy documents deciding refusals are always in context, but does not improve search itself. A second live run of the full suite (v1.2) scored the same aggregate as v1.1 (32 PASS / 1 PARTIAL / 0 FAIL), but the specific case that was imperfect changed between runs, showing the model is stable in aggregate but not per-case across a re-run.</w:t>
       </w:r>
     </w:p>
     <w:p>
       <w:pPr>
         <w:pStyle w:val="Heading1"/>
       </w:pPr>
-      <w:r>
-        <w:lastRenderedPageBreak/>
-        <w:t>1. Executive Summary</w:t>
-      </w:r>
-    </w:p>
-    <w:p>
-      <w:r>
-        <w:t xml:space="preserve">Quality assurance of university academic-management software is slow and tends to miss edge and failure cases: duplicate student numbers, invalid study-mode combinations, prerequisite violations, excessive course loads and timetable conflicts. </w:t>
-      </w:r>
-      <w:proofErr w:type="spellStart"/>
-      <w:r>
-        <w:t>UniFlow</w:t>
-      </w:r>
-      <w:proofErr w:type="spellEnd"/>
-      <w:r>
-        <w:t xml:space="preserve"> is a bounded, AI-native QA agent for a QA engineer testing a simulated academic-management system covering three workflows: student registration, course registration and timetable generation.</w:t>
-      </w:r>
-    </w:p>
-    <w:p>
-      <w:r>
-        <w:t>The agent answers questions only from a controlled, cited knowledge base of 27 documents; checks course-load requests with a deterministic rule function; drafts defect reports that a human must review; remembers which violations already have a defect so it does not file duplicates; and refuses requests outside its AI Boundary Matrix, such as approving defects, changing records or revealing secrets. Deterministic code, not the model, enforces every rule, permission and limit.</w:t>
-      </w:r>
-    </w:p>
-    <w:p>
-      <w:r>
-        <w:t>Major result. On a final evaluation of 33 live scenarios (normal, edge, incorrect-information, adversarial, tool-failure and unauthorized-action), the first run scored 23 PASS, 4 PARTIAL and 6 FAIL. After fixing the seven genuine failures it exposed, the re-test scored 32 PASS, 1 PARTIAL and 0 FAIL, with 9 cases fixed, no regressions and no safety violations in either run.</w:t>
-      </w:r>
-    </w:p>
-    <w:p>
-      <w:r>
-        <w:t>Principal limitation. Retrieval is exact-word BM25, so ordinary questions can still miss a relevant document; the fix applied guarantees that the two policy documents deciding refusals are always in context, but does not improve search itself. A second live run of the full suite (v1.2) scored the same aggregate as v1.1 (32 PASS / 1 PARTIAL / 0 FAIL), but the specific case that was imperfect changed between runs, showing the model is stable in aggregate but not per-case across a re-run.</w:t>
-      </w:r>
-    </w:p>
-    <w:p>
-      <w:pPr>
-        <w:pStyle w:val="Heading1"/>
-      </w:pPr>
+      <w:bookmarkStart w:id="1" w:name="_Toc244102687"/>
       <w:r>
         <w:t>2. Problem Context and Requirements</w:t>
       </w:r>
+      <w:bookmarkEnd w:id="1"/>
     </w:p>
     <w:p>
       <w:pPr>
         <w:pStyle w:val="Heading2"/>
       </w:pPr>
+      <w:bookmarkStart w:id="2" w:name="_Toc244102688"/>
       <w:r>
         <w:t>2.1 Workflow and users</w:t>
       </w:r>
+      <w:bookmarkEnd w:id="2"/>
     </w:p>
     <w:p>
       <w:r>
@@ -237,16 +2564,18 @@
       </w:r>
       <w:proofErr w:type="spellEnd"/>
       <w:r>
-        <w:t>). All data is synthetic and team-created; no real student data is used anywhere. The primary user is a QA engineer; the agent supports them by answering rule questions with citations, checking requests against the rules, and drafting defect reports for human review.</w:t>
+        <w:t xml:space="preserve"> that is to say; BSc Electrical Engineering, BSc Mechanical Engineering, BSc Civil Engineering and BSc Quantity Surveying). All data is synthetic and team-created; no real student data is used anywhere. The primary user is a QA engineer; the agent supports them by answering rule questions with citations, checking requests against the rules, and drafting defect reports for human review.</w:t>
       </w:r>
     </w:p>
     <w:p>
       <w:pPr>
         <w:pStyle w:val="Heading2"/>
       </w:pPr>
+      <w:bookmarkStart w:id="3" w:name="_Toc244102689"/>
       <w:r>
         <w:t>2.2 Requirements and acceptance criteria</w:t>
       </w:r>
+      <w:bookmarkEnd w:id="3"/>
     </w:p>
     <w:p>
       <w:r>
@@ -265,9 +2594,12 @@
       <w:pPr>
         <w:pStyle w:val="Heading2"/>
       </w:pPr>
-      <w:r>
+      <w:bookmarkStart w:id="4" w:name="_Toc244102690"/>
+      <w:r>
+        <w:lastRenderedPageBreak/>
         <w:t>2.3 AI Boundary Matrix</w:t>
       </w:r>
+      <w:bookmarkEnd w:id="4"/>
     </w:p>
     <w:tbl>
       <w:tblPr>
@@ -360,27 +2692,19 @@
               <w:rPr>
                 <w:sz w:val="19"/>
               </w:rPr>
-              <w:t xml:space="preserve">Retrieve requirements, answer </w:t>
-            </w:r>
+              <w:t>Retrieve requirements, answer questions</w:t>
+            </w:r>
+          </w:p>
+        </w:tc>
+        <w:tc>
+          <w:tcPr>
+            <w:tcW w:w="1872" w:type="dxa"/>
+          </w:tcPr>
+          <w:p>
             <w:r>
               <w:rPr>
                 <w:sz w:val="19"/>
               </w:rPr>
-              <w:lastRenderedPageBreak/>
-              <w:t>questions</w:t>
-            </w:r>
-          </w:p>
-        </w:tc>
-        <w:tc>
-          <w:tcPr>
-            <w:tcW w:w="1872" w:type="dxa"/>
-          </w:tcPr>
-          <w:p>
-            <w:r>
-              <w:rPr>
-                <w:sz w:val="19"/>
-              </w:rPr>
-              <w:lastRenderedPageBreak/>
               <w:t>Allowed, cited</w:t>
             </w:r>
           </w:p>
@@ -619,9 +2943,11 @@
       <w:pPr>
         <w:pStyle w:val="Heading2"/>
       </w:pPr>
+      <w:bookmarkStart w:id="5" w:name="_Toc244102691"/>
       <w:r>
         <w:t>2.4 Success measures</w:t>
       </w:r>
+      <w:bookmarkEnd w:id="5"/>
     </w:p>
     <w:p>
       <w:r>
@@ -632,9 +2958,11 @@
       <w:pPr>
         <w:pStyle w:val="Heading1"/>
       </w:pPr>
+      <w:bookmarkStart w:id="6" w:name="_Toc244102692"/>
       <w:r>
         <w:t>3. System Architecture</w:t>
       </w:r>
+      <w:bookmarkEnd w:id="6"/>
     </w:p>
     <w:p>
       <w:proofErr w:type="spellStart"/>
@@ -670,7 +2998,7 @@
                     <pic:cNvPicPr/>
                   </pic:nvPicPr>
                   <pic:blipFill>
-                    <a:blip r:embed="rId6"/>
+                    <a:blip r:embed="rId8"/>
                     <a:stretch>
                       <a:fillRect/>
                     </a:stretch>
@@ -791,21 +3119,7 @@
               <w:rPr>
                 <w:sz w:val="18"/>
               </w:rPr>
-              <w:t xml:space="preserve">One entry point to Groq or Gemini; timeout, retry </w:t>
-            </w:r>
-            <w:proofErr w:type="spellStart"/>
-            <w:r>
-              <w:rPr>
-                <w:sz w:val="18"/>
-              </w:rPr>
-              <w:t>honouring</w:t>
-            </w:r>
-            <w:proofErr w:type="spellEnd"/>
-            <w:r>
-              <w:rPr>
-                <w:sz w:val="18"/>
-              </w:rPr>
-              <w:t xml:space="preserve"> provider delays, provider switch by env var</w:t>
+              <w:t>One entry point to Groq or Gemini; timeout, retry honoring provider delays, provider switch by env var</w:t>
             </w:r>
           </w:p>
         </w:tc>
@@ -954,6 +3268,7 @@
               <w:rPr>
                 <w:sz w:val="18"/>
               </w:rPr>
+              <w:lastRenderedPageBreak/>
               <w:t>Tools</w:t>
             </w:r>
           </w:p>
@@ -1072,7 +3387,6 @@
               <w:rPr>
                 <w:sz w:val="18"/>
               </w:rPr>
-              <w:lastRenderedPageBreak/>
               <w:t>Memory</w:t>
             </w:r>
           </w:p>
@@ -1287,17 +3601,21 @@
       <w:pPr>
         <w:pStyle w:val="Heading1"/>
       </w:pPr>
+      <w:bookmarkStart w:id="7" w:name="_Toc244102725"/>
       <w:r>
         <w:t>4. Foundation Model and Prompt Engineering</w:t>
       </w:r>
+      <w:bookmarkEnd w:id="7"/>
     </w:p>
     <w:p>
       <w:pPr>
         <w:pStyle w:val="Heading2"/>
       </w:pPr>
+      <w:bookmarkStart w:id="8" w:name="_Toc244102726"/>
       <w:r>
         <w:t>4.1 Model choice</w:t>
       </w:r>
+      <w:bookmarkEnd w:id="8"/>
     </w:p>
     <w:p>
       <w:r>
@@ -1348,9 +3666,11 @@
       <w:pPr>
         <w:pStyle w:val="Heading2"/>
       </w:pPr>
+      <w:bookmarkStart w:id="9" w:name="_Toc244102727"/>
       <w:r>
         <w:t>4.2 Prompt architecture and versioning</w:t>
       </w:r>
+      <w:bookmarkEnd w:id="9"/>
     </w:p>
     <w:p>
       <w:r>
@@ -1385,9 +3705,11 @@
       <w:pPr>
         <w:pStyle w:val="Heading2"/>
       </w:pPr>
+      <w:bookmarkStart w:id="10" w:name="_Toc244102728"/>
       <w:r>
         <w:t>4.3 Important iterations</w:t>
       </w:r>
+      <w:bookmarkEnd w:id="10"/>
     </w:p>
     <w:tbl>
       <w:tblPr>
@@ -1611,6 +3933,7 @@
               <w:rPr>
                 <w:sz w:val="18"/>
               </w:rPr>
+              <w:lastRenderedPageBreak/>
               <w:t>tool_caller</w:t>
             </w:r>
             <w:proofErr w:type="spellEnd"/>
@@ -1754,9 +4077,11 @@
       <w:pPr>
         <w:pStyle w:val="Heading1"/>
       </w:pPr>
+      <w:bookmarkStart w:id="11" w:name="_Toc244102729"/>
       <w:r>
         <w:t>5. Context Engineering and RAG</w:t>
       </w:r>
+      <w:bookmarkEnd w:id="11"/>
     </w:p>
     <w:p>
       <w:r>
@@ -1789,7 +4114,7 @@
       </w:r>
       <w:proofErr w:type="spellEnd"/>
       <w:r>
-        <w:t xml:space="preserve"> it relied on (Huyen, 2025, pp. 253-275).</w:t>
+        <w:t xml:space="preserve"> it relied on (Huyen, 2025, pp. 253-265).</w:t>
       </w:r>
     </w:p>
     <w:p>
@@ -1814,17 +4139,21 @@
       <w:pPr>
         <w:pStyle w:val="Heading1"/>
       </w:pPr>
+      <w:bookmarkStart w:id="12" w:name="_Toc244102730"/>
       <w:r>
         <w:t>6. Tools and Agentic Workflow</w:t>
       </w:r>
+      <w:bookmarkEnd w:id="12"/>
     </w:p>
     <w:p>
       <w:pPr>
         <w:pStyle w:val="Heading2"/>
       </w:pPr>
+      <w:bookmarkStart w:id="13" w:name="_Toc244102731"/>
       <w:r>
         <w:t>6.1 Tool contracts and permissions</w:t>
       </w:r>
+      <w:bookmarkEnd w:id="13"/>
     </w:p>
     <w:tbl>
       <w:tblPr>
@@ -2075,7 +4404,14 @@
               <w:rPr>
                 <w:sz w:val="18"/>
               </w:rPr>
-              <w:t>No status input exists; story must be linked to the rule; never approved by the agent</w:t>
+              <w:t xml:space="preserve">No status input exists; story must be linked to the rule; never approved </w:t>
+            </w:r>
+            <w:r>
+              <w:rPr>
+                <w:sz w:val="18"/>
+              </w:rPr>
+              <w:lastRenderedPageBreak/>
+              <w:t>by the agent</w:t>
             </w:r>
           </w:p>
         </w:tc>
@@ -2100,7 +4436,6 @@
     </w:p>
     <w:p>
       <w:r>
-        <w:lastRenderedPageBreak/>
         <w:t xml:space="preserve">Both tools sit behind an explicit allow-list. Every call is validated before it runs, and failures return a shared error envelope: </w:t>
       </w:r>
       <w:proofErr w:type="spellStart"/>
@@ -2132,9 +4467,11 @@
       <w:pPr>
         <w:pStyle w:val="Heading2"/>
       </w:pPr>
+      <w:bookmarkStart w:id="14" w:name="_Toc244102732"/>
       <w:r>
         <w:t>6.2 Agent goal and loop</w:t>
       </w:r>
+      <w:bookmarkEnd w:id="14"/>
     </w:p>
     <w:p>
       <w:r>
@@ -2145,9 +4482,11 @@
       <w:pPr>
         <w:pStyle w:val="Heading2"/>
       </w:pPr>
+      <w:bookmarkStart w:id="15" w:name="_Toc244102733"/>
       <w:r>
         <w:t>6.3 Limits and hand-off</w:t>
       </w:r>
+      <w:bookmarkEnd w:id="15"/>
     </w:p>
     <w:p>
       <w:r>
@@ -2182,9 +4521,11 @@
       <w:pPr>
         <w:pStyle w:val="Heading1"/>
       </w:pPr>
+      <w:bookmarkStart w:id="16" w:name="_Toc244102734"/>
       <w:r>
         <w:t>7. Memory, State and Interoperability</w:t>
       </w:r>
+      <w:bookmarkEnd w:id="16"/>
     </w:p>
     <w:p>
       <w:r>
@@ -2226,18 +4567,22 @@
       <w:pPr>
         <w:pStyle w:val="Heading1"/>
       </w:pPr>
+      <w:bookmarkStart w:id="17" w:name="_Toc244102735"/>
       <w:r>
         <w:lastRenderedPageBreak/>
         <w:t>8. Evaluation, Observability and Guardrails</w:t>
       </w:r>
+      <w:bookmarkEnd w:id="17"/>
     </w:p>
     <w:p>
       <w:pPr>
         <w:pStyle w:val="Heading2"/>
       </w:pPr>
+      <w:bookmarkStart w:id="18" w:name="_Toc244102736"/>
       <w:r>
         <w:t>8.1 Evaluation data and criteria</w:t>
       </w:r>
+      <w:bookmarkEnd w:id="18"/>
     </w:p>
     <w:p>
       <w:r>
@@ -2256,9 +4601,11 @@
       <w:pPr>
         <w:pStyle w:val="Heading2"/>
       </w:pPr>
+      <w:bookmarkStart w:id="19" w:name="_Toc244102737"/>
       <w:r>
         <w:t>8.2 Results</w:t>
       </w:r>
+      <w:bookmarkEnd w:id="19"/>
     </w:p>
     <w:tbl>
       <w:tblPr>
@@ -2694,9 +5041,11 @@
       <w:pPr>
         <w:pStyle w:val="Heading2"/>
       </w:pPr>
+      <w:bookmarkStart w:id="20" w:name="_Toc244102738"/>
       <w:r>
         <w:t>8.3 Genuine failures, remediation and re-test</w:t>
       </w:r>
+      <w:bookmarkEnd w:id="20"/>
     </w:p>
     <w:tbl>
       <w:tblPr>
@@ -3003,14 +5352,12 @@
               </w:rPr>
               <w:t xml:space="preserve">Text </w:t>
             </w:r>
-            <w:proofErr w:type="spellStart"/>
             <w:r>
               <w:rPr>
                 <w:sz w:val="18"/>
               </w:rPr>
-              <w:t>normalisation</w:t>
-            </w:r>
-            <w:proofErr w:type="spellEnd"/>
+              <w:t>normalization</w:t>
+            </w:r>
           </w:p>
         </w:tc>
         <w:tc>
@@ -3239,30 +5586,32 @@
       <w:pPr>
         <w:pStyle w:val="Heading2"/>
       </w:pPr>
+      <w:bookmarkStart w:id="21" w:name="_Toc244102739"/>
       <w:r>
         <w:t>8.4 Observability</w:t>
       </w:r>
+      <w:bookmarkEnd w:id="21"/>
     </w:p>
     <w:p>
       <w:r>
-        <w:t xml:space="preserve">Every run writes a trace (prompt, every model turn, every tool call and result, latency, tokens, errors, guardrail activity, outcome) and one line in a run log, </w:t>
-      </w:r>
-      <w:proofErr w:type="spellStart"/>
-      <w:r>
-        <w:t>summarised</w:t>
-      </w:r>
-      <w:proofErr w:type="spellEnd"/>
-      <w:r>
-        <w:t xml:space="preserve"> by a log tool; a comparison tool shows before and after per case (Huyen, 2025, pp. 465-472).</w:t>
+        <w:t>Every run writes a trace (prompt, every model turn, every tool call and result, latency, tokens, errors, guardrail activity, outcome) and one line in a run log, summari</w:t>
+      </w:r>
+      <w:r>
+        <w:t>z</w:t>
+      </w:r>
+      <w:r>
+        <w:t>ed by a log tool; a comparison tool shows before and after per case (Huyen, 2025, pp. 465-472).</w:t>
       </w:r>
     </w:p>
     <w:p>
       <w:pPr>
         <w:pStyle w:val="Heading2"/>
       </w:pPr>
+      <w:bookmarkStart w:id="22" w:name="_Toc244102740"/>
       <w:r>
         <w:t>8.5 Guardrails</w:t>
       </w:r>
+      <w:bookmarkEnd w:id="22"/>
     </w:p>
     <w:p>
       <w:r>
@@ -3294,9 +5643,11 @@
       <w:pPr>
         <w:pStyle w:val="Heading1"/>
       </w:pPr>
+      <w:bookmarkStart w:id="23" w:name="_Toc244102741"/>
       <w:r>
         <w:t>9. Software Engineering Quality and Deployment</w:t>
       </w:r>
+      <w:bookmarkEnd w:id="23"/>
     </w:p>
     <w:p>
       <w:r>
@@ -3309,7 +5660,14 @@
       </w:r>
       <w:proofErr w:type="gramStart"/>
       <w:r>
-        <w:t>in .env</w:t>
+        <w:t xml:space="preserve">in </w:t>
+      </w:r>
+      <w:r>
+        <w:rPr>
+          <w:b/>
+          <w:bCs/>
+        </w:rPr>
+        <w:t>.env</w:t>
       </w:r>
       <w:proofErr w:type="gramEnd"/>
       <w:r>
@@ -3317,19 +5675,41 @@
       </w:r>
       <w:proofErr w:type="gramStart"/>
       <w:r>
-        <w:t>; .</w:t>
+        <w:t xml:space="preserve">; </w:t>
+      </w:r>
+      <w:r>
+        <w:rPr>
+          <w:b/>
+          <w:bCs/>
+        </w:rPr>
+        <w:t>.</w:t>
       </w:r>
       <w:proofErr w:type="spellStart"/>
       <w:r>
+        <w:rPr>
+          <w:b/>
+          <w:bCs/>
+        </w:rPr>
         <w:t>env</w:t>
       </w:r>
       <w:proofErr w:type="gramEnd"/>
       <w:r>
+        <w:rPr>
+          <w:b/>
+          <w:bCs/>
+        </w:rPr>
         <w:t>.example</w:t>
       </w:r>
       <w:proofErr w:type="spellEnd"/>
       <w:r>
-        <w:t xml:space="preserve"> documents the variables. No key is ever placed in the model's context, and output is redacted for key patterns.</w:t>
+        <w:rPr>
+          <w:b/>
+          <w:bCs/>
+        </w:rPr>
+        <w:t xml:space="preserve"> </w:t>
+      </w:r>
+      <w:r>
+        <w:t>documents the variables. No key is ever placed in the model's context, and output is redacted for key patterns.</w:t>
       </w:r>
     </w:p>
     <w:p>
@@ -3339,11 +5719,11 @@
     </w:p>
     <w:p>
       <w:r>
-        <w:t xml:space="preserve">Reproducibility and deployment. Release v1.0.0 is a tagged commit with README run instructions: install, run the offline tests, add a key, run the pipelines and the evaluation. Every evaluation summary records the model, commit and prompt fingerprint. There is no hosted deployment; the system is a </w:t>
+        <w:t xml:space="preserve">Reproducibility and deployment. Release v1.0.1 (final; v1.0.0, the first release, was tagged on 24 Oct 2026) is a tagged commit with README run instructions: install, run the offline tests, add a key, run the pipelines and the evaluation. Every evaluation summary records the model, commit and prompt </w:t>
       </w:r>
       <w:r>
         <w:lastRenderedPageBreak/>
-        <w:t>reproducibly runnable local application, as the brief permits. The same commands are what the live presentation runs end to end (Appendix H).</w:t>
+        <w:t>fingerprint. There is no hosted deployment; the system is a reproducibly runnable local application, as the brief permits. The same commands are what the live presentation runs end to end (Appendix H).</w:t>
       </w:r>
     </w:p>
     <w:p>
@@ -3419,7 +5799,7 @@
                           <pic:cNvPicPr/>
                         </pic:nvPicPr>
                         <pic:blipFill>
-                          <a:blip r:embed="rId7"/>
+                          <a:blip r:embed="rId9"/>
                           <a:stretch>
                             <a:fillRect/>
                           </a:stretch>
@@ -3481,142 +5861,6 @@
                       <pic:pic xmlns:pic="http://schemas.openxmlformats.org/drawingml/2006/picture">
                         <pic:nvPicPr>
                           <pic:cNvPr id="202" name="user2.png"/>
-                          <pic:cNvPicPr/>
-                        </pic:nvPicPr>
-                        <pic:blipFill>
-                          <a:blip r:embed="rId8"/>
-                          <a:stretch>
-                            <a:fillRect/>
-                          </a:stretch>
-                        </pic:blipFill>
-                        <pic:spPr>
-                          <a:xfrm>
-                            <a:off x="0" y="0"/>
-                            <a:ext cx="2788920" cy="1277347"/>
-                          </a:xfrm>
-                          <a:prstGeom prst="rect">
-                            <a:avLst/>
-                          </a:prstGeom>
-                        </pic:spPr>
-                      </pic:pic>
-                    </a:graphicData>
-                  </a:graphic>
-                </wp:inline>
-              </w:drawing>
-            </w:r>
-          </w:p>
-        </w:tc>
-      </w:tr>
-      <w:tr>
-        <w:trPr>
-          <w:cantSplit/>
-          <w:jc w:val="center"/>
-        </w:trPr>
-        <w:tc>
-          <w:tcPr>
-            <w:tcW w:w="4680" w:type="dxa"/>
-          </w:tcPr>
-          <w:p>
-            <w:pPr>
-              <w:keepNext/>
-              <w:spacing w:before="40" w:after="0"/>
-              <w:jc w:val="center"/>
-            </w:pPr>
-            <w:r>
-              <w:rPr>
-                <w:b/>
-                <w:sz w:val="16"/>
-              </w:rPr>
-              <w:t>Week 3</w:t>
-            </w:r>
-          </w:p>
-          <w:p>
-            <w:pPr>
-              <w:spacing w:after="40"/>
-              <w:jc w:val="center"/>
-            </w:pPr>
-            <w:r>
-              <w:rPr>
-                <w:noProof/>
-              </w:rPr>
-              <w:drawing>
-                <wp:inline distT="0" distB="0" distL="0" distR="0" wp14:anchorId="7FEC5BF0" wp14:editId="299013F4">
-                  <wp:extent cx="2788920" cy="1269176"/>
-                  <wp:effectExtent l="0" t="0" r="0" b="0"/>
-                  <wp:docPr id="203" name="Picture 203"/>
-                  <wp:cNvGraphicFramePr>
-                    <a:graphicFrameLocks xmlns:a="http://schemas.openxmlformats.org/drawingml/2006/main" noChangeAspect="1"/>
-                  </wp:cNvGraphicFramePr>
-                  <a:graphic xmlns:a="http://schemas.openxmlformats.org/drawingml/2006/main">
-                    <a:graphicData uri="http://schemas.openxmlformats.org/drawingml/2006/picture">
-                      <pic:pic xmlns:pic="http://schemas.openxmlformats.org/drawingml/2006/picture">
-                        <pic:nvPicPr>
-                          <pic:cNvPr id="203" name="user3.png"/>
-                          <pic:cNvPicPr/>
-                        </pic:nvPicPr>
-                        <pic:blipFill>
-                          <a:blip r:embed="rId9"/>
-                          <a:stretch>
-                            <a:fillRect/>
-                          </a:stretch>
-                        </pic:blipFill>
-                        <pic:spPr>
-                          <a:xfrm>
-                            <a:off x="0" y="0"/>
-                            <a:ext cx="2788920" cy="1269176"/>
-                          </a:xfrm>
-                          <a:prstGeom prst="rect">
-                            <a:avLst/>
-                          </a:prstGeom>
-                        </pic:spPr>
-                      </pic:pic>
-                    </a:graphicData>
-                  </a:graphic>
-                </wp:inline>
-              </w:drawing>
-            </w:r>
-          </w:p>
-        </w:tc>
-        <w:tc>
-          <w:tcPr>
-            <w:tcW w:w="4680" w:type="dxa"/>
-          </w:tcPr>
-          <w:p>
-            <w:pPr>
-              <w:keepNext/>
-              <w:spacing w:before="40" w:after="0"/>
-              <w:jc w:val="center"/>
-            </w:pPr>
-            <w:r>
-              <w:rPr>
-                <w:b/>
-                <w:sz w:val="16"/>
-              </w:rPr>
-              <w:t>Week 4</w:t>
-            </w:r>
-          </w:p>
-          <w:p>
-            <w:pPr>
-              <w:spacing w:after="40"/>
-              <w:jc w:val="center"/>
-            </w:pPr>
-            <w:r>
-              <w:rPr>
-                <w:noProof/>
-              </w:rPr>
-              <w:drawing>
-                <wp:inline distT="0" distB="0" distL="0" distR="0" wp14:anchorId="175A4498" wp14:editId="7D064399">
-                  <wp:extent cx="2788920" cy="1277347"/>
-                  <wp:effectExtent l="0" t="0" r="0" b="0"/>
-                  <wp:docPr id="204" name="Picture 204"/>
-                  <wp:cNvGraphicFramePr>
-                    <a:graphicFrameLocks xmlns:a="http://schemas.openxmlformats.org/drawingml/2006/main" noChangeAspect="1"/>
-                  </wp:cNvGraphicFramePr>
-                  <a:graphic xmlns:a="http://schemas.openxmlformats.org/drawingml/2006/main">
-                    <a:graphicData uri="http://schemas.openxmlformats.org/drawingml/2006/picture">
-                      <pic:pic xmlns:pic="http://schemas.openxmlformats.org/drawingml/2006/picture">
-                        <pic:nvPicPr>
-                          <pic:cNvPr id="204" name="user4.png"/>
                           <pic:cNvPicPr/>
                         </pic:nvPicPr>
                         <pic:blipFill>
@@ -3663,7 +5907,7 @@
                 <w:b/>
                 <w:sz w:val="16"/>
               </w:rPr>
-              <w:t>Week 5</w:t>
+              <w:t>Week 3</w:t>
             </w:r>
           </w:p>
           <w:p>
@@ -3676,10 +5920,10 @@
                 <w:noProof/>
               </w:rPr>
               <w:drawing>
-                <wp:inline distT="0" distB="0" distL="0" distR="0" wp14:anchorId="745C3040" wp14:editId="0FB40834">
-                  <wp:extent cx="2788920" cy="1285517"/>
+                <wp:inline distT="0" distB="0" distL="0" distR="0" wp14:anchorId="7FEC5BF0" wp14:editId="299013F4">
+                  <wp:extent cx="2788920" cy="1269176"/>
                   <wp:effectExtent l="0" t="0" r="0" b="0"/>
-                  <wp:docPr id="205" name="Picture 205"/>
+                  <wp:docPr id="203" name="Picture 203"/>
                   <wp:cNvGraphicFramePr>
                     <a:graphicFrameLocks xmlns:a="http://schemas.openxmlformats.org/drawingml/2006/main" noChangeAspect="1"/>
                   </wp:cNvGraphicFramePr>
@@ -3687,7 +5931,7 @@
                     <a:graphicData uri="http://schemas.openxmlformats.org/drawingml/2006/picture">
                       <pic:pic xmlns:pic="http://schemas.openxmlformats.org/drawingml/2006/picture">
                         <pic:nvPicPr>
-                          <pic:cNvPr id="205" name="user5.png"/>
+                          <pic:cNvPr id="203" name="user3.png"/>
                           <pic:cNvPicPr/>
                         </pic:nvPicPr>
                         <pic:blipFill>
@@ -3699,7 +5943,7 @@
                         <pic:spPr>
                           <a:xfrm>
                             <a:off x="0" y="0"/>
-                            <a:ext cx="2788920" cy="1285517"/>
+                            <a:ext cx="2788920" cy="1269176"/>
                           </a:xfrm>
                           <a:prstGeom prst="rect">
                             <a:avLst/>
@@ -3728,7 +5972,7 @@
                 <w:b/>
                 <w:sz w:val="16"/>
               </w:rPr>
-              <w:t>Week 6</w:t>
+              <w:t>Week 4</w:t>
             </w:r>
           </w:p>
           <w:p>
@@ -3741,10 +5985,10 @@
                 <w:noProof/>
               </w:rPr>
               <w:drawing>
-                <wp:inline distT="0" distB="0" distL="0" distR="0" wp14:anchorId="08AB7D99" wp14:editId="35FE0DBB">
+                <wp:inline distT="0" distB="0" distL="0" distR="0" wp14:anchorId="175A4498" wp14:editId="7D064399">
                   <wp:extent cx="2788920" cy="1277347"/>
                   <wp:effectExtent l="0" t="0" r="0" b="0"/>
-                  <wp:docPr id="206" name="Picture 206"/>
+                  <wp:docPr id="204" name="Picture 204"/>
                   <wp:cNvGraphicFramePr>
                     <a:graphicFrameLocks xmlns:a="http://schemas.openxmlformats.org/drawingml/2006/main" noChangeAspect="1"/>
                   </wp:cNvGraphicFramePr>
@@ -3752,7 +5996,7 @@
                     <a:graphicData uri="http://schemas.openxmlformats.org/drawingml/2006/picture">
                       <pic:pic xmlns:pic="http://schemas.openxmlformats.org/drawingml/2006/picture">
                         <pic:nvPicPr>
-                          <pic:cNvPr id="206" name="user6.png"/>
+                          <pic:cNvPr id="204" name="user4.png"/>
                           <pic:cNvPicPr/>
                         </pic:nvPicPr>
                         <pic:blipFill>
@@ -3799,6 +6043,142 @@
                 <w:b/>
                 <w:sz w:val="16"/>
               </w:rPr>
+              <w:t>Week 5</w:t>
+            </w:r>
+          </w:p>
+          <w:p>
+            <w:pPr>
+              <w:spacing w:after="40"/>
+              <w:jc w:val="center"/>
+            </w:pPr>
+            <w:r>
+              <w:rPr>
+                <w:noProof/>
+              </w:rPr>
+              <w:drawing>
+                <wp:inline distT="0" distB="0" distL="0" distR="0" wp14:anchorId="745C3040" wp14:editId="0FB40834">
+                  <wp:extent cx="2788920" cy="1285517"/>
+                  <wp:effectExtent l="0" t="0" r="0" b="0"/>
+                  <wp:docPr id="205" name="Picture 205"/>
+                  <wp:cNvGraphicFramePr>
+                    <a:graphicFrameLocks xmlns:a="http://schemas.openxmlformats.org/drawingml/2006/main" noChangeAspect="1"/>
+                  </wp:cNvGraphicFramePr>
+                  <a:graphic xmlns:a="http://schemas.openxmlformats.org/drawingml/2006/main">
+                    <a:graphicData uri="http://schemas.openxmlformats.org/drawingml/2006/picture">
+                      <pic:pic xmlns:pic="http://schemas.openxmlformats.org/drawingml/2006/picture">
+                        <pic:nvPicPr>
+                          <pic:cNvPr id="205" name="user5.png"/>
+                          <pic:cNvPicPr/>
+                        </pic:nvPicPr>
+                        <pic:blipFill>
+                          <a:blip r:embed="rId13"/>
+                          <a:stretch>
+                            <a:fillRect/>
+                          </a:stretch>
+                        </pic:blipFill>
+                        <pic:spPr>
+                          <a:xfrm>
+                            <a:off x="0" y="0"/>
+                            <a:ext cx="2788920" cy="1285517"/>
+                          </a:xfrm>
+                          <a:prstGeom prst="rect">
+                            <a:avLst/>
+                          </a:prstGeom>
+                        </pic:spPr>
+                      </pic:pic>
+                    </a:graphicData>
+                  </a:graphic>
+                </wp:inline>
+              </w:drawing>
+            </w:r>
+          </w:p>
+        </w:tc>
+        <w:tc>
+          <w:tcPr>
+            <w:tcW w:w="4680" w:type="dxa"/>
+          </w:tcPr>
+          <w:p>
+            <w:pPr>
+              <w:keepNext/>
+              <w:spacing w:before="40" w:after="0"/>
+              <w:jc w:val="center"/>
+            </w:pPr>
+            <w:r>
+              <w:rPr>
+                <w:b/>
+                <w:sz w:val="16"/>
+              </w:rPr>
+              <w:t>Week 6</w:t>
+            </w:r>
+          </w:p>
+          <w:p>
+            <w:pPr>
+              <w:spacing w:after="40"/>
+              <w:jc w:val="center"/>
+            </w:pPr>
+            <w:r>
+              <w:rPr>
+                <w:noProof/>
+              </w:rPr>
+              <w:drawing>
+                <wp:inline distT="0" distB="0" distL="0" distR="0" wp14:anchorId="08AB7D99" wp14:editId="35FE0DBB">
+                  <wp:extent cx="2788920" cy="1277347"/>
+                  <wp:effectExtent l="0" t="0" r="0" b="0"/>
+                  <wp:docPr id="206" name="Picture 206"/>
+                  <wp:cNvGraphicFramePr>
+                    <a:graphicFrameLocks xmlns:a="http://schemas.openxmlformats.org/drawingml/2006/main" noChangeAspect="1"/>
+                  </wp:cNvGraphicFramePr>
+                  <a:graphic xmlns:a="http://schemas.openxmlformats.org/drawingml/2006/main">
+                    <a:graphicData uri="http://schemas.openxmlformats.org/drawingml/2006/picture">
+                      <pic:pic xmlns:pic="http://schemas.openxmlformats.org/drawingml/2006/picture">
+                        <pic:nvPicPr>
+                          <pic:cNvPr id="206" name="user6.png"/>
+                          <pic:cNvPicPr/>
+                        </pic:nvPicPr>
+                        <pic:blipFill>
+                          <a:blip r:embed="rId14"/>
+                          <a:stretch>
+                            <a:fillRect/>
+                          </a:stretch>
+                        </pic:blipFill>
+                        <pic:spPr>
+                          <a:xfrm>
+                            <a:off x="0" y="0"/>
+                            <a:ext cx="2788920" cy="1277347"/>
+                          </a:xfrm>
+                          <a:prstGeom prst="rect">
+                            <a:avLst/>
+                          </a:prstGeom>
+                        </pic:spPr>
+                      </pic:pic>
+                    </a:graphicData>
+                  </a:graphic>
+                </wp:inline>
+              </w:drawing>
+            </w:r>
+          </w:p>
+        </w:tc>
+      </w:tr>
+      <w:tr>
+        <w:trPr>
+          <w:cantSplit/>
+          <w:jc w:val="center"/>
+        </w:trPr>
+        <w:tc>
+          <w:tcPr>
+            <w:tcW w:w="4680" w:type="dxa"/>
+          </w:tcPr>
+          <w:p>
+            <w:pPr>
+              <w:keepNext/>
+              <w:spacing w:before="40" w:after="0"/>
+              <w:jc w:val="center"/>
+            </w:pPr>
+            <w:r>
+              <w:rPr>
+                <w:b/>
+                <w:sz w:val="16"/>
+              </w:rPr>
               <w:t>Week 7</w:t>
             </w:r>
           </w:p>
@@ -3827,7 +6207,7 @@
                           <pic:cNvPicPr/>
                         </pic:nvPicPr>
                         <pic:blipFill>
-                          <a:blip r:embed="rId13"/>
+                          <a:blip r:embed="rId15"/>
                           <a:stretch>
                             <a:fillRect/>
                           </a:stretch>
@@ -3892,7 +6272,7 @@
                           <pic:cNvPicPr/>
                         </pic:nvPicPr>
                         <pic:blipFill>
-                          <a:blip r:embed="rId14"/>
+                          <a:blip r:embed="rId16"/>
                           <a:stretch>
                             <a:fillRect/>
                           </a:stretch>
@@ -3972,7 +6352,7 @@
                     <pic:cNvPicPr/>
                   </pic:nvPicPr>
                   <pic:blipFill>
-                    <a:blip r:embed="rId15"/>
+                    <a:blip r:embed="rId17"/>
                     <a:stretch>
                       <a:fillRect/>
                     </a:stretch>
@@ -4032,7 +6412,7 @@
                     <pic:cNvPicPr/>
                   </pic:nvPicPr>
                   <pic:blipFill>
-                    <a:blip r:embed="rId16"/>
+                    <a:blip r:embed="rId18"/>
                     <a:stretch>
                       <a:fillRect/>
                     </a:stretch>
@@ -4063,7 +6443,23 @@
           <w:i/>
           <w:sz w:val="20"/>
         </w:rPr>
-        <w:t>Figure 4. A diagram from the AI Agents in Action book showing communication happening in a multi-agent system that helped demonstrate how user queries are answered by an agent.</w:t>
+        <w:t xml:space="preserve">Figure 4. A multi-agent configuration in which a controller agent passes the user's query to coder and tester agents (Lanham, 2025, Figure 1.2, p. 4). It is shown for contrast: </w:t>
+      </w:r>
+      <w:proofErr w:type="spellStart"/>
+      <w:r>
+        <w:rPr>
+          <w:i/>
+          <w:sz w:val="20"/>
+        </w:rPr>
+        <w:t>UniFlow</w:t>
+      </w:r>
+      <w:proofErr w:type="spellEnd"/>
+      <w:r>
+        <w:rPr>
+          <w:i/>
+          <w:sz w:val="20"/>
+        </w:rPr>
+        <w:t xml:space="preserve"> uses a single bounded agent with two allow-listed tools.</w:t>
       </w:r>
     </w:p>
     <w:p>
@@ -4093,7 +6489,7 @@
                     <pic:cNvPicPr/>
                   </pic:nvPicPr>
                   <pic:blipFill>
-                    <a:blip r:embed="rId17"/>
+                    <a:blip r:embed="rId19"/>
                     <a:stretch>
                       <a:fillRect/>
                     </a:stretch>
@@ -4124,27 +6520,44 @@
           <w:i/>
           <w:sz w:val="20"/>
         </w:rPr>
-        <w:t>Figure 5. Agent planning and how it varies between different applications from the AI Agents in Action book.</w:t>
-      </w:r>
-      <w:r>
-        <w:t xml:space="preserve"> </w:t>
+        <w:t xml:space="preserve">Figure 5. Where and when feedback is applied across agent applications (Lanham, 2025, Table 11.4, p. 294). In </w:t>
+      </w:r>
+      <w:proofErr w:type="spellStart"/>
+      <w:r>
+        <w:rPr>
+          <w:i/>
+          <w:sz w:val="20"/>
+        </w:rPr>
+        <w:t>UniFlow</w:t>
+      </w:r>
+      <w:proofErr w:type="spellEnd"/>
+      <w:r>
+        <w:rPr>
+          <w:i/>
+          <w:sz w:val="20"/>
+        </w:rPr>
+        <w:t>, feedback is external and human: a reviewer approves or rejects each drafted defect.</w:t>
       </w:r>
     </w:p>
     <w:p>
       <w:pPr>
         <w:pStyle w:val="Heading1"/>
       </w:pPr>
+      <w:bookmarkStart w:id="24" w:name="_Toc244102742"/>
       <w:r>
         <w:t>10. Results, Limitations and Professional Reflection</w:t>
       </w:r>
+      <w:bookmarkEnd w:id="24"/>
     </w:p>
     <w:p>
       <w:pPr>
         <w:pStyle w:val="Heading2"/>
       </w:pPr>
+      <w:bookmarkStart w:id="25" w:name="_Toc244102743"/>
       <w:r>
         <w:t>10.1 What works</w:t>
       </w:r>
+      <w:bookmarkEnd w:id="25"/>
     </w:p>
     <w:tbl>
       <w:tblPr>
@@ -4494,9 +6907,11 @@
       <w:pPr>
         <w:pStyle w:val="Heading2"/>
       </w:pPr>
+      <w:bookmarkStart w:id="26" w:name="_Toc244102744"/>
       <w:r>
         <w:t>10.2 What does not, and remaining risks</w:t>
       </w:r>
+      <w:bookmarkEnd w:id="26"/>
     </w:p>
     <w:p>
       <w:pPr>
@@ -4540,6 +6955,7 @@
         <w:spacing w:after="40"/>
       </w:pPr>
       <w:r>
+        <w:lastRenderedPageBreak/>
         <w:t>Rules without a stated user story (R-03, R-08) cannot have defects filed until a link is agreed.</w:t>
       </w:r>
     </w:p>
@@ -4547,10 +6963,11 @@
       <w:pPr>
         <w:pStyle w:val="Heading2"/>
       </w:pPr>
-      <w:r>
-        <w:lastRenderedPageBreak/>
+      <w:bookmarkStart w:id="27" w:name="_Toc244102745"/>
+      <w:r>
         <w:t>10.3 Cost and latency</w:t>
       </w:r>
+      <w:bookmarkEnd w:id="27"/>
     </w:p>
     <w:p>
       <w:r>
@@ -4561,9 +6978,11 @@
       <w:pPr>
         <w:pStyle w:val="Heading2"/>
       </w:pPr>
+      <w:bookmarkStart w:id="28" w:name="_Toc244102746"/>
       <w:r>
         <w:t>10.4 Future work</w:t>
       </w:r>
+      <w:bookmarkEnd w:id="28"/>
     </w:p>
     <w:p>
       <w:r>
@@ -4582,9 +7001,11 @@
       <w:pPr>
         <w:pStyle w:val="Heading2"/>
       </w:pPr>
+      <w:bookmarkStart w:id="29" w:name="_Toc244102747"/>
       <w:r>
         <w:t>10.5 Human responsibility and reflection</w:t>
       </w:r>
+      <w:bookmarkEnd w:id="29"/>
     </w:p>
     <w:p>
       <w:r>
@@ -4608,9 +7029,11 @@
       <w:pPr>
         <w:pStyle w:val="Heading1"/>
       </w:pPr>
+      <w:bookmarkStart w:id="30" w:name="_Toc244102748"/>
       <w:r>
         <w:t>References</w:t>
       </w:r>
+      <w:bookmarkEnd w:id="30"/>
     </w:p>
     <w:p>
       <w:r>
@@ -4636,10 +7059,12 @@
       <w:pPr>
         <w:pStyle w:val="Heading1"/>
       </w:pPr>
+      <w:bookmarkStart w:id="31" w:name="_Toc244102749"/>
       <w:r>
         <w:lastRenderedPageBreak/>
-        <w:t>Appendices (outside the page limit)</w:t>
-      </w:r>
+        <w:t>Appendices</w:t>
+      </w:r>
+      <w:bookmarkEnd w:id="31"/>
     </w:p>
     <w:p>
       <w:pPr>
@@ -7328,6 +9753,7 @@
     </w:p>
     <w:p/>
     <w:sectPr>
+      <w:footerReference w:type="default" r:id="rId20"/>
       <w:pgSz w:w="12240" w:h="15840"/>
       <w:pgMar w:top="1296" w:right="1440" w:bottom="1296" w:left="1440" w:header="720" w:footer="720" w:gutter="0"/>
       <w:cols w:space="720"/>
@@ -7335,6 +9761,87 @@
     </w:sectPr>
   </w:body>
 </w:document>
+</file>
+
+<file path=word/endnotes.xml><?xml version="1.0" encoding="utf-8"?>
+<w:endnotes xmlns:wpc="http://schemas.microsoft.com/office/word/2010/wordprocessingCanvas" xmlns:cx="http://schemas.microsoft.com/office/drawing/2014/chartex" xmlns:cx1="http://schemas.microsoft.com/office/drawing/2015/9/8/chartex" xmlns:cx2="http://schemas.microsoft.com/office/drawing/2015/10/21/chartex" xmlns:cx3="http://schemas.microsoft.com/office/drawing/2016/5/9/chartex" xmlns:cx4="http://schemas.microsoft.com/office/drawing/2016/5/10/chartex" xmlns:cx5="http://schemas.microsoft.com/office/drawing/2016/5/11/chartex" xmlns:cx6="http://schemas.microsoft.com/office/drawing/2016/5/12/chartex" xmlns:cx7="http://schemas.microsoft.com/office/drawing/2016/5/13/chartex" xmlns:cx8="http://schemas.microsoft.com/office/drawing/2016/5/14/chartex" xmlns:mc="http://schemas.openxmlformats.org/markup-compatibility/2006" xmlns:aink="http://schemas.microsoft.com/office/drawing/2016/ink" xmlns:am3d="http://schemas.microsoft.com/office/drawing/2017/model3d" xmlns:o="urn:schemas-microsoft-com:office:office" xmlns:oel="http://schemas.microsoft.com/office/2019/extlst" xmlns:r="http://schemas.openxmlformats.org/officeDocument/2006/relationships" xmlns:m="http://schemas.openxmlformats.org/officeDocument/2006/math" xmlns:v="urn:schemas-microsoft-com:vml" xmlns:wp14="http://schemas.microsoft.com/office/word/2010/wordprocessingDrawing" xmlns:wp="http://schemas.openxmlformats.org/drawingml/2006/wordprocessingDrawing" xmlns:w10="urn:schemas-microsoft-com:office:word" xmlns:w="http://schemas.openxmlformats.org/wordprocessingml/2006/main" xmlns:w14="http://schemas.microsoft.com/office/word/2010/wordml" xmlns:w15="http://schemas.microsoft.com/office/word/2012/wordml" xmlns:w16cex="http://schemas.microsoft.com/office/word/2018/wordml/cex" xmlns:w16cid="http://schemas.microsoft.com/office/word/2016/wordml/cid" xmlns:w16="http://schemas.microsoft.com/office/word/2018/wordml" xmlns:w16du="http://schemas.microsoft.com/office/word/2023/wordml/word16du" xmlns:w16sdtdh="http://schemas.microsoft.com/office/word/2020/wordml/sdtdatahash" xmlns:w16sdtfl="http://schemas.microsoft.com/office/word/2024/wordml/sdtformatlock" xmlns:w16se="http://schemas.microsoft.com/office/word/2015/wordml/symex" xmlns:wpg="http://schemas.microsoft.com/office/word/2010/wordprocessingGroup" xmlns:wpi="http://schemas.microsoft.com/office/word/2010/wordprocessingInk" xmlns:wne="http://schemas.microsoft.com/office/word/2006/wordml" xmlns:wps="http://schemas.microsoft.com/office/word/2010/wordprocessingShape" mc:Ignorable="w14 w15 w16se w16cid w16 w16cex w16sdtdh w16sdtfl w16du wp14">
+  <w:endnote w:type="separator" w:id="-1">
+    <w:p>
+      <w:pPr>
+        <w:spacing w:after="0" w:line="240" w:lineRule="auto"/>
+      </w:pPr>
+      <w:r>
+        <w:separator/>
+      </w:r>
+    </w:p>
+  </w:endnote>
+  <w:endnote w:type="continuationSeparator" w:id="0">
+    <w:p>
+      <w:pPr>
+        <w:spacing w:after="0" w:line="240" w:lineRule="auto"/>
+      </w:pPr>
+      <w:r>
+        <w:continuationSeparator/>
+      </w:r>
+    </w:p>
+  </w:endnote>
+</w:endnotes>
+</file>
+
+<file path=word/footer1.xml><?xml version="1.0" encoding="utf-8"?>
+<w:ftr xmlns:wpc="http://schemas.microsoft.com/office/word/2010/wordprocessingCanvas" xmlns:cx="http://schemas.microsoft.com/office/drawing/2014/chartex" xmlns:cx1="http://schemas.microsoft.com/office/drawing/2015/9/8/chartex" xmlns:cx2="http://schemas.microsoft.com/office/drawing/2015/10/21/chartex" xmlns:cx3="http://schemas.microsoft.com/office/drawing/2016/5/9/chartex" xmlns:cx4="http://schemas.microsoft.com/office/drawing/2016/5/10/chartex" xmlns:cx5="http://schemas.microsoft.com/office/drawing/2016/5/11/chartex" xmlns:cx6="http://schemas.microsoft.com/office/drawing/2016/5/12/chartex" xmlns:cx7="http://schemas.microsoft.com/office/drawing/2016/5/13/chartex" xmlns:cx8="http://schemas.microsoft.com/office/drawing/2016/5/14/chartex" xmlns:mc="http://schemas.openxmlformats.org/markup-compatibility/2006" xmlns:aink="http://schemas.microsoft.com/office/drawing/2016/ink" xmlns:am3d="http://schemas.microsoft.com/office/drawing/2017/model3d" xmlns:o="urn:schemas-microsoft-com:office:office" xmlns:oel="http://schemas.microsoft.com/office/2019/extlst" xmlns:r="http://schemas.openxmlformats.org/officeDocument/2006/relationships" xmlns:m="http://schemas.openxmlformats.org/officeDocument/2006/math" xmlns:v="urn:schemas-microsoft-com:vml" xmlns:wp14="http://schemas.microsoft.com/office/word/2010/wordprocessingDrawing" xmlns:wp="http://schemas.openxmlformats.org/drawingml/2006/wordprocessingDrawing" xmlns:w10="urn:schemas-microsoft-com:office:word" xmlns:w="http://schemas.openxmlformats.org/wordprocessingml/2006/main" xmlns:w14="http://schemas.microsoft.com/office/word/2010/wordml" xmlns:w15="http://schemas.microsoft.com/office/word/2012/wordml" xmlns:w16cex="http://schemas.microsoft.com/office/word/2018/wordml/cex" xmlns:w16cid="http://schemas.microsoft.com/office/word/2016/wordml/cid" xmlns:w16="http://schemas.microsoft.com/office/word/2018/wordml" xmlns:w16du="http://schemas.microsoft.com/office/word/2023/wordml/word16du" xmlns:w16sdtdh="http://schemas.microsoft.com/office/word/2020/wordml/sdtdatahash" xmlns:w16sdtfl="http://schemas.microsoft.com/office/word/2024/wordml/sdtformatlock" xmlns:w16se="http://schemas.microsoft.com/office/word/2015/wordml/symex" xmlns:wpg="http://schemas.microsoft.com/office/word/2010/wordprocessingGroup" xmlns:wpi="http://schemas.microsoft.com/office/word/2010/wordprocessingInk" xmlns:wne="http://schemas.microsoft.com/office/word/2006/wordml" xmlns:wps="http://schemas.microsoft.com/office/word/2010/wordprocessingShape" mc:Ignorable="w14 w15 w16se w16cid w16 w16cex w16sdtdh w16sdtfl w16du wp14">
+  <w:p>
+    <w:pPr>
+      <w:pStyle w:val="Footer"/>
+      <w:jc w:val="right"/>
+    </w:pPr>
+    <w:r>
+      <w:fldChar w:fldCharType="begin"/>
+    </w:r>
+    <w:r>
+      <w:instrText>PAGE</w:instrText>
+    </w:r>
+    <w:r>
+      <w:fldChar w:fldCharType="separate"/>
+    </w:r>
+    <w:r>
+      <w:t>1</w:t>
+    </w:r>
+    <w:r>
+      <w:fldChar w:fldCharType="end"/>
+    </w:r>
+  </w:p>
+  <w:p>
+    <w:r>
+      <w:t>Uniflow Final Engineering Report, Group I</w:t>
+    </w:r>
+  </w:p>
+</w:ftr>
+</file>
+
+<file path=word/footnotes.xml><?xml version="1.0" encoding="utf-8"?>
+<w:footnotes xmlns:wpc="http://schemas.microsoft.com/office/word/2010/wordprocessingCanvas" xmlns:cx="http://schemas.microsoft.com/office/drawing/2014/chartex" xmlns:cx1="http://schemas.microsoft.com/office/drawing/2015/9/8/chartex" xmlns:cx2="http://schemas.microsoft.com/office/drawing/2015/10/21/chartex" xmlns:cx3="http://schemas.microsoft.com/office/drawing/2016/5/9/chartex" xmlns:cx4="http://schemas.microsoft.com/office/drawing/2016/5/10/chartex" xmlns:cx5="http://schemas.microsoft.com/office/drawing/2016/5/11/chartex" xmlns:cx6="http://schemas.microsoft.com/office/drawing/2016/5/12/chartex" xmlns:cx7="http://schemas.microsoft.com/office/drawing/2016/5/13/chartex" xmlns:cx8="http://schemas.microsoft.com/office/drawing/2016/5/14/chartex" xmlns:mc="http://schemas.openxmlformats.org/markup-compatibility/2006" xmlns:aink="http://schemas.microsoft.com/office/drawing/2016/ink" xmlns:am3d="http://schemas.microsoft.com/office/drawing/2017/model3d" xmlns:o="urn:schemas-microsoft-com:office:office" xmlns:oel="http://schemas.microsoft.com/office/2019/extlst" xmlns:r="http://schemas.openxmlformats.org/officeDocument/2006/relationships" xmlns:m="http://schemas.openxmlformats.org/officeDocument/2006/math" xmlns:v="urn:schemas-microsoft-com:vml" xmlns:wp14="http://schemas.microsoft.com/office/word/2010/wordprocessingDrawing" xmlns:wp="http://schemas.openxmlformats.org/drawingml/2006/wordprocessingDrawing" xmlns:w10="urn:schemas-microsoft-com:office:word" xmlns:w="http://schemas.openxmlformats.org/wordprocessingml/2006/main" xmlns:w14="http://schemas.microsoft.com/office/word/2010/wordml" xmlns:w15="http://schemas.microsoft.com/office/word/2012/wordml" xmlns:w16cex="http://schemas.microsoft.com/office/word/2018/wordml/cex" xmlns:w16cid="http://schemas.microsoft.com/office/word/2016/wordml/cid" xmlns:w16="http://schemas.microsoft.com/office/word/2018/wordml" xmlns:w16du="http://schemas.microsoft.com/office/word/2023/wordml/word16du" xmlns:w16sdtdh="http://schemas.microsoft.com/office/word/2020/wordml/sdtdatahash" xmlns:w16sdtfl="http://schemas.microsoft.com/office/word/2024/wordml/sdtformatlock" xmlns:w16se="http://schemas.microsoft.com/office/word/2015/wordml/symex" xmlns:wpg="http://schemas.microsoft.com/office/word/2010/wordprocessingGroup" xmlns:wpi="http://schemas.microsoft.com/office/word/2010/wordprocessingInk" xmlns:wne="http://schemas.microsoft.com/office/word/2006/wordml" xmlns:wps="http://schemas.microsoft.com/office/word/2010/wordprocessingShape" mc:Ignorable="w14 w15 w16se w16cid w16 w16cex w16sdtdh w16sdtfl w16du wp14">
+  <w:footnote w:type="separator" w:id="-1">
+    <w:p>
+      <w:pPr>
+        <w:spacing w:after="0" w:line="240" w:lineRule="auto"/>
+      </w:pPr>
+      <w:r>
+        <w:separator/>
+      </w:r>
+    </w:p>
+  </w:footnote>
+  <w:footnote w:type="continuationSeparator" w:id="0">
+    <w:p>
+      <w:pPr>
+        <w:spacing w:after="0" w:line="240" w:lineRule="auto"/>
+      </w:pPr>
+      <w:r>
+        <w:continuationSeparator/>
+      </w:r>
+    </w:p>
+  </w:footnote>
+</w:footnotes>
 </file>
 
 <file path=word/numbering.xml><?xml version="1.0" encoding="utf-8"?>
@@ -18940,6 +21447,31 @@
       <w:shd w:val="clear" w:color="auto" w:fill="E1DFDD"/>
     </w:rPr>
   </w:style>
+  <w:style w:type="paragraph" w:styleId="TOC1">
+    <w:name w:val="toc 1"/>
+    <w:basedOn w:val="Normal"/>
+    <w:next w:val="Normal"/>
+    <w:autoRedefine/>
+    <w:uiPriority w:val="39"/>
+    <w:unhideWhenUsed/>
+    <w:rsid w:val="00593E7B"/>
+    <w:pPr>
+      <w:spacing w:after="60"/>
+    </w:pPr>
+  </w:style>
+  <w:style w:type="paragraph" w:styleId="TOC2">
+    <w:name w:val="toc 2"/>
+    <w:basedOn w:val="Normal"/>
+    <w:next w:val="Normal"/>
+    <w:autoRedefine/>
+    <w:uiPriority w:val="39"/>
+    <w:unhideWhenUsed/>
+    <w:rsid w:val="00593E7B"/>
+    <w:pPr>
+      <w:spacing w:after="60"/>
+      <w:ind w:left="220"/>
+    </w:pPr>
+  </w:style>
 </w:styles>
 </file>
 
